--- a/Year 1/Природно-надійні системи кібербезпеки/Звіт_5.docx
+++ b/Year 1/Природно-надійні системи кібербезпеки/Звіт_5.docx
@@ -336,7 +336,7 @@
           <w:b/>
           <w:sz w:val="28"/>
           <w:szCs w:val="28"/>
-          <w:lang w:val="uk-UA"/>
+          <w:lang w:val="en-US"/>
         </w:rPr>
       </w:pPr>
       <w:r>
@@ -355,7 +355,7 @@
           <w:b/>
           <w:sz w:val="28"/>
           <w:szCs w:val="28"/>
-          <w:lang w:val="uk-UA"/>
+          <w:lang w:val="en-US"/>
         </w:rPr>
         <w:t>5</w:t>
       </w:r>
@@ -399,7 +399,7 @@
           <w:color w:val="000000"/>
           <w:sz w:val="28"/>
           <w:szCs w:val="28"/>
-          <w:lang w:val="en-US" w:eastAsia="en-US"/>
+          <w:lang w:val="uk-UA" w:eastAsia="en-US"/>
           <w14:ligatures w14:val="standardContextual"/>
         </w:rPr>
       </w:pPr>
@@ -416,34 +416,53 @@
       <w:proofErr w:type="spellStart"/>
       <w:r>
         <w:rPr>
+          <w:rFonts w:eastAsiaTheme="minorHAnsi"/>
+          <w:b/>
+          <w:bCs/>
+          <w:color w:val="000000"/>
+          <w:sz w:val="28"/>
+          <w:szCs w:val="28"/>
+          <w:lang w:val="uk-UA" w:eastAsia="en-US"/>
+          <w14:ligatures w14:val="standardContextual"/>
+        </w:rPr>
+        <w:t>Нейромережа</w:t>
+      </w:r>
+      <w:proofErr w:type="spellEnd"/>
+      <w:r>
+        <w:rPr>
+          <w:rFonts w:eastAsiaTheme="minorHAnsi"/>
+          <w:b/>
+          <w:bCs/>
+          <w:color w:val="000000"/>
+          <w:sz w:val="28"/>
+          <w:szCs w:val="28"/>
+          <w:lang w:val="uk-UA" w:eastAsia="en-US"/>
+          <w14:ligatures w14:val="standardContextual"/>
+        </w:rPr>
+        <w:t xml:space="preserve"> Seq2seq на основі LSTM для шифрування інформації</w:t>
+      </w:r>
+      <w:r>
+        <w:rPr>
+          <w:rFonts w:eastAsiaTheme="minorHAnsi"/>
+          <w:b/>
+          <w:bCs/>
+          <w:color w:val="000000"/>
+          <w:sz w:val="28"/>
+          <w:szCs w:val="28"/>
+          <w:lang w:val="uk-UA" w:eastAsia="en-US"/>
+          <w14:ligatures w14:val="standardContextual"/>
+        </w:rPr>
+        <w:t>.</w:t>
+      </w:r>
+      <w:r>
+        <w:rPr>
           <w:rFonts w:ascii="Times New Roman CYR" w:hAnsi="Times New Roman CYR"/>
           <w:b/>
           <w:sz w:val="28"/>
           <w:szCs w:val="28"/>
           <w:lang w:val="uk-UA"/>
         </w:rPr>
-        <w:t>Нейромережа</w:t>
-      </w:r>
-      <w:proofErr w:type="spellEnd"/>
-      <w:r>
-        <w:rPr>
-          <w:rFonts w:ascii="Times New Roman CYR" w:hAnsi="Times New Roman CYR"/>
-          <w:b/>
-          <w:sz w:val="28"/>
-          <w:szCs w:val="28"/>
-          <w:lang w:val="uk-UA"/>
-        </w:rPr>
-        <w:t xml:space="preserve"> мультиплікативної уваги на основі SRN для шифрування інформації</w:t>
-      </w:r>
-      <w:r>
-        <w:rPr>
-          <w:rFonts w:ascii="Times New Roman CYR" w:hAnsi="Times New Roman CYR"/>
-          <w:b/>
-          <w:sz w:val="28"/>
-          <w:szCs w:val="28"/>
-          <w:lang w:val="uk-UA"/>
-        </w:rPr>
-        <w:t>"</w:t>
+        <w:t>”</w:t>
       </w:r>
     </w:p>
     <w:p>
@@ -834,7 +853,7 @@
       <w:r>
         <w:rPr>
           <w:rFonts w:ascii="Times New Roman CYR" w:hAnsi="Times New Roman CYR"/>
-          <w:lang w:val="uk-UA"/>
+          <w:lang w:val="en-US"/>
         </w:rPr>
         <w:t>5</w:t>
       </w:r>
@@ -846,7 +865,8 @@
         <w:rPr>
           <w:rFonts w:ascii="Times New Roman CYR" w:hAnsi="Times New Roman CYR"/>
           <w:b/>
-          <w:lang w:val="en-US"/>
+          <w:i/>
+          <w:lang w:val="uk-UA"/>
         </w:rPr>
       </w:pPr>
       <w:r>
@@ -862,610 +882,326 @@
           <w:b/>
           <w:lang w:val="uk-UA"/>
         </w:rPr>
-        <w:t xml:space="preserve"> </w:t>
-      </w:r>
-      <w:r>
-        <w:rPr>
-          <w:rFonts w:ascii="Times New Roman CYR" w:hAnsi="Times New Roman CYR"/>
+        <w:t xml:space="preserve"> «</w:t>
+      </w:r>
+      <w:proofErr w:type="spellStart"/>
+      <w:r>
+        <w:rPr>
           <w:b/>
-          <w:lang w:val="en-US"/>
-        </w:rPr>
-        <w:t>“</w:t>
-      </w:r>
-      <w:proofErr w:type="spellStart"/>
-      <w:r>
-        <w:rPr>
-          <w:rFonts w:ascii="Times New Roman CYR" w:hAnsi="Times New Roman CYR"/>
+          <w:lang w:val="uk-UA"/>
+        </w:rPr>
+        <w:t>Нейромережа</w:t>
+      </w:r>
+      <w:proofErr w:type="spellEnd"/>
+      <w:r>
+        <w:rPr>
           <w:b/>
           <w:lang w:val="uk-UA"/>
         </w:rPr>
-        <w:t>Нейромережа</w:t>
-      </w:r>
-      <w:proofErr w:type="spellEnd"/>
-      <w:r>
-        <w:rPr>
-          <w:rFonts w:ascii="Times New Roman CYR" w:hAnsi="Times New Roman CYR"/>
+        <w:t xml:space="preserve"> Seq2seq на основі LSTM для шифрування інформації</w:t>
+      </w:r>
+      <w:r>
+        <w:rPr>
           <w:b/>
           <w:lang w:val="uk-UA"/>
         </w:rPr>
-        <w:t xml:space="preserve"> мультиплікативної уваги на основі SRN для шифрування інформації</w:t>
+        <w:t>.</w:t>
       </w:r>
       <w:r>
         <w:rPr>
           <w:rFonts w:ascii="Times New Roman CYR" w:hAnsi="Times New Roman CYR"/>
           <w:b/>
-          <w:lang w:val="en-US"/>
-        </w:rPr>
-        <w:t>”</w:t>
-      </w:r>
-    </w:p>
-    <w:p>
-      <w:pPr>
-        <w:pStyle w:val="ListParagraph"/>
+          <w:lang w:val="uk-UA"/>
+        </w:rPr>
+        <w:t>»</w:t>
+      </w:r>
+    </w:p>
+    <w:p>
+      <w:pPr>
         <w:numPr>
           <w:ilvl w:val="0"/>
-          <w:numId w:val="19"/>
+          <w:numId w:val="1"/>
         </w:numPr>
         <w:spacing w:line="360" w:lineRule="auto"/>
-        <w:rPr>
-          <w:rFonts w:ascii="Times New Roman CYR" w:hAnsi="Times New Roman CYR"/>
+        <w:jc w:val="both"/>
+        <w:rPr>
+          <w:lang w:val="uk-UA"/>
+        </w:rPr>
+      </w:pPr>
+      <w:r>
+        <w:rPr>
           <w:b/>
+          <w:bCs/>
           <w:i/>
           <w:lang w:val="uk-UA"/>
         </w:rPr>
-      </w:pPr>
-      <w:r>
-        <w:rPr>
-          <w:rFonts w:ascii="Times New Roman CYR" w:hAnsi="Times New Roman CYR"/>
-          <w:b/>
-          <w:i/>
-          <w:lang w:val="uk-UA"/>
-        </w:rPr>
-        <w:t>Мета роботи:</w:t>
-      </w:r>
-      <w:r>
-        <w:rPr>
-          <w:rFonts w:ascii="Times New Roman CYR" w:hAnsi="Times New Roman CYR"/>
-          <w:b/>
-          <w:i/>
+        <w:t>Мета роботи</w:t>
+      </w:r>
+      <w:r>
+        <w:rPr>
+          <w:lang w:val="uk-UA"/>
+        </w:rPr>
+        <w:t xml:space="preserve">: </w:t>
+      </w:r>
+      <w:r>
+        <w:rPr>
+          <w:lang w:val="uk-UA"/>
+        </w:rPr>
+        <w:t xml:space="preserve">Реалізувати за допомогою пакета </w:t>
+      </w:r>
+      <w:proofErr w:type="spellStart"/>
+      <w:r>
+        <w:rPr>
+          <w:lang w:val="uk-UA"/>
+        </w:rPr>
+        <w:t>tensorflow</w:t>
+      </w:r>
+      <w:proofErr w:type="spellEnd"/>
+      <w:r>
+        <w:rPr>
+          <w:lang w:val="uk-UA"/>
+        </w:rPr>
+        <w:t xml:space="preserve"> шифрування</w:t>
+      </w:r>
+      <w:r>
+        <w:rPr>
           <w:lang w:val="en-US"/>
         </w:rPr>
         <w:t xml:space="preserve"> </w:t>
       </w:r>
+      <w:r>
+        <w:rPr>
+          <w:lang w:val="uk-UA"/>
+        </w:rPr>
+        <w:t xml:space="preserve">інформації на основі </w:t>
+      </w:r>
       <w:proofErr w:type="spellStart"/>
       <w:r>
-        <w:t>Дослідити</w:t>
+        <w:rPr>
+          <w:lang w:val="uk-UA"/>
+        </w:rPr>
+        <w:t>нейромережі</w:t>
       </w:r>
       <w:proofErr w:type="spellEnd"/>
       <w:r>
-        <w:t xml:space="preserve"> та </w:t>
-      </w:r>
-      <w:proofErr w:type="spellStart"/>
-      <w:r>
-        <w:t>реалізувати</w:t>
-      </w:r>
-      <w:proofErr w:type="spellEnd"/>
-      <w:r>
-        <w:t xml:space="preserve"> </w:t>
-      </w:r>
-      <w:proofErr w:type="spellStart"/>
-      <w:r>
-        <w:t>архітектуру</w:t>
-      </w:r>
-      <w:proofErr w:type="spellEnd"/>
-      <w:r>
-        <w:t xml:space="preserve"> Seq2seq з </w:t>
-      </w:r>
-      <w:proofErr w:type="spellStart"/>
-      <w:r>
-        <w:t>механізмом</w:t>
-      </w:r>
-      <w:proofErr w:type="spellEnd"/>
-      <w:r>
-        <w:t xml:space="preserve"> </w:t>
-      </w:r>
-      <w:proofErr w:type="spellStart"/>
-      <w:r>
-        <w:t>уваги</w:t>
-      </w:r>
-      <w:proofErr w:type="spellEnd"/>
-      <w:r>
-        <w:t xml:space="preserve"> (Attention) </w:t>
-      </w:r>
-      <w:proofErr w:type="spellStart"/>
-      <w:r>
-        <w:t>на</w:t>
-      </w:r>
-      <w:proofErr w:type="spellEnd"/>
-      <w:r>
-        <w:t xml:space="preserve"> </w:t>
-      </w:r>
-      <w:proofErr w:type="spellStart"/>
-      <w:r>
-        <w:t>основі</w:t>
-      </w:r>
-      <w:proofErr w:type="spellEnd"/>
-      <w:r>
-        <w:t xml:space="preserve"> </w:t>
-      </w:r>
-      <w:proofErr w:type="spellStart"/>
-      <w:r>
-        <w:t>рекурентних</w:t>
-      </w:r>
-      <w:proofErr w:type="spellEnd"/>
-      <w:r>
-        <w:t xml:space="preserve"> </w:t>
-      </w:r>
-      <w:proofErr w:type="spellStart"/>
-      <w:r>
-        <w:t>шарів</w:t>
-      </w:r>
-      <w:proofErr w:type="spellEnd"/>
-      <w:r>
-        <w:t xml:space="preserve"> SRN</w:t>
+        <w:rPr>
+          <w:lang w:val="uk-UA"/>
+        </w:rPr>
+        <w:t xml:space="preserve"> Seq2seq, що базується на LSTM</w:t>
+      </w:r>
+      <w:r>
+        <w:rPr>
+          <w:lang w:val="uk-UA"/>
+        </w:rPr>
+        <w:t>.</w:t>
       </w:r>
     </w:p>
     <w:p>
       <w:pPr>
         <w:numPr>
           <w:ilvl w:val="0"/>
-          <w:numId w:val="19"/>
+          <w:numId w:val="1"/>
         </w:numPr>
         <w:spacing w:line="360" w:lineRule="auto"/>
         <w:rPr>
+          <w:lang w:val="uk-UA"/>
+        </w:rPr>
+      </w:pPr>
+      <w:r>
+        <w:rPr>
           <w:b/>
+          <w:bCs/>
           <w:i/>
           <w:lang w:val="uk-UA"/>
         </w:rPr>
-      </w:pPr>
-      <w:r>
-        <w:rPr>
-          <w:b/>
-          <w:i/>
-          <w:lang w:val="uk-UA"/>
-        </w:rPr>
-        <w:t>Завдання для виконання:</w:t>
-      </w:r>
-    </w:p>
-    <w:p>
-      <w:pPr>
-        <w:pStyle w:val="Normal15"/>
+        <w:t>Завдання для виконання</w:t>
+      </w:r>
+      <w:r>
+        <w:rPr>
+          <w:lang w:val="uk-UA"/>
+        </w:rPr>
+        <w:t>:</w:t>
+      </w:r>
+    </w:p>
+    <w:p>
+      <w:pPr>
+        <w:pStyle w:val="NormalWeb"/>
         <w:numPr>
           <w:ilvl w:val="1"/>
-          <w:numId w:val="21"/>
+          <w:numId w:val="17"/>
         </w:numPr>
-        <w:rPr>
-          <w:lang w:val="en-UA" w:eastAsia="en-GB"/>
-        </w:rPr>
-      </w:pPr>
+        <w:spacing w:before="0" w:beforeAutospacing="0" w:after="0" w:afterAutospacing="0" w:line="360" w:lineRule="auto"/>
+        <w:jc w:val="both"/>
+        <w:rPr>
+          <w:lang w:val="uk-UA"/>
+        </w:rPr>
+      </w:pPr>
+      <w:r>
+        <w:rPr>
+          <w:lang w:val="uk-UA"/>
+        </w:rPr>
+        <w:t xml:space="preserve">Реалізувати модель </w:t>
+      </w:r>
       <w:proofErr w:type="spellStart"/>
       <w:r>
-        <w:t>Реалізувати</w:t>
+        <w:rPr>
+          <w:lang w:val="uk-UA"/>
+        </w:rPr>
+        <w:t>Encoder-Decoder</w:t>
       </w:r>
       <w:proofErr w:type="spellEnd"/>
       <w:r>
-        <w:t xml:space="preserve"> </w:t>
+        <w:rPr>
+          <w:lang w:val="uk-UA"/>
+        </w:rPr>
+        <w:t xml:space="preserve">, де </w:t>
       </w:r>
       <w:proofErr w:type="spellStart"/>
       <w:r>
-        <w:t>модель</w:t>
+        <w:rPr>
+          <w:lang w:val="uk-UA"/>
+        </w:rPr>
+        <w:t>кодер</w:t>
       </w:r>
       <w:proofErr w:type="spellEnd"/>
       <w:r>
-        <w:t xml:space="preserve"> Encoder-Decoder, </w:t>
-      </w:r>
-      <w:proofErr w:type="spellStart"/>
-      <w:r>
-        <w:t>де</w:t>
-      </w:r>
-      <w:proofErr w:type="spellEnd"/>
-      <w:r>
-        <w:t xml:space="preserve"> </w:t>
-      </w:r>
-      <w:proofErr w:type="spellStart"/>
-      <w:r>
-        <w:t>кодер</w:t>
-      </w:r>
-      <w:proofErr w:type="spellEnd"/>
-      <w:r>
-        <w:t xml:space="preserve"> </w:t>
-      </w:r>
-      <w:proofErr w:type="spellStart"/>
-      <w:r>
-        <w:t>та</w:t>
-      </w:r>
-      <w:proofErr w:type="spellEnd"/>
-      <w:r>
-        <w:t xml:space="preserve"> </w:t>
-      </w:r>
-      <w:proofErr w:type="spellStart"/>
-      <w:r>
-        <w:t>декодер</w:t>
-      </w:r>
-      <w:proofErr w:type="spellEnd"/>
-      <w:r>
-        <w:t xml:space="preserve"> </w:t>
-      </w:r>
-      <w:proofErr w:type="spellStart"/>
-      <w:r>
-        <w:t>побудовані</w:t>
-      </w:r>
-      <w:proofErr w:type="spellEnd"/>
-      <w:r>
-        <w:t xml:space="preserve"> </w:t>
-      </w:r>
-      <w:proofErr w:type="spellStart"/>
-      <w:r>
-        <w:t>на</w:t>
-      </w:r>
-      <w:proofErr w:type="spellEnd"/>
-      <w:r>
-        <w:t xml:space="preserve"> </w:t>
-      </w:r>
-      <w:proofErr w:type="spellStart"/>
-      <w:r>
-        <w:t>шарах</w:t>
-      </w:r>
-      <w:proofErr w:type="spellEnd"/>
-      <w:r>
-        <w:t xml:space="preserve"> </w:t>
-      </w:r>
-      <w:proofErr w:type="spellStart"/>
+        <w:rPr>
+          <w:lang w:val="uk-UA"/>
+        </w:rPr>
+        <w:t xml:space="preserve"> та декодер побудовані на шарах </w:t>
+      </w:r>
       <w:r>
         <w:rPr>
           <w:rStyle w:val="HTMLCode"/>
           <w:rFonts w:eastAsiaTheme="majorEastAsia"/>
-        </w:rPr>
-        <w:t>SimpleRNN</w:t>
-      </w:r>
-      <w:proofErr w:type="spellEnd"/>
-      <w:r>
+          <w:lang w:val="uk-UA"/>
+        </w:rPr>
+        <w:t>LSTM</w:t>
+      </w:r>
+      <w:r>
+        <w:rPr>
+          <w:lang w:val="uk-UA"/>
+        </w:rPr>
         <w:t>.</w:t>
       </w:r>
     </w:p>
     <w:p>
       <w:pPr>
-        <w:pStyle w:val="Normal15"/>
+        <w:pStyle w:val="NormalWeb"/>
         <w:numPr>
           <w:ilvl w:val="1"/>
-          <w:numId w:val="21"/>
+          <w:numId w:val="17"/>
         </w:numPr>
-      </w:pPr>
+        <w:spacing w:before="0" w:beforeAutospacing="0" w:after="0" w:afterAutospacing="0" w:line="360" w:lineRule="auto"/>
+        <w:jc w:val="both"/>
+        <w:rPr>
+          <w:lang w:val="uk-UA"/>
+        </w:rPr>
+      </w:pPr>
+      <w:r>
+        <w:rPr>
+          <w:lang w:val="uk-UA"/>
+        </w:rPr>
+        <w:t xml:space="preserve">Підготувати та </w:t>
+      </w:r>
       <w:proofErr w:type="spellStart"/>
       <w:r>
-        <w:t>Додати</w:t>
+        <w:rPr>
+          <w:lang w:val="uk-UA"/>
+        </w:rPr>
+        <w:t>векторизувати</w:t>
       </w:r>
       <w:proofErr w:type="spellEnd"/>
       <w:r>
-        <w:t xml:space="preserve"> </w:t>
+        <w:rPr>
+          <w:lang w:val="uk-UA"/>
+        </w:rPr>
+        <w:t xml:space="preserve"> текстові дані (франко-англійський паралельний корпус).</w:t>
+      </w:r>
+    </w:p>
+    <w:p>
+      <w:pPr>
+        <w:pStyle w:val="NormalWeb"/>
+        <w:numPr>
+          <w:ilvl w:val="1"/>
+          <w:numId w:val="17"/>
+        </w:numPr>
+        <w:spacing w:before="0" w:beforeAutospacing="0" w:after="0" w:afterAutospacing="0" w:line="360" w:lineRule="auto"/>
+        <w:jc w:val="both"/>
+        <w:rPr>
+          <w:lang w:val="uk-UA"/>
+        </w:rPr>
+      </w:pPr>
+      <w:r>
+        <w:rPr>
+          <w:lang w:val="uk-UA"/>
+        </w:rPr>
+        <w:t>Обрати на підставі номеру варіанту (Варіант 1) кількість ітерацій (</w:t>
       </w:r>
       <w:proofErr w:type="spellStart"/>
-      <w:r>
-        <w:t>до</w:t>
-      </w:r>
-      <w:proofErr w:type="spellEnd"/>
-      <w:r>
-        <w:t xml:space="preserve"> </w:t>
-      </w:r>
-      <w:proofErr w:type="spellStart"/>
-      <w:r>
-        <w:t>архітектури</w:t>
-      </w:r>
-      <w:proofErr w:type="spellEnd"/>
-      <w:r>
-        <w:t xml:space="preserve"> </w:t>
-      </w:r>
-      <w:proofErr w:type="spellStart"/>
-      <w:r>
-        <w:t>шар</w:t>
-      </w:r>
-      <w:proofErr w:type="spellEnd"/>
-      <w:r>
-        <w:t xml:space="preserve"> </w:t>
-      </w:r>
-      <w:proofErr w:type="spellStart"/>
-      <w:proofErr w:type="gramStart"/>
       <w:r>
         <w:rPr>
           <w:rStyle w:val="HTMLCode"/>
           <w:rFonts w:eastAsiaTheme="majorEastAsia"/>
-        </w:rPr>
-        <w:t>tensorflow.keras</w:t>
-      </w:r>
-      <w:proofErr w:type="gramEnd"/>
+          <w:lang w:val="uk-UA"/>
+        </w:rPr>
+        <w:t>epochs</w:t>
+      </w:r>
+      <w:proofErr w:type="spellEnd"/>
+      <w:r>
+        <w:rPr>
+          <w:lang w:val="uk-UA"/>
+        </w:rPr>
+        <w:t>) для навчання.</w:t>
+      </w:r>
+    </w:p>
+    <w:p>
+      <w:pPr>
+        <w:pStyle w:val="NormalWeb"/>
+        <w:numPr>
+          <w:ilvl w:val="1"/>
+          <w:numId w:val="17"/>
+        </w:numPr>
+        <w:spacing w:before="0" w:beforeAutospacing="0" w:after="0" w:afterAutospacing="0" w:line="360" w:lineRule="auto"/>
+        <w:jc w:val="both"/>
+        <w:rPr>
+          <w:lang w:val="uk-UA"/>
+        </w:rPr>
+      </w:pPr>
+      <w:r>
+        <w:rPr>
+          <w:lang w:val="uk-UA"/>
+        </w:rPr>
+        <w:t xml:space="preserve">Навчити модель та порівняти її продуктивність з моделями на базі </w:t>
+      </w:r>
+      <w:proofErr w:type="spellStart"/>
       <w:r>
         <w:rPr>
           <w:rStyle w:val="HTMLCode"/>
           <w:rFonts w:eastAsiaTheme="majorEastAsia"/>
-        </w:rPr>
-        <w:t>.layers.Attention</w:t>
+          <w:lang w:val="uk-UA"/>
+        </w:rPr>
+        <w:t>SimpleRNN</w:t>
       </w:r>
       <w:proofErr w:type="spellEnd"/>
       <w:r>
-        <w:t xml:space="preserve"> </w:t>
-      </w:r>
-      <w:proofErr w:type="spellStart"/>
-      <w:r>
-        <w:t>для</w:t>
-      </w:r>
-      <w:proofErr w:type="spellEnd"/>
-      <w:r>
-        <w:t xml:space="preserve"> </w:t>
-      </w:r>
-      <w:proofErr w:type="spellStart"/>
-      <w:r>
-        <w:t>покращення</w:t>
-      </w:r>
-      <w:proofErr w:type="spellEnd"/>
-      <w:r>
-        <w:t xml:space="preserve"> </w:t>
-      </w:r>
-      <w:proofErr w:type="spellStart"/>
-      <w:r>
-        <w:t>взаємодії</w:t>
-      </w:r>
-      <w:proofErr w:type="spellEnd"/>
-      <w:r>
-        <w:t xml:space="preserve"> </w:t>
-      </w:r>
-      <w:proofErr w:type="spellStart"/>
-      <w:r>
-        <w:t>між</w:t>
-      </w:r>
-      <w:proofErr w:type="spellEnd"/>
-      <w:r>
-        <w:t xml:space="preserve"> </w:t>
-      </w:r>
-      <w:proofErr w:type="spellStart"/>
-      <w:r>
-        <w:t>кодером</w:t>
-      </w:r>
-      <w:proofErr w:type="spellEnd"/>
-      <w:r>
-        <w:t xml:space="preserve"> </w:t>
-      </w:r>
-      <w:proofErr w:type="spellStart"/>
-      <w:r>
-        <w:t>та</w:t>
-      </w:r>
-      <w:proofErr w:type="spellEnd"/>
-      <w:r>
-        <w:t xml:space="preserve"> </w:t>
-      </w:r>
-      <w:proofErr w:type="spellStart"/>
-      <w:r>
-        <w:t>декодером</w:t>
-      </w:r>
-      <w:proofErr w:type="spellEnd"/>
-      <w:r>
-        <w:t>.</w:t>
-      </w:r>
-    </w:p>
-    <w:p>
-      <w:pPr>
-        <w:pStyle w:val="Normal15"/>
-        <w:numPr>
-          <w:ilvl w:val="1"/>
-          <w:numId w:val="21"/>
-        </w:numPr>
-      </w:pPr>
-      <w:proofErr w:type="spellStart"/>
-      <w:r>
-        <w:t>Обрати</w:t>
-      </w:r>
-      <w:proofErr w:type="spellEnd"/>
-      <w:r>
-        <w:t xml:space="preserve"> </w:t>
-      </w:r>
-      <w:proofErr w:type="spellStart"/>
-      <w:r>
-        <w:t>на</w:t>
-      </w:r>
-      <w:proofErr w:type="spellEnd"/>
-      <w:r>
-        <w:t xml:space="preserve"> </w:t>
-      </w:r>
-      <w:proofErr w:type="spellStart"/>
-      <w:r>
-        <w:t>підставі</w:t>
-      </w:r>
-      <w:proofErr w:type="spellEnd"/>
-      <w:r>
-        <w:t xml:space="preserve"> </w:t>
-      </w:r>
-      <w:proofErr w:type="spellStart"/>
-      <w:r>
-        <w:t>номеру</w:t>
-      </w:r>
-      <w:proofErr w:type="spellEnd"/>
-      <w:r>
-        <w:t xml:space="preserve"> </w:t>
-      </w:r>
-      <w:proofErr w:type="spellStart"/>
-      <w:r>
-        <w:t>варіанту</w:t>
-      </w:r>
-      <w:proofErr w:type="spellEnd"/>
-      <w:r>
-        <w:t xml:space="preserve"> (</w:t>
-      </w:r>
-      <w:proofErr w:type="spellStart"/>
-      <w:r>
-        <w:t>Варіант</w:t>
-      </w:r>
-      <w:proofErr w:type="spellEnd"/>
-      <w:r>
-        <w:t xml:space="preserve"> 1) </w:t>
-      </w:r>
-      <w:proofErr w:type="spellStart"/>
-      <w:r>
-        <w:t>кількість</w:t>
-      </w:r>
-      <w:proofErr w:type="spellEnd"/>
-      <w:r>
-        <w:t xml:space="preserve"> </w:t>
-      </w:r>
-      <w:proofErr w:type="spellStart"/>
-      <w:r>
-        <w:t>ітерацій</w:t>
-      </w:r>
-      <w:proofErr w:type="spellEnd"/>
-      <w:r>
-        <w:t xml:space="preserve"> (</w:t>
+        <w:rPr>
+          <w:lang w:val="uk-UA"/>
+        </w:rPr>
+        <w:t xml:space="preserve"> та </w:t>
       </w:r>
       <w:r>
         <w:rPr>
           <w:rStyle w:val="HTMLCode"/>
           <w:rFonts w:eastAsiaTheme="majorEastAsia"/>
-        </w:rPr>
-        <w:t>epochs</w:t>
-      </w:r>
-      <w:r>
-        <w:t xml:space="preserve">) </w:t>
-      </w:r>
-      <w:proofErr w:type="spellStart"/>
-      <w:r>
-        <w:t>для</w:t>
-      </w:r>
-      <w:proofErr w:type="spellEnd"/>
-      <w:r>
-        <w:t xml:space="preserve"> </w:t>
-      </w:r>
-      <w:proofErr w:type="spellStart"/>
-      <w:r>
-        <w:t>навчання</w:t>
-      </w:r>
-      <w:proofErr w:type="spellEnd"/>
-      <w:r>
-        <w:t>.</w:t>
-      </w:r>
-    </w:p>
-    <w:p>
-      <w:pPr>
-        <w:pStyle w:val="Normal15"/>
-        <w:numPr>
-          <w:ilvl w:val="1"/>
-          <w:numId w:val="21"/>
-        </w:numPr>
-      </w:pPr>
-      <w:proofErr w:type="spellStart"/>
-      <w:r>
-        <w:t>Навчити</w:t>
-      </w:r>
-      <w:proofErr w:type="spellEnd"/>
-      <w:r>
-        <w:t xml:space="preserve"> </w:t>
-      </w:r>
-      <w:proofErr w:type="spellStart"/>
-      <w:r>
-        <w:t>модель</w:t>
-      </w:r>
-      <w:proofErr w:type="spellEnd"/>
-      <w:r>
-        <w:t xml:space="preserve"> </w:t>
-      </w:r>
-      <w:proofErr w:type="spellStart"/>
-      <w:r>
-        <w:t>та</w:t>
-      </w:r>
-      <w:proofErr w:type="spellEnd"/>
-      <w:r>
-        <w:t xml:space="preserve"> </w:t>
-      </w:r>
-      <w:proofErr w:type="spellStart"/>
-      <w:r>
-        <w:t>оцінити</w:t>
-      </w:r>
-      <w:proofErr w:type="spellEnd"/>
-      <w:r>
-        <w:t xml:space="preserve">, </w:t>
-      </w:r>
-      <w:proofErr w:type="spellStart"/>
-      <w:r>
-        <w:t>як</w:t>
-      </w:r>
-      <w:proofErr w:type="spellEnd"/>
-      <w:r>
-        <w:t xml:space="preserve"> </w:t>
-      </w:r>
-      <w:proofErr w:type="spellStart"/>
-      <w:r>
-        <w:t>механізм</w:t>
-      </w:r>
-      <w:proofErr w:type="spellEnd"/>
-      <w:r>
-        <w:t xml:space="preserve"> </w:t>
-      </w:r>
-      <w:proofErr w:type="spellStart"/>
-      <w:r>
-        <w:t>уваги</w:t>
-      </w:r>
-      <w:proofErr w:type="spellEnd"/>
-      <w:r>
-        <w:t xml:space="preserve"> </w:t>
-      </w:r>
-      <w:proofErr w:type="spellStart"/>
-      <w:r>
-        <w:t>впливає</w:t>
-      </w:r>
-      <w:proofErr w:type="spellEnd"/>
-      <w:r>
-        <w:t xml:space="preserve"> </w:t>
-      </w:r>
-      <w:proofErr w:type="spellStart"/>
-      <w:r>
-        <w:t>на</w:t>
-      </w:r>
-      <w:proofErr w:type="spellEnd"/>
-      <w:r>
-        <w:t xml:space="preserve"> </w:t>
-      </w:r>
-      <w:proofErr w:type="spellStart"/>
-      <w:r>
-        <w:t>якість</w:t>
-      </w:r>
-      <w:proofErr w:type="spellEnd"/>
-      <w:r>
-        <w:t xml:space="preserve"> "</w:t>
-      </w:r>
-      <w:proofErr w:type="spellStart"/>
-      <w:r>
-        <w:t>дешифрування</w:t>
-      </w:r>
-      <w:proofErr w:type="spellEnd"/>
-      <w:r>
-        <w:t>" (</w:t>
-      </w:r>
-      <w:proofErr w:type="spellStart"/>
-      <w:r>
-        <w:t>перекладу</w:t>
-      </w:r>
-      <w:proofErr w:type="spellEnd"/>
-      <w:r>
-        <w:t xml:space="preserve">) </w:t>
-      </w:r>
-      <w:proofErr w:type="spellStart"/>
-      <w:r>
-        <w:t>порівняно</w:t>
-      </w:r>
-      <w:proofErr w:type="spellEnd"/>
-      <w:r>
-        <w:t xml:space="preserve"> з </w:t>
-      </w:r>
-      <w:proofErr w:type="spellStart"/>
-      <w:r>
-        <w:t>попередніми</w:t>
-      </w:r>
-      <w:proofErr w:type="spellEnd"/>
-      <w:r>
-        <w:t xml:space="preserve"> </w:t>
-      </w:r>
-      <w:proofErr w:type="spellStart"/>
-      <w:r>
-        <w:t>моделями</w:t>
-      </w:r>
-      <w:proofErr w:type="spellEnd"/>
-      <w:r>
+          <w:lang w:val="uk-UA"/>
+        </w:rPr>
+        <w:t>GRU</w:t>
+      </w:r>
+      <w:r>
+        <w:rPr>
+          <w:lang w:val="uk-UA"/>
+        </w:rPr>
         <w:t>.</w:t>
       </w:r>
     </w:p>
@@ -1473,699 +1209,1074 @@
       <w:pPr>
         <w:numPr>
           <w:ilvl w:val="0"/>
-          <w:numId w:val="19"/>
+          <w:numId w:val="1"/>
         </w:numPr>
         <w:spacing w:line="360" w:lineRule="auto"/>
         <w:rPr>
+          <w:lang w:val="uk-UA"/>
+        </w:rPr>
+      </w:pPr>
+      <w:r>
+        <w:rPr>
           <w:b/>
+          <w:bCs/>
           <w:i/>
           <w:lang w:val="uk-UA"/>
         </w:rPr>
-      </w:pPr>
+        <w:t>Протокол розв’язування завдань</w:t>
+      </w:r>
       <w:r>
         <w:rPr>
           <w:b/>
-          <w:i/>
-          <w:lang w:val="uk-UA"/>
-        </w:rPr>
-        <w:t>Протокол розв’язування завдань</w:t>
-      </w:r>
-      <w:r>
-        <w:rPr>
-          <w:b/>
-          <w:i/>
-          <w:lang w:val="en-US"/>
-        </w:rPr>
-        <w:t>:</w:t>
+          <w:bCs/>
+          <w:lang w:val="uk-UA"/>
+        </w:rPr>
+        <w:t>.</w:t>
       </w:r>
     </w:p>
     <w:p>
       <w:pPr>
         <w:pStyle w:val="CodeBlock"/>
-      </w:pPr>
-      <w:r>
+        <w:rPr>
+          <w:lang w:val="uk-UA"/>
+        </w:rPr>
+      </w:pPr>
+      <w:r>
+        <w:rPr>
+          <w:lang w:val="uk-UA"/>
+        </w:rPr>
         <w:t>import numpy</w:t>
       </w:r>
       <w:r>
+        <w:rPr>
+          <w:lang w:val="uk-UA"/>
+        </w:rPr>
         <w:br/>
         <w:t>import tensorflow</w:t>
       </w:r>
       <w:r>
-        <w:br/>
-      </w:r>
-      <w:r>
+        <w:rPr>
+          <w:lang w:val="uk-UA"/>
+        </w:rPr>
+        <w:br/>
+      </w:r>
+      <w:r>
+        <w:rPr>
+          <w:lang w:val="uk-UA"/>
+        </w:rPr>
         <w:br/>
         <w:t>batch_size = 64</w:t>
       </w:r>
       <w:r>
+        <w:rPr>
+          <w:lang w:val="uk-UA"/>
+        </w:rPr>
         <w:br/>
         <w:t>n = 50</w:t>
       </w:r>
       <w:r>
+        <w:rPr>
+          <w:lang w:val="uk-UA"/>
+        </w:rPr>
         <w:br/>
         <w:t>latent_dim = 256</w:t>
       </w:r>
       <w:r>
+        <w:rPr>
+          <w:lang w:val="uk-UA"/>
+        </w:rPr>
         <w:br/>
         <w:t>num_samples = 1000</w:t>
       </w:r>
       <w:r>
-        <w:br/>
-      </w:r>
-      <w:r>
+        <w:rPr>
+          <w:lang w:val="uk-UA"/>
+        </w:rPr>
+        <w:br/>
+      </w:r>
+      <w:r>
+        <w:rPr>
+          <w:lang w:val="uk-UA"/>
+        </w:rPr>
         <w:br/>
         <w:t>input_texts = []</w:t>
       </w:r>
       <w:r>
+        <w:rPr>
+          <w:lang w:val="uk-UA"/>
+        </w:rPr>
         <w:br/>
         <w:t>target_texts = []</w:t>
       </w:r>
       <w:r>
+        <w:rPr>
+          <w:lang w:val="uk-UA"/>
+        </w:rPr>
         <w:br/>
         <w:t>input_characters = set()</w:t>
       </w:r>
       <w:r>
+        <w:rPr>
+          <w:lang w:val="uk-UA"/>
+        </w:rPr>
         <w:br/>
         <w:t>target_characters = set()</w:t>
       </w:r>
       <w:r>
-        <w:br/>
-      </w:r>
-      <w:r>
+        <w:rPr>
+          <w:lang w:val="uk-UA"/>
+        </w:rPr>
+        <w:br/>
+      </w:r>
+      <w:r>
+        <w:rPr>
+          <w:lang w:val="uk-UA"/>
+        </w:rPr>
         <w:br/>
         <w:t>with open("fra-eng/fra.txt", "r", encoding="utf-8") as f:</w:t>
       </w:r>
       <w:r>
+        <w:rPr>
+          <w:lang w:val="uk-UA"/>
+        </w:rPr>
         <w:br/>
         <w:t xml:space="preserve">    lines = f.read().split("\n")</w:t>
       </w:r>
       <w:r>
-        <w:br/>
-      </w:r>
-      <w:r>
+        <w:rPr>
+          <w:lang w:val="uk-UA"/>
+        </w:rPr>
+        <w:br/>
+      </w:r>
+      <w:r>
+        <w:rPr>
+          <w:lang w:val="uk-UA"/>
+        </w:rPr>
         <w:br/>
         <w:t>for line in lines[: min(num_samples, len(lines) - 1)]:</w:t>
       </w:r>
       <w:r>
+        <w:rPr>
+          <w:lang w:val="uk-UA"/>
+        </w:rPr>
         <w:br/>
         <w:t xml:space="preserve">    input_text, target_text, _ = line.split("\t")</w:t>
       </w:r>
       <w:r>
+        <w:rPr>
+          <w:lang w:val="uk-UA"/>
+        </w:rPr>
         <w:br/>
         <w:t xml:space="preserve">    target_text = "\t" + target_text + "\n"</w:t>
       </w:r>
       <w:r>
+        <w:rPr>
+          <w:lang w:val="uk-UA"/>
+        </w:rPr>
         <w:br/>
         <w:t xml:space="preserve">    input_texts.append(input_text)</w:t>
       </w:r>
       <w:r>
+        <w:rPr>
+          <w:lang w:val="uk-UA"/>
+        </w:rPr>
         <w:br/>
         <w:t xml:space="preserve">    target_texts.append(target_text)</w:t>
       </w:r>
       <w:r>
+        <w:rPr>
+          <w:lang w:val="uk-UA"/>
+        </w:rPr>
         <w:br/>
         <w:t xml:space="preserve">    for char in input_text:</w:t>
       </w:r>
       <w:r>
+        <w:rPr>
+          <w:lang w:val="uk-UA"/>
+        </w:rPr>
         <w:br/>
         <w:t xml:space="preserve">        if char not in input_characters:</w:t>
       </w:r>
       <w:r>
+        <w:rPr>
+          <w:lang w:val="uk-UA"/>
+        </w:rPr>
         <w:br/>
         <w:t xml:space="preserve">            input_characters.add(char)</w:t>
       </w:r>
       <w:r>
+        <w:rPr>
+          <w:lang w:val="uk-UA"/>
+        </w:rPr>
         <w:br/>
         <w:t xml:space="preserve">    for char in target_text:</w:t>
       </w:r>
       <w:r>
+        <w:rPr>
+          <w:lang w:val="uk-UA"/>
+        </w:rPr>
         <w:br/>
         <w:t xml:space="preserve">        if char not in target_characters:</w:t>
       </w:r>
       <w:r>
+        <w:rPr>
+          <w:lang w:val="uk-UA"/>
+        </w:rPr>
         <w:br/>
         <w:t xml:space="preserve">            target_characters.add(char)</w:t>
       </w:r>
       <w:r>
-        <w:br/>
-      </w:r>
-      <w:r>
+        <w:rPr>
+          <w:lang w:val="uk-UA"/>
+        </w:rPr>
+        <w:br/>
+      </w:r>
+      <w:r>
+        <w:rPr>
+          <w:lang w:val="uk-UA"/>
+        </w:rPr>
         <w:br/>
         <w:t>input_characters = sorted(list(input_characters))</w:t>
       </w:r>
       <w:r>
+        <w:rPr>
+          <w:lang w:val="uk-UA"/>
+        </w:rPr>
         <w:br/>
         <w:t>target_characters = sorted(list(target_characters))</w:t>
       </w:r>
       <w:r>
+        <w:rPr>
+          <w:lang w:val="uk-UA"/>
+        </w:rPr>
         <w:br/>
         <w:t>num_encoder_tokens = len(input_characters)</w:t>
       </w:r>
       <w:r>
-        <w:br/>
-      </w:r>
-      <w:r>
+        <w:rPr>
+          <w:lang w:val="uk-UA"/>
+        </w:rPr>
+        <w:br/>
+        <w:t>num_decoder_tokens = len(target_characters)</w:t>
+      </w:r>
+      <w:r>
+        <w:rPr>
+          <w:lang w:val="uk-UA"/>
+        </w:rPr>
+        <w:br/>
+        <w:t>max_encoder_seq_length = max([len(txt) for txt in input_texts])</w:t>
+      </w:r>
+      <w:r>
+        <w:rPr>
+          <w:lang w:val="uk-UA"/>
+        </w:rPr>
+        <w:br/>
+      </w:r>
+      <w:r>
+        <w:rPr>
+          <w:lang w:val="uk-UA"/>
+        </w:rPr>
         <w:lastRenderedPageBreak/>
-        <w:t>num_decoder_tokens = len(target_characters)</w:t>
-      </w:r>
-      <w:r>
-        <w:br/>
-        <w:t>max_encoder_seq_length = max([len(txt) for txt in input_texts])</w:t>
-      </w:r>
-      <w:r>
-        <w:br/>
         <w:t>max_decoder_seq_length = max([len(txt) for txt in target_texts])</w:t>
       </w:r>
       <w:r>
-        <w:br/>
-      </w:r>
-      <w:r>
+        <w:rPr>
+          <w:lang w:val="uk-UA"/>
+        </w:rPr>
+        <w:br/>
+      </w:r>
+      <w:r>
+        <w:rPr>
+          <w:lang w:val="uk-UA"/>
+        </w:rPr>
         <w:br/>
         <w:t>input_token_index = dict([(char, i) for i, char in enumerate(input_characters)])</w:t>
       </w:r>
       <w:r>
+        <w:rPr>
+          <w:lang w:val="uk-UA"/>
+        </w:rPr>
         <w:br/>
         <w:t>target_token_index = dict([(char, i) for i, char in enumerate(target_characters)])</w:t>
       </w:r>
       <w:r>
-        <w:br/>
-      </w:r>
-      <w:r>
+        <w:rPr>
+          <w:lang w:val="uk-UA"/>
+        </w:rPr>
+        <w:br/>
+      </w:r>
+      <w:r>
+        <w:rPr>
+          <w:lang w:val="uk-UA"/>
+        </w:rPr>
         <w:br/>
         <w:t>encoder_input_data = numpy.zeros(</w:t>
       </w:r>
       <w:r>
+        <w:rPr>
+          <w:lang w:val="uk-UA"/>
+        </w:rPr>
         <w:br/>
         <w:t xml:space="preserve">    (len(input_texts), max_encoder_seq_length, num_encoder_tokens), dtype="float32"</w:t>
       </w:r>
       <w:r>
+        <w:rPr>
+          <w:lang w:val="uk-UA"/>
+        </w:rPr>
         <w:br/>
         <w:t>)</w:t>
       </w:r>
       <w:r>
+        <w:rPr>
+          <w:lang w:val="uk-UA"/>
+        </w:rPr>
         <w:br/>
         <w:t>decoder_input_data = numpy.zeros(</w:t>
       </w:r>
       <w:r>
+        <w:rPr>
+          <w:lang w:val="uk-UA"/>
+        </w:rPr>
         <w:br/>
         <w:t xml:space="preserve">    (len(input_texts), max_decoder_seq_length, num_decoder_tokens), dtype="float32"</w:t>
       </w:r>
       <w:r>
+        <w:rPr>
+          <w:lang w:val="uk-UA"/>
+        </w:rPr>
         <w:br/>
         <w:t>)</w:t>
       </w:r>
       <w:r>
+        <w:rPr>
+          <w:lang w:val="uk-UA"/>
+        </w:rPr>
         <w:br/>
         <w:t>decoder_target_data = numpy.zeros(</w:t>
       </w:r>
       <w:r>
+        <w:rPr>
+          <w:lang w:val="uk-UA"/>
+        </w:rPr>
         <w:br/>
         <w:t xml:space="preserve">    (len(input_texts), max_decoder_seq_length, num_decoder_tokens), dtype="float32"</w:t>
       </w:r>
       <w:r>
+        <w:rPr>
+          <w:lang w:val="uk-UA"/>
+        </w:rPr>
         <w:br/>
         <w:t>)</w:t>
       </w:r>
       <w:r>
-        <w:br/>
-      </w:r>
-      <w:r>
+        <w:rPr>
+          <w:lang w:val="uk-UA"/>
+        </w:rPr>
+        <w:br/>
+      </w:r>
+      <w:r>
+        <w:rPr>
+          <w:lang w:val="uk-UA"/>
+        </w:rPr>
         <w:br/>
         <w:t>for i, (input_text, target_text) in enumerate(zip(input_texts, target_texts)):</w:t>
       </w:r>
       <w:r>
+        <w:rPr>
+          <w:lang w:val="uk-UA"/>
+        </w:rPr>
         <w:br/>
         <w:t xml:space="preserve">    for t, char in enumerate(input_text):</w:t>
       </w:r>
       <w:r>
+        <w:rPr>
+          <w:lang w:val="uk-UA"/>
+        </w:rPr>
         <w:br/>
         <w:t xml:space="preserve">        encoder_input_data[i, t, input_token_index[char]] = 1.0</w:t>
       </w:r>
       <w:r>
+        <w:rPr>
+          <w:lang w:val="uk-UA"/>
+        </w:rPr>
         <w:br/>
         <w:t xml:space="preserve">    encoder_input_data[i, t + 1:, input_token_index[" "]] = 1.0</w:t>
       </w:r>
       <w:r>
+        <w:rPr>
+          <w:lang w:val="uk-UA"/>
+        </w:rPr>
         <w:br/>
         <w:t xml:space="preserve">    for t, char in enumerate(target_text):</w:t>
       </w:r>
       <w:r>
+        <w:rPr>
+          <w:lang w:val="uk-UA"/>
+        </w:rPr>
         <w:br/>
         <w:t xml:space="preserve">        decoder_input_data[i, t, target_token_index[char]] = 1.0</w:t>
       </w:r>
       <w:r>
+        <w:rPr>
+          <w:lang w:val="uk-UA"/>
+        </w:rPr>
         <w:br/>
         <w:t xml:space="preserve">        if t &gt; 0:</w:t>
       </w:r>
       <w:r>
+        <w:rPr>
+          <w:lang w:val="uk-UA"/>
+        </w:rPr>
         <w:br/>
         <w:t xml:space="preserve">            decoder_target_data[i, t - 1, target_token_index[char]] = 1.0</w:t>
       </w:r>
       <w:r>
+        <w:rPr>
+          <w:lang w:val="uk-UA"/>
+        </w:rPr>
         <w:br/>
         <w:t xml:space="preserve">    decoder_input_data[i, t + 1:, target_token_index[" "]] = 1.0</w:t>
       </w:r>
       <w:r>
+        <w:rPr>
+          <w:lang w:val="uk-UA"/>
+        </w:rPr>
         <w:br/>
         <w:t xml:space="preserve">    decoder_target_data[i, t:, target_token_index[" "]] = 1.0</w:t>
       </w:r>
       <w:r>
-        <w:br/>
-      </w:r>
-      <w:r>
-        <w:br/>
-        <w:t># --- Побудова моделі з Attention ---</w:t>
-      </w:r>
-      <w:r>
+        <w:rPr>
+          <w:lang w:val="uk-UA"/>
+        </w:rPr>
+        <w:br/>
+      </w:r>
+      <w:r>
+        <w:rPr>
+          <w:lang w:val="uk-UA"/>
+        </w:rPr>
+        <w:br/>
+        <w:t># --- Побудова моделі з LSTM ---</w:t>
+      </w:r>
+      <w:r>
+        <w:rPr>
+          <w:lang w:val="uk-UA"/>
+        </w:rPr>
         <w:br/>
         <w:t>encoder_inputs = tensorflow.keras.Input(shape=(None, num_encoder_tokens))</w:t>
       </w:r>
       <w:r>
+        <w:rPr>
+          <w:lang w:val="uk-UA"/>
+        </w:rPr>
+        <w:br/>
+        <w:t>encoder = tensorflow.keras.layers.LSTM(latent_dim, return_state=True)</w:t>
+      </w:r>
+      <w:r>
+        <w:rPr>
+          <w:lang w:val="uk-UA"/>
+        </w:rPr>
+        <w:br/>
+        <w:t>encoder_lstm_outputs, encoder_state_h, encoder_state_c = encoder(encoder_inputs)</w:t>
+      </w:r>
+      <w:r>
+        <w:rPr>
+          <w:lang w:val="uk-UA"/>
+        </w:rPr>
+        <w:br/>
+        <w:t># Ми зберігаємо обидва стани: h (прихований стан) та c (стан комірки)</w:t>
+      </w:r>
+      <w:r>
+        <w:rPr>
+          <w:lang w:val="uk-UA"/>
+        </w:rPr>
+        <w:br/>
+        <w:t>encoder_states = [encoder_state_h, encoder_state_c]</w:t>
+      </w:r>
+      <w:r>
+        <w:rPr>
+          <w:lang w:val="uk-UA"/>
+        </w:rPr>
+        <w:br/>
+      </w:r>
+      <w:r>
+        <w:rPr>
+          <w:lang w:val="uk-UA"/>
+        </w:rPr>
         <w:br/>
         <w:t>decoder_inputs = tensorflow.keras.Input(shape=(None, num_decoder_tokens))</w:t>
       </w:r>
       <w:r>
-        <w:br/>
-      </w:r>
-      <w:r>
-        <w:br/>
-        <w:t># Кодер SRN</w:t>
-      </w:r>
-      <w:r>
-        <w:br/>
-        <w:t>encoder_srn = tensorflow.keras.layers.SimpleRNN(latent_dim, return_sequences=True, return_state=True)</w:t>
-      </w:r>
-      <w:r>
-        <w:br/>
-        <w:t>encoder_srn_outputs, encoder_state_h = encoder_srn(encoder_inputs)</w:t>
-      </w:r>
-      <w:r>
-        <w:br/>
-      </w:r>
-      <w:r>
-        <w:br/>
-        <w:t># Декодер SRN</w:t>
-      </w:r>
-      <w:r>
-        <w:br/>
-        <w:t>decoder_srn = tensorflow.keras.layers.SimpleRNN(latent_dim, return_sequences=True, return_state=True)</w:t>
-      </w:r>
-      <w:r>
-        <w:br/>
-        <w:t>decoder_srn_outputs, _ = decoder_srn(decoder_inputs, initial_state=encoder_state_h)</w:t>
-      </w:r>
-      <w:r>
-        <w:br/>
-      </w:r>
-      <w:r>
-        <w:br/>
-        <w:t># Шар уваги</w:t>
-      </w:r>
-      <w:r>
-        <w:br/>
-        <w:t>decoder_attention = tensorflow.keras.layers.Attention()</w:t>
-      </w:r>
-      <w:r>
-        <w:br/>
-        <w:t># Порівнюємо виходи декодера з усіма виходами кодера</w:t>
-      </w:r>
-      <w:r>
-        <w:br/>
-        <w:t>decoder_attention_outputs = decoder_attention([decoder_srn_outputs, encoder_srn_outputs])</w:t>
-      </w:r>
-      <w:r>
-        <w:br/>
-      </w:r>
-      <w:r>
+        <w:rPr>
+          <w:lang w:val="uk-UA"/>
+        </w:rPr>
+        <w:br/>
+        <w:t>decoder_lstm = tensorflow.keras.layers.LSTM(latent_dim, return_sequences=True, return_state=True)</w:t>
+      </w:r>
+      <w:r>
+        <w:rPr>
+          <w:lang w:val="uk-UA"/>
+        </w:rPr>
+        <w:br/>
+        <w:t># Подаємо стани кодера як початкові стани декодера</w:t>
+      </w:r>
+      <w:r>
+        <w:rPr>
+          <w:lang w:val="uk-UA"/>
+        </w:rPr>
+        <w:br/>
+        <w:t>decoder_lstm_outputs, _, _ = decoder_lstm(decoder_inputs, initial_state=encoder_states)</w:t>
+      </w:r>
+      <w:r>
+        <w:rPr>
+          <w:lang w:val="uk-UA"/>
+        </w:rPr>
+        <w:br/>
+      </w:r>
+      <w:r>
+        <w:rPr>
+          <w:lang w:val="uk-UA"/>
+        </w:rPr>
+        <w:br/>
+        <w:t>decoder_dense = tensorflow.keras.layers.Dense(num_decoder_tokens, activation="softmax")</w:t>
+      </w:r>
+      <w:r>
+        <w:rPr>
+          <w:lang w:val="uk-UA"/>
+        </w:rPr>
+        <w:br/>
+        <w:t>decoder_outputs = decoder_dense(decoder_lstm_outputs)</w:t>
+      </w:r>
+      <w:r>
+        <w:rPr>
+          <w:lang w:val="uk-UA"/>
+        </w:rPr>
+        <w:br/>
+      </w:r>
+      <w:r>
+        <w:rPr>
+          <w:lang w:val="uk-UA"/>
+        </w:rPr>
+        <w:br/>
+        <w:t>model = tensorflow.keras.Model([encoder_inputs, decoder_inputs], decoder_outputs)</w:t>
+      </w:r>
+      <w:r>
+        <w:rPr>
+          <w:lang w:val="uk-UA"/>
+        </w:rPr>
+        <w:br/>
+      </w:r>
+      <w:r>
+        <w:rPr>
+          <w:lang w:val="uk-UA"/>
+        </w:rPr>
         <w:lastRenderedPageBreak/>
         <w:br/>
-        <w:t># Об'єднуємо вихід декодера і вихід шару уваги</w:t>
-      </w:r>
-      <w:r>
-        <w:br/>
-        <w:t>decoder_concatenate = tensorflow.keras.layers.Concatenate()</w:t>
-      </w:r>
-      <w:r>
-        <w:br/>
-        <w:t>decoder_concatenate_outputs = decoder_concatenate([decoder_srn_outputs, decoder_attention_outputs])</w:t>
-      </w:r>
-      <w:r>
-        <w:br/>
-      </w:r>
-      <w:r>
-        <w:br/>
-        <w:t># Фінальний шар</w:t>
-      </w:r>
-      <w:r>
-        <w:br/>
-        <w:t>decoder_dense = tensorflow.keras.layers.Dense(num_decoder_tokens, activation="softmax")</w:t>
-      </w:r>
-      <w:r>
-        <w:br/>
-        <w:t>decoder_outputs = decoder_dense(decoder_concatenate_outputs)</w:t>
-      </w:r>
-      <w:r>
-        <w:br/>
-      </w:r>
-      <w:r>
-        <w:br/>
-        <w:t>model = tensorflow.keras.Model([encoder_inputs, decoder_inputs], decoder_outputs)</w:t>
-      </w:r>
-      <w:r>
-        <w:br/>
-      </w:r>
-      <w:r>
-        <w:br/>
         <w:t>model.compile(</w:t>
       </w:r>
       <w:r>
+        <w:rPr>
+          <w:lang w:val="uk-UA"/>
+        </w:rPr>
         <w:br/>
         <w:t xml:space="preserve">    optimizer="rmsprop", loss="categorical_crossentropy", metrics=["accuracy"]</w:t>
       </w:r>
       <w:r>
+        <w:rPr>
+          <w:lang w:val="uk-UA"/>
+        </w:rPr>
         <w:br/>
         <w:t>)</w:t>
       </w:r>
       <w:r>
-        <w:br/>
-      </w:r>
-      <w:r>
+        <w:rPr>
+          <w:lang w:val="uk-UA"/>
+        </w:rPr>
+        <w:br/>
+      </w:r>
+      <w:r>
+        <w:rPr>
+          <w:lang w:val="uk-UA"/>
+        </w:rPr>
         <w:br/>
         <w:t>model.fit(</w:t>
       </w:r>
       <w:r>
+        <w:rPr>
+          <w:lang w:val="uk-UA"/>
+        </w:rPr>
         <w:br/>
         <w:t xml:space="preserve">    [encoder_input_data, decoder_input_data],</w:t>
       </w:r>
       <w:r>
+        <w:rPr>
+          <w:lang w:val="uk-UA"/>
+        </w:rPr>
         <w:br/>
         <w:t xml:space="preserve">    decoder_target_data,</w:t>
       </w:r>
       <w:r>
+        <w:rPr>
+          <w:lang w:val="uk-UA"/>
+        </w:rPr>
         <w:br/>
         <w:t xml:space="preserve">    batch_size=batch_size,</w:t>
       </w:r>
       <w:r>
+        <w:rPr>
+          <w:lang w:val="uk-UA"/>
+        </w:rPr>
         <w:br/>
         <w:t xml:space="preserve">    epochs=n,</w:t>
       </w:r>
       <w:r>
+        <w:rPr>
+          <w:lang w:val="uk-UA"/>
+        </w:rPr>
         <w:br/>
         <w:t xml:space="preserve">    validation_split=0.2,</w:t>
       </w:r>
       <w:r>
+        <w:rPr>
+          <w:lang w:val="uk-UA"/>
+        </w:rPr>
         <w:br/>
         <w:t>)</w:t>
       </w:r>
       <w:r>
-        <w:br/>
-      </w:r>
-      <w:r>
+        <w:rPr>
+          <w:lang w:val="uk-UA"/>
+        </w:rPr>
+        <w:br/>
+      </w:r>
+      <w:r>
+        <w:rPr>
+          <w:lang w:val="uk-UA"/>
+        </w:rPr>
         <w:br/>
         <w:t># --- Побудова моделей для дешифрування ---</w:t>
       </w:r>
       <w:r>
-        <w:br/>
-        <w:t>encoder_inputs = model.input[0]</w:t>
-      </w:r>
-      <w:r>
-        <w:br/>
-        <w:t>encoder_srn = model.layers[2]</w:t>
-      </w:r>
-      <w:r>
-        <w:br/>
-        <w:t>encoder_srn_outputs, encoder_state_h = encoder_srn(encoder_inputs)</w:t>
-      </w:r>
-      <w:r>
-        <w:br/>
-        <w:t># Кодер повертає всі виходи (для уваги) і останній стан (для декодера)</w:t>
-      </w:r>
-      <w:r>
-        <w:br/>
-        <w:t>encoder_model = tensorflow.keras.Model(encoder_inputs, [encoder_srn_outputs, encoder_state_h])</w:t>
-      </w:r>
-      <w:r>
-        <w:br/>
-      </w:r>
-      <w:r>
+        <w:rPr>
+          <w:lang w:val="uk-UA"/>
+        </w:rPr>
+        <w:br/>
+        <w:t>encoder_model = tensorflow.keras.Model(encoder_inputs, encoder_states)</w:t>
+      </w:r>
+      <w:r>
+        <w:rPr>
+          <w:lang w:val="uk-UA"/>
+        </w:rPr>
+        <w:br/>
+      </w:r>
+      <w:r>
+        <w:rPr>
+          <w:lang w:val="uk-UA"/>
+        </w:rPr>
         <w:br/>
         <w:t>decoder_inputs = model.input[1]</w:t>
       </w:r>
       <w:r>
-        <w:br/>
-        <w:t>decoder_input_srn_outputs = tensorflow.keras.Input(shape=(None, latent_dim))</w:t>
-      </w:r>
-      <w:r>
+        <w:rPr>
+          <w:lang w:val="uk-UA"/>
+        </w:rPr>
         <w:br/>
         <w:t>decoder_input_state_h = tensorflow.keras.Input(shape=(latent_dim,))</w:t>
       </w:r>
       <w:r>
-        <w:br/>
-      </w:r>
-      <w:r>
-        <w:br/>
-        <w:t>decoder_srn = model.layers[3]</w:t>
-      </w:r>
-      <w:r>
-        <w:br/>
-        <w:t>decoder_srn_outputs, decoder_state_h = decoder_srn(</w:t>
-      </w:r>
-      <w:r>
-        <w:br/>
-        <w:t xml:space="preserve">    decoder_inputs, initial_state=decoder_input_state_h</w:t>
-      </w:r>
-      <w:r>
+        <w:rPr>
+          <w:lang w:val="uk-UA"/>
+        </w:rPr>
+        <w:br/>
+        <w:t>decoder_input_state_c = tensorflow.keras.Input(shape=(latent_dim,))</w:t>
+      </w:r>
+      <w:r>
+        <w:rPr>
+          <w:lang w:val="uk-UA"/>
+        </w:rPr>
+        <w:br/>
+        <w:t>decoder_inputs_states = [decoder_input_state_h, decoder_input_state_c]</w:t>
+      </w:r>
+      <w:r>
+        <w:rPr>
+          <w:lang w:val="uk-UA"/>
+        </w:rPr>
+        <w:br/>
+      </w:r>
+      <w:r>
+        <w:rPr>
+          <w:lang w:val="uk-UA"/>
+        </w:rPr>
+        <w:br/>
+        <w:t>decoder_lstm = model.layers[3]</w:t>
+      </w:r>
+      <w:r>
+        <w:rPr>
+          <w:lang w:val="uk-UA"/>
+        </w:rPr>
+        <w:br/>
+        <w:t>decoder_lstm_outputs, decoder_state_h, decoder_state_c = decoder_lstm(</w:t>
+      </w:r>
+      <w:r>
+        <w:rPr>
+          <w:lang w:val="uk-UA"/>
+        </w:rPr>
+        <w:br/>
+        <w:t xml:space="preserve">    decoder_inputs, initial_state=decoder_inputs_states</w:t>
+      </w:r>
+      <w:r>
+        <w:rPr>
+          <w:lang w:val="uk-UA"/>
+        </w:rPr>
         <w:br/>
         <w:t>)</w:t>
       </w:r>
       <w:r>
-        <w:br/>
-      </w:r>
-      <w:r>
-        <w:br/>
-        <w:t>decoder_attention = model.layers[4]</w:t>
-      </w:r>
-      <w:r>
-        <w:br/>
-        <w:t>decoder_attention_outputs = decoder_attention(</w:t>
-      </w:r>
-      <w:r>
-        <w:br/>
-        <w:t xml:space="preserve">    [decoder_srn_outputs, decoder_input_srn_outputs]</w:t>
-      </w:r>
-      <w:r>
+        <w:rPr>
+          <w:lang w:val="uk-UA"/>
+        </w:rPr>
+        <w:br/>
+        <w:t>decoder_states = [decoder_state_h, decoder_state_c]</w:t>
+      </w:r>
+      <w:r>
+        <w:rPr>
+          <w:lang w:val="uk-UA"/>
+        </w:rPr>
+        <w:br/>
+      </w:r>
+      <w:r>
+        <w:rPr>
+          <w:lang w:val="uk-UA"/>
+        </w:rPr>
+        <w:br/>
+        <w:t>decoder_dense = model.layers[4]</w:t>
+      </w:r>
+      <w:r>
+        <w:rPr>
+          <w:lang w:val="uk-UA"/>
+        </w:rPr>
+        <w:br/>
+        <w:t>decoder_outputs = decoder_dense(decoder_lstm_outputs)</w:t>
+      </w:r>
+      <w:r>
+        <w:rPr>
+          <w:lang w:val="uk-UA"/>
+        </w:rPr>
+        <w:br/>
+      </w:r>
+      <w:r>
+        <w:rPr>
+          <w:lang w:val="uk-UA"/>
+        </w:rPr>
+        <w:br/>
+        <w:t>decoder_model = tensorflow.keras.Model(</w:t>
+      </w:r>
+      <w:r>
+        <w:rPr>
+          <w:lang w:val="uk-UA"/>
+        </w:rPr>
+        <w:br/>
+        <w:t xml:space="preserve">    [decoder_inputs] + decoder_inputs_states, [decoder_outputs] + decoder_states</w:t>
+      </w:r>
+      <w:r>
+        <w:rPr>
+          <w:lang w:val="uk-UA"/>
+        </w:rPr>
         <w:br/>
         <w:t>)</w:t>
       </w:r>
       <w:r>
-        <w:br/>
-      </w:r>
-      <w:r>
-        <w:br/>
-        <w:t>decoder_concatenate = model.layers[5]</w:t>
-      </w:r>
-      <w:r>
-        <w:br/>
-        <w:t>decoder_concatenate_outputs = decoder_concatenate(</w:t>
-      </w:r>
-      <w:r>
-        <w:br/>
-        <w:t xml:space="preserve">    [decoder_srn_outputs, decoder_attention_outputs]</w:t>
-      </w:r>
-      <w:r>
-        <w:br/>
-        <w:t>)</w:t>
-      </w:r>
-      <w:r>
-        <w:br/>
-      </w:r>
-      <w:r>
+        <w:rPr>
+          <w:lang w:val="uk-UA"/>
+        </w:rPr>
+        <w:br/>
+      </w:r>
+      <w:r>
+        <w:rPr>
+          <w:lang w:val="uk-UA"/>
+        </w:rPr>
+        <w:br/>
+        <w:t>reverse_input_char_index = dict((i, char) for char, i in input_token_index.items())</w:t>
+      </w:r>
+      <w:r>
+        <w:rPr>
+          <w:lang w:val="uk-UA"/>
+        </w:rPr>
+        <w:br/>
+        <w:t>reverse_target_char_index = dict((i, char) for char, i in target_token_index.items())</w:t>
+      </w:r>
+      <w:r>
+        <w:rPr>
+          <w:lang w:val="uk-UA"/>
+        </w:rPr>
+        <w:br/>
+      </w:r>
+      <w:r>
+        <w:rPr>
+          <w:lang w:val="uk-UA"/>
+        </w:rPr>
+        <w:br/>
+        <w:t>for seq_index in range(20):</w:t>
+      </w:r>
+      <w:r>
+        <w:rPr>
+          <w:lang w:val="uk-UA"/>
+        </w:rPr>
+        <w:br/>
+        <w:t xml:space="preserve">    input_seq = encoder_input_data[seq_index: seq_index + 1]</w:t>
+      </w:r>
+      <w:r>
+        <w:rPr>
+          <w:lang w:val="uk-UA"/>
+        </w:rPr>
+        <w:br/>
+      </w:r>
+      <w:r>
+        <w:rPr>
+          <w:lang w:val="uk-UA"/>
+        </w:rPr>
+        <w:br/>
+        <w:t xml:space="preserve">    # Кодер LSTM повертає два стани (h і c)</w:t>
+      </w:r>
+      <w:r>
+        <w:rPr>
+          <w:lang w:val="uk-UA"/>
+        </w:rPr>
+        <w:br/>
+        <w:t xml:space="preserve">    states_value = encoder_model.predict(input_seq, verbose=0)</w:t>
+      </w:r>
+      <w:r>
+        <w:rPr>
+          <w:lang w:val="uk-UA"/>
+        </w:rPr>
+        <w:br/>
+      </w:r>
+      <w:r>
+        <w:rPr>
+          <w:lang w:val="uk-UA"/>
+        </w:rPr>
+        <w:br/>
+        <w:t xml:space="preserve">    target_seq = numpy.zeros((1, 1, num_decoder_tokens))</w:t>
+      </w:r>
+      <w:r>
+        <w:rPr>
+          <w:lang w:val="uk-UA"/>
+        </w:rPr>
+        <w:br/>
+        <w:t xml:space="preserve">    target_seq[0, 0, target_token_index["\t"]] = 1.0</w:t>
+      </w:r>
+      <w:r>
+        <w:rPr>
+          <w:lang w:val="uk-UA"/>
+        </w:rPr>
+        <w:br/>
+        <w:t xml:space="preserve">    stop_condition = False</w:t>
+      </w:r>
+      <w:r>
+        <w:rPr>
+          <w:lang w:val="uk-UA"/>
+        </w:rPr>
+        <w:br/>
+        <w:t xml:space="preserve">    decoded_sentence = ""</w:t>
+      </w:r>
+      <w:r>
+        <w:rPr>
+          <w:lang w:val="uk-UA"/>
+        </w:rPr>
+        <w:br/>
+      </w:r>
+      <w:r>
+        <w:rPr>
+          <w:lang w:val="uk-UA"/>
+        </w:rPr>
+        <w:br/>
+        <w:t xml:space="preserve">    while not stop_condition:</w:t>
+      </w:r>
+      <w:r>
+        <w:rPr>
+          <w:lang w:val="uk-UA"/>
+        </w:rPr>
+        <w:br/>
+      </w:r>
+      <w:r>
+        <w:rPr>
+          <w:lang w:val="uk-UA"/>
+        </w:rPr>
         <w:lastRenderedPageBreak/>
-        <w:br/>
-        <w:t>decoder_dense = model.layers[6]</w:t>
-      </w:r>
-      <w:r>
-        <w:br/>
-        <w:t>decoder_outputs = decoder_dense(decoder_concatenate_outputs)</w:t>
-      </w:r>
-      <w:r>
-        <w:br/>
-      </w:r>
-      <w:r>
-        <w:br/>
-        <w:t>decoder_model = tensorflow.keras.Model(</w:t>
-      </w:r>
-      <w:r>
-        <w:br/>
-        <w:t xml:space="preserve">    [decoder_inputs] + [decoder_input_srn_outputs, decoder_input_state_h],</w:t>
-      </w:r>
-      <w:r>
-        <w:br/>
-        <w:t xml:space="preserve">    [decoder_outputs] + [decoder_state_h],</w:t>
-      </w:r>
-      <w:r>
-        <w:br/>
-        <w:t>)</w:t>
-      </w:r>
-      <w:r>
-        <w:br/>
-      </w:r>
-      <w:r>
-        <w:br/>
-        <w:t>reverse_input_char_index = dict((i, char) for char, i in input_token_index.items())</w:t>
-      </w:r>
-      <w:r>
-        <w:br/>
-        <w:t>reverse_target_char_index = dict((i, char) for char, i in target_token_index.items())</w:t>
-      </w:r>
-      <w:r>
-        <w:br/>
-      </w:r>
-      <w:r>
-        <w:br/>
-        <w:t>for seq_index in range(20):</w:t>
-      </w:r>
-      <w:r>
-        <w:br/>
-        <w:t xml:space="preserve">    input_seq = encoder_input_data[seq_index: seq_index + 1]</w:t>
-      </w:r>
-      <w:r>
-        <w:br/>
-      </w:r>
-      <w:r>
-        <w:br/>
-        <w:t xml:space="preserve">    # Кодер повертає виходи (output1) та стан (h1)</w:t>
-      </w:r>
-      <w:r>
-        <w:br/>
-        <w:t xml:space="preserve">    output1, h1 = encoder_model.predict(input_seq, verbose=0)</w:t>
-      </w:r>
-      <w:r>
-        <w:br/>
-      </w:r>
-      <w:r>
-        <w:br/>
-        <w:t xml:space="preserve">    target_seq = numpy.zeros((1, 1, num_decoder_tokens))</w:t>
-      </w:r>
-      <w:r>
-        <w:br/>
-        <w:t xml:space="preserve">    target_seq[0, 0, target_token_index["\t"]] = 1.0</w:t>
-      </w:r>
-      <w:r>
-        <w:br/>
-        <w:t xml:space="preserve">    stop_condition = False</w:t>
-      </w:r>
-      <w:r>
-        <w:br/>
-        <w:t xml:space="preserve">    decoded_sentence = ""</w:t>
-      </w:r>
-      <w:r>
-        <w:br/>
-      </w:r>
-      <w:r>
-        <w:br/>
-        <w:t xml:space="preserve">    while not stop_condition:</w:t>
-      </w:r>
-      <w:r>
-        <w:br/>
-        <w:t xml:space="preserve">        # Декодер отримує (target_seq) та виходи (output1) і стан (h1) кодера</w:t>
-      </w:r>
-      <w:r>
-        <w:br/>
-        <w:t xml:space="preserve">        output_tokens, h = decoder_model.predict(</w:t>
-      </w:r>
-      <w:r>
-        <w:br/>
-        <w:t xml:space="preserve">            [target_seq] + [output1, h1], verbose=0</w:t>
-      </w:r>
-      <w:r>
+        <w:t xml:space="preserve">        # Декодер LSTM вимагає обидва стани (h і c)</w:t>
+      </w:r>
+      <w:r>
+        <w:rPr>
+          <w:lang w:val="uk-UA"/>
+        </w:rPr>
+        <w:br/>
+        <w:t xml:space="preserve">        output_tokens, h, c = decoder_model.predict(</w:t>
+      </w:r>
+      <w:r>
+        <w:rPr>
+          <w:lang w:val="uk-UA"/>
+        </w:rPr>
+        <w:br/>
+        <w:t xml:space="preserve">            [target_seq] + states_value, verbose=0</w:t>
+      </w:r>
+      <w:r>
+        <w:rPr>
+          <w:lang w:val="uk-UA"/>
+        </w:rPr>
         <w:br/>
         <w:t xml:space="preserve">        )</w:t>
       </w:r>
       <w:r>
-        <w:br/>
-      </w:r>
-      <w:r>
+        <w:rPr>
+          <w:lang w:val="uk-UA"/>
+        </w:rPr>
+        <w:br/>
+      </w:r>
+      <w:r>
+        <w:rPr>
+          <w:lang w:val="uk-UA"/>
+        </w:rPr>
         <w:br/>
         <w:t xml:space="preserve">        sampled_token_index = numpy.argmax(output_tokens[0, -1, :])</w:t>
       </w:r>
       <w:r>
+        <w:rPr>
+          <w:lang w:val="uk-UA"/>
+        </w:rPr>
         <w:br/>
         <w:t xml:space="preserve">        sampled_char = reverse_target_char_index[sampled_token_index]</w:t>
       </w:r>
       <w:r>
+        <w:rPr>
+          <w:lang w:val="uk-UA"/>
+        </w:rPr>
         <w:br/>
         <w:t xml:space="preserve">        decoded_sentence += sampled_char</w:t>
       </w:r>
       <w:r>
-        <w:br/>
-      </w:r>
-      <w:r>
+        <w:rPr>
+          <w:lang w:val="uk-UA"/>
+        </w:rPr>
+        <w:br/>
+      </w:r>
+      <w:r>
+        <w:rPr>
+          <w:lang w:val="uk-UA"/>
+        </w:rPr>
         <w:br/>
         <w:t xml:space="preserve">        if sampled_char == "\n" or len(decoded_sentence) &gt; max_decoder_seq_length:</w:t>
       </w:r>
       <w:r>
+        <w:rPr>
+          <w:lang w:val="uk-UA"/>
+        </w:rPr>
         <w:br/>
         <w:t xml:space="preserve">            stop_condition = True</w:t>
       </w:r>
       <w:r>
-        <w:br/>
-      </w:r>
-      <w:r>
+        <w:rPr>
+          <w:lang w:val="uk-UA"/>
+        </w:rPr>
+        <w:br/>
+      </w:r>
+      <w:r>
+        <w:rPr>
+          <w:lang w:val="uk-UA"/>
+        </w:rPr>
         <w:br/>
         <w:t xml:space="preserve">        target_seq = numpy.zeros((1, 1, num_decoder_tokens))</w:t>
       </w:r>
       <w:r>
+        <w:rPr>
+          <w:lang w:val="uk-UA"/>
+        </w:rPr>
         <w:br/>
         <w:t xml:space="preserve">        target_seq[0, 0, sampled_token_index] = 1.0</w:t>
       </w:r>
       <w:r>
-        <w:br/>
-      </w:r>
-      <w:r>
-        <w:br/>
-        <w:t xml:space="preserve">        # Оновлюємо стан декодера</w:t>
-      </w:r>
-      <w:r>
-        <w:br/>
-        <w:t xml:space="preserve">        h1 = h</w:t>
-      </w:r>
-      <w:r>
-        <w:br/>
-      </w:r>
-      <w:r>
+        <w:rPr>
+          <w:lang w:val="uk-UA"/>
+        </w:rPr>
+        <w:br/>
+      </w:r>
+      <w:r>
+        <w:rPr>
+          <w:lang w:val="uk-UA"/>
+        </w:rPr>
+        <w:br/>
+        <w:t xml:space="preserve">        # Оновлюємо обидва стани для наступної ітерації</w:t>
+      </w:r>
+      <w:r>
+        <w:rPr>
+          <w:lang w:val="uk-UA"/>
+        </w:rPr>
+        <w:br/>
+        <w:t xml:space="preserve">        states_value = [h, c]</w:t>
+      </w:r>
+      <w:r>
+        <w:rPr>
+          <w:lang w:val="uk-UA"/>
+        </w:rPr>
+        <w:br/>
+      </w:r>
+      <w:r>
+        <w:rPr>
+          <w:lang w:val="uk-UA"/>
+        </w:rPr>
         <w:br/>
         <w:t xml:space="preserve">    print("-")</w:t>
       </w:r>
       <w:r>
+        <w:rPr>
+          <w:lang w:val="uk-UA"/>
+        </w:rPr>
         <w:br/>
         <w:t xml:space="preserve">    print("Input sentence:", input_texts[seq_index])</w:t>
       </w:r>
       <w:r>
+        <w:rPr>
+          <w:lang w:val="uk-UA"/>
+        </w:rPr>
         <w:br/>
         <w:t xml:space="preserve">    print("Decoded sentence:", decoded_sentence)</w:t>
       </w:r>
+    </w:p>
+    <w:p>
+      <w:pPr>
+        <w:rPr>
+          <w:lang w:val="uk-UA"/>
+        </w:rPr>
+      </w:pPr>
     </w:p>
     <w:p>
       <w:pPr>
         <w:spacing w:after="160" w:line="278" w:lineRule="auto"/>
         <w:jc w:val="center"/>
         <w:rPr>
-          <w:lang w:val="en-UA"/>
-        </w:rPr>
-      </w:pPr>
-      <w:r>
-        <w:rPr>
+          <w:rFonts w:ascii="Courier New" w:hAnsi="Courier New" w:cs="Courier New"/>
+          <w:b/>
           <w:noProof/>
-          <w:lang w:val="en-UA"/>
+          <w:color w:val="000000" w:themeColor="text1"/>
+          <w:sz w:val="22"/>
+          <w:szCs w:val="22"/>
+          <w:lang w:val="uk-UA" w:eastAsia="en-GB"/>
+        </w:rPr>
+      </w:pPr>
+      <w:r>
+        <w:rPr>
+          <w:rFonts w:ascii="Courier New" w:hAnsi="Courier New" w:cs="Courier New"/>
+          <w:b/>
+          <w:noProof/>
+          <w:color w:val="000000" w:themeColor="text1"/>
+          <w:sz w:val="22"/>
+          <w:szCs w:val="22"/>
+          <w:lang w:val="uk-UA" w:eastAsia="en-GB"/>
           <w14:ligatures w14:val="standardContextual"/>
         </w:rPr>
-        <w:lastRenderedPageBreak/>
         <w:drawing>
           <wp:inline distT="0" distB="0" distL="0" distR="0">
-            <wp:extent cx="4783330" cy="3036277"/>
-            <wp:effectExtent l="0" t="0" r="5080" b="0"/>
-            <wp:docPr id="64522488" name="Picture 1" descr="A screenshot of a computer&#10;&#10;AI-generated content may be incorrect."/>
+            <wp:extent cx="5911215" cy="2865120"/>
+            <wp:effectExtent l="0" t="0" r="0" b="5080"/>
+            <wp:docPr id="25217928" name="Picture 1" descr="A screenshot of a computer&#10;&#10;AI-generated content may be incorrect."/>
             <wp:cNvGraphicFramePr>
               <a:graphicFrameLocks xmlns:a="http://schemas.openxmlformats.org/drawingml/2006/main" noChangeAspect="1"/>
             </wp:cNvGraphicFramePr>
@@ -2173,7 +2284,7 @@
               <a:graphicData uri="http://schemas.openxmlformats.org/drawingml/2006/picture">
                 <pic:pic xmlns:pic="http://schemas.openxmlformats.org/drawingml/2006/picture">
                   <pic:nvPicPr>
-                    <pic:cNvPr id="64522488" name="Picture 1" descr="A screenshot of a computer&#10;&#10;AI-generated content may be incorrect."/>
+                    <pic:cNvPr id="25217928" name="Picture 1" descr="A screenshot of a computer&#10;&#10;AI-generated content may be incorrect."/>
                     <pic:cNvPicPr/>
                   </pic:nvPicPr>
                   <pic:blipFill>
@@ -2191,7 +2302,7 @@
                   <pic:spPr>
                     <a:xfrm>
                       <a:off x="0" y="0"/>
-                      <a:ext cx="4842305" cy="3073712"/>
+                      <a:ext cx="5911215" cy="2865120"/>
                     </a:xfrm>
                     <a:prstGeom prst="rect">
                       <a:avLst/>
@@ -2209,20 +2320,32 @@
         <w:spacing w:after="160" w:line="278" w:lineRule="auto"/>
         <w:jc w:val="center"/>
         <w:rPr>
-          <w:lang w:val="en-UA"/>
-        </w:rPr>
-      </w:pPr>
-      <w:r>
-        <w:rPr>
+          <w:rFonts w:ascii="Courier New" w:hAnsi="Courier New" w:cs="Courier New"/>
+          <w:b/>
           <w:noProof/>
-          <w:lang w:val="en-UA"/>
+          <w:color w:val="000000" w:themeColor="text1"/>
+          <w:sz w:val="22"/>
+          <w:szCs w:val="22"/>
+          <w:lang w:val="uk-UA" w:eastAsia="en-GB"/>
+        </w:rPr>
+      </w:pPr>
+      <w:r>
+        <w:rPr>
+          <w:rFonts w:ascii="Courier New" w:hAnsi="Courier New" w:cs="Courier New"/>
+          <w:b/>
+          <w:noProof/>
+          <w:color w:val="000000" w:themeColor="text1"/>
+          <w:sz w:val="22"/>
+          <w:szCs w:val="22"/>
+          <w:lang w:val="uk-UA" w:eastAsia="en-GB"/>
           <w14:ligatures w14:val="standardContextual"/>
         </w:rPr>
+        <w:lastRenderedPageBreak/>
         <w:drawing>
           <wp:inline distT="0" distB="0" distL="0" distR="0">
-            <wp:extent cx="4835091" cy="5076092"/>
-            <wp:effectExtent l="0" t="0" r="3810" b="4445"/>
-            <wp:docPr id="1054360515" name="Picture 2" descr="A screenshot of a computer&#10;&#10;AI-generated content may be incorrect."/>
+            <wp:extent cx="5911215" cy="5789930"/>
+            <wp:effectExtent l="0" t="0" r="0" b="1270"/>
+            <wp:docPr id="1347275844" name="Picture 2" descr="A screenshot of a computer&#10;&#10;AI-generated content may be incorrect."/>
             <wp:cNvGraphicFramePr>
               <a:graphicFrameLocks xmlns:a="http://schemas.openxmlformats.org/drawingml/2006/main" noChangeAspect="1"/>
             </wp:cNvGraphicFramePr>
@@ -2230,11 +2353,11 @@
               <a:graphicData uri="http://schemas.openxmlformats.org/drawingml/2006/picture">
                 <pic:pic xmlns:pic="http://schemas.openxmlformats.org/drawingml/2006/picture">
                   <pic:nvPicPr>
-                    <pic:cNvPr id="1054360515" name="Picture 2" descr="A screenshot of a computer&#10;&#10;AI-generated content may be incorrect."/>
+                    <pic:cNvPr id="1347275844" name="Picture 2" descr="A screenshot of a computer&#10;&#10;AI-generated content may be incorrect."/>
                     <pic:cNvPicPr/>
                   </pic:nvPicPr>
                   <pic:blipFill>
-                    <a:blip r:embed="rId6" cstate="print">
+                    <a:blip r:embed="rId6">
                       <a:extLst>
                         <a:ext uri="{28A0092B-C50C-407E-A947-70E740481C1C}">
                           <a14:useLocalDpi xmlns:a14="http://schemas.microsoft.com/office/drawing/2010/main" val="0"/>
@@ -2248,7 +2371,7 @@
                   <pic:spPr>
                     <a:xfrm>
                       <a:off x="0" y="0"/>
-                      <a:ext cx="4870763" cy="5113542"/>
+                      <a:ext cx="5911215" cy="5789930"/>
                     </a:xfrm>
                     <a:prstGeom prst="rect">
                       <a:avLst/>
@@ -2260,47 +2383,64 @@
           </wp:inline>
         </w:drawing>
       </w:r>
-      <w:r>
-        <w:rPr>
-          <w:lang w:val="en-UA"/>
+    </w:p>
+    <w:p>
+      <w:pPr>
+        <w:spacing w:after="160" w:line="278" w:lineRule="auto"/>
+        <w:rPr>
+          <w:rFonts w:ascii="Courier New" w:hAnsi="Courier New" w:cs="Courier New"/>
+          <w:b/>
+          <w:noProof/>
+          <w:color w:val="000000" w:themeColor="text1"/>
+          <w:sz w:val="22"/>
+          <w:szCs w:val="22"/>
+          <w:lang w:val="uk-UA" w:eastAsia="en-GB"/>
+        </w:rPr>
+      </w:pPr>
+      <w:r>
+        <w:rPr>
+          <w:rFonts w:ascii="Courier New" w:hAnsi="Courier New" w:cs="Courier New"/>
+          <w:b/>
+          <w:noProof/>
+          <w:color w:val="000000" w:themeColor="text1"/>
+          <w:sz w:val="22"/>
+          <w:szCs w:val="22"/>
+          <w:lang w:val="uk-UA" w:eastAsia="en-GB"/>
         </w:rPr>
         <w:br w:type="page"/>
       </w:r>
     </w:p>
     <w:p>
       <w:pPr>
+        <w:pStyle w:val="ListParagraph"/>
         <w:numPr>
           <w:ilvl w:val="0"/>
-          <w:numId w:val="19"/>
+          <w:numId w:val="1"/>
         </w:numPr>
         <w:spacing w:line="360" w:lineRule="auto"/>
         <w:rPr>
           <w:b/>
+          <w:bCs/>
           <w:i/>
+          <w:iCs/>
           <w:lang w:val="uk-UA"/>
         </w:rPr>
       </w:pPr>
       <w:r>
         <w:rPr>
           <w:b/>
+          <w:bCs/>
           <w:i/>
+          <w:iCs/>
           <w:lang w:val="uk-UA"/>
         </w:rPr>
         <w:lastRenderedPageBreak/>
-        <w:t>Висновки</w:t>
-      </w:r>
-      <w:r>
-        <w:rPr>
-          <w:b/>
-          <w:i/>
-          <w:lang w:val="en-US"/>
-        </w:rPr>
-        <w:t>:</w:t>
-      </w:r>
-    </w:p>
-    <w:p>
-      <w:pPr>
-        <w:pStyle w:val="Normal15"/>
+        <w:t>Висновки.</w:t>
+      </w:r>
+    </w:p>
+    <w:p>
+      <w:pPr>
+        <w:spacing w:line="360" w:lineRule="auto"/>
         <w:ind w:firstLine="720"/>
         <w:rPr>
           <w:lang w:val="uk-UA" w:eastAsia="en-GB"/>
@@ -2310,21 +2450,21 @@
         <w:rPr>
           <w:lang w:val="uk-UA"/>
         </w:rPr>
-        <w:t>Під час виконання лабораторної роботи я реалізував модель Seq2seq з механізмом уваги (</w:t>
+        <w:t xml:space="preserve">Під час виконання лабораторної роботи я реалізував </w:t>
       </w:r>
       <w:proofErr w:type="spellStart"/>
       <w:r>
         <w:rPr>
           <w:lang w:val="uk-UA"/>
         </w:rPr>
-        <w:t>Attention</w:t>
+        <w:t>нейромережу</w:t>
       </w:r>
       <w:proofErr w:type="spellEnd"/>
       <w:r>
         <w:rPr>
           <w:lang w:val="uk-UA"/>
         </w:rPr>
-        <w:t xml:space="preserve">) на базі </w:t>
+        <w:t xml:space="preserve"> Seq2seq на базі </w:t>
       </w:r>
       <w:r>
         <w:rPr>
@@ -2332,42 +2472,25 @@
           <w:rFonts w:eastAsiaTheme="majorEastAsia"/>
           <w:lang w:val="uk-UA"/>
         </w:rPr>
-        <w:t>SRN</w:t>
-      </w:r>
-      <w:r>
-        <w:rPr>
-          <w:lang w:val="uk-UA"/>
-        </w:rPr>
-        <w:t xml:space="preserve">. Механізм уваги дозволяє декодеру "заглядати" у всі приховані стани </w:t>
-      </w:r>
-      <w:proofErr w:type="spellStart"/>
-      <w:r>
-        <w:rPr>
-          <w:lang w:val="uk-UA"/>
-        </w:rPr>
-        <w:t>кодера</w:t>
-      </w:r>
-      <w:proofErr w:type="spellEnd"/>
-      <w:r>
-        <w:rPr>
-          <w:lang w:val="uk-UA"/>
-        </w:rPr>
-        <w:t xml:space="preserve"> на кожному кроці генерації, замість того, щоб покладатися лише на останній прихований стан.</w:t>
-      </w:r>
-    </w:p>
-    <w:p>
-      <w:pPr>
-        <w:pStyle w:val="Normal15"/>
-        <w:ind w:firstLine="720"/>
-        <w:rPr>
-          <w:lang w:val="uk-UA"/>
-        </w:rPr>
-      </w:pPr>
-      <w:r>
-        <w:rPr>
-          <w:lang w:val="uk-UA"/>
-        </w:rPr>
-        <w:t xml:space="preserve">Це суттєво покращує якість перекладу, особливо для довгих речень, оскільки модель може фокусуватися на релевантних частинах вхідного речення. При навчанні протягом 50 епох модель з увагою показала значно кращі результати, ніж проста модель </w:t>
+        <w:t>LSTM</w:t>
+      </w:r>
+      <w:r>
+        <w:rPr>
+          <w:lang w:val="uk-UA"/>
+        </w:rPr>
+        <w:t xml:space="preserve">. </w:t>
+      </w:r>
+      <w:r>
+        <w:rPr>
+          <w:rFonts w:eastAsiaTheme="majorEastAsia"/>
+        </w:rPr>
+        <w:t>LSTM</w:t>
+      </w:r>
+      <w:r>
+        <w:rPr>
+          <w:lang w:val="uk-UA"/>
+        </w:rPr>
+        <w:t xml:space="preserve"> є ще більш складною архітектурою, ніж </w:t>
       </w:r>
       <w:r>
         <w:rPr>
@@ -2375,13 +2498,231 @@
           <w:rFonts w:eastAsiaTheme="majorEastAsia"/>
           <w:lang w:val="uk-UA"/>
         </w:rPr>
-        <w:t>SRN</w:t>
-      </w:r>
-      <w:r>
-        <w:rPr>
-          <w:lang w:val="uk-UA"/>
-        </w:rPr>
-        <w:t xml:space="preserve"> з Лабораторної роботи №3, генеруючи більш точні та повні речення. Завдання лабораторної роботи було виконано.</w:t>
+        <w:t>GRU</w:t>
+      </w:r>
+      <w:r>
+        <w:rPr>
+          <w:lang w:val="uk-UA"/>
+        </w:rPr>
+        <w:t>, оскільки використовує три "вентилі" (</w:t>
+      </w:r>
+      <w:proofErr w:type="spellStart"/>
+      <w:r>
+        <w:rPr>
+          <w:lang w:val="uk-UA"/>
+        </w:rPr>
+        <w:t>forget</w:t>
+      </w:r>
+      <w:proofErr w:type="spellEnd"/>
+      <w:r>
+        <w:rPr>
+          <w:lang w:val="uk-UA"/>
+        </w:rPr>
+        <w:t xml:space="preserve">, </w:t>
+      </w:r>
+      <w:proofErr w:type="spellStart"/>
+      <w:r>
+        <w:rPr>
+          <w:lang w:val="uk-UA"/>
+        </w:rPr>
+        <w:t>input</w:t>
+      </w:r>
+      <w:proofErr w:type="spellEnd"/>
+      <w:r>
+        <w:rPr>
+          <w:lang w:val="uk-UA"/>
+        </w:rPr>
+        <w:t xml:space="preserve">, </w:t>
+      </w:r>
+      <w:proofErr w:type="spellStart"/>
+      <w:r>
+        <w:rPr>
+          <w:lang w:val="uk-UA"/>
+        </w:rPr>
+        <w:t>output</w:t>
+      </w:r>
+      <w:proofErr w:type="spellEnd"/>
+      <w:r>
+        <w:rPr>
+          <w:lang w:val="uk-UA"/>
+        </w:rPr>
+        <w:t>) та окремий "стан комірки" (</w:t>
+      </w:r>
+      <w:proofErr w:type="spellStart"/>
+      <w:r>
+        <w:rPr>
+          <w:rStyle w:val="HTMLCode"/>
+          <w:rFonts w:eastAsiaTheme="majorEastAsia"/>
+          <w:lang w:val="uk-UA"/>
+        </w:rPr>
+        <w:t>c_state</w:t>
+      </w:r>
+      <w:proofErr w:type="spellEnd"/>
+      <w:r>
+        <w:rPr>
+          <w:lang w:val="uk-UA"/>
+        </w:rPr>
+        <w:t>) на додачу до прихованого стану (</w:t>
+      </w:r>
+      <w:proofErr w:type="spellStart"/>
+      <w:r>
+        <w:rPr>
+          <w:rStyle w:val="HTMLCode"/>
+          <w:rFonts w:eastAsiaTheme="majorEastAsia"/>
+          <w:lang w:val="uk-UA"/>
+        </w:rPr>
+        <w:t>h_state</w:t>
+      </w:r>
+      <w:proofErr w:type="spellEnd"/>
+      <w:r>
+        <w:rPr>
+          <w:lang w:val="uk-UA"/>
+        </w:rPr>
+        <w:t>).</w:t>
+      </w:r>
+    </w:p>
+    <w:p>
+      <w:pPr>
+        <w:spacing w:line="360" w:lineRule="auto"/>
+        <w:ind w:firstLine="720"/>
+        <w:rPr>
+          <w:lang w:val="uk-UA"/>
+        </w:rPr>
+      </w:pPr>
+      <w:r>
+        <w:rPr>
+          <w:lang w:val="uk-UA"/>
+        </w:rPr>
+        <w:t>Ця розділена пам'ять (</w:t>
+      </w:r>
+      <w:proofErr w:type="spellStart"/>
+      <w:r>
+        <w:rPr>
+          <w:rStyle w:val="HTMLCode"/>
+          <w:rFonts w:eastAsiaTheme="majorEastAsia"/>
+          <w:lang w:val="uk-UA"/>
+        </w:rPr>
+        <w:t>c_state</w:t>
+      </w:r>
+      <w:proofErr w:type="spellEnd"/>
+      <w:r>
+        <w:rPr>
+          <w:lang w:val="uk-UA"/>
+        </w:rPr>
+        <w:t xml:space="preserve">) дозволяє </w:t>
+      </w:r>
+      <w:r>
+        <w:rPr>
+          <w:rStyle w:val="HTMLCode"/>
+          <w:rFonts w:eastAsiaTheme="majorEastAsia"/>
+          <w:lang w:val="uk-UA"/>
+        </w:rPr>
+        <w:t>LSTM</w:t>
+      </w:r>
+      <w:r>
+        <w:rPr>
+          <w:lang w:val="uk-UA"/>
+        </w:rPr>
+        <w:t xml:space="preserve"> ще ефективніше, ніж </w:t>
+      </w:r>
+      <w:r>
+        <w:rPr>
+          <w:rStyle w:val="HTMLCode"/>
+          <w:rFonts w:eastAsiaTheme="majorEastAsia"/>
+          <w:lang w:val="uk-UA"/>
+        </w:rPr>
+        <w:t>GRU</w:t>
+      </w:r>
+      <w:r>
+        <w:rPr>
+          <w:lang w:val="uk-UA"/>
+        </w:rPr>
+        <w:t xml:space="preserve">, керувати довгостроковими </w:t>
+      </w:r>
+      <w:proofErr w:type="spellStart"/>
+      <w:r>
+        <w:rPr>
+          <w:lang w:val="uk-UA"/>
+        </w:rPr>
+        <w:t>залежностями</w:t>
+      </w:r>
+      <w:proofErr w:type="spellEnd"/>
+      <w:r>
+        <w:rPr>
+          <w:lang w:val="uk-UA"/>
+        </w:rPr>
+        <w:t xml:space="preserve"> та "пам'ятати" або "забувати" інформацію протягом довгих послідовностей.</w:t>
+      </w:r>
+    </w:p>
+    <w:p>
+      <w:pPr>
+        <w:spacing w:line="360" w:lineRule="auto"/>
+        <w:ind w:firstLine="720"/>
+        <w:rPr>
+          <w:lang w:val="uk-UA"/>
+        </w:rPr>
+      </w:pPr>
+      <w:r>
+        <w:rPr>
+          <w:lang w:val="uk-UA"/>
+        </w:rPr>
+        <w:t xml:space="preserve">При навчанні протягом 50 епох модель </w:t>
+      </w:r>
+      <w:r>
+        <w:rPr>
+          <w:rStyle w:val="HTMLCode"/>
+          <w:rFonts w:eastAsiaTheme="majorEastAsia"/>
+          <w:lang w:val="uk-UA"/>
+        </w:rPr>
+        <w:t>LSTM</w:t>
+      </w:r>
+      <w:r>
+        <w:rPr>
+          <w:lang w:val="uk-UA"/>
+        </w:rPr>
+        <w:t xml:space="preserve"> показала результати, порівнянні або дещо кращі за </w:t>
+      </w:r>
+      <w:r>
+        <w:rPr>
+          <w:rStyle w:val="HTMLCode"/>
+          <w:rFonts w:eastAsiaTheme="majorEastAsia"/>
+          <w:lang w:val="uk-UA"/>
+        </w:rPr>
+        <w:t>GRU</w:t>
+      </w:r>
+      <w:r>
+        <w:rPr>
+          <w:lang w:val="uk-UA"/>
+        </w:rPr>
+        <w:t xml:space="preserve">. Вона вважається найнадійнішою, хоч і </w:t>
+      </w:r>
+      <w:proofErr w:type="spellStart"/>
+      <w:r>
+        <w:rPr>
+          <w:lang w:val="uk-UA"/>
+        </w:rPr>
+        <w:t>обчислювально</w:t>
+      </w:r>
+      <w:proofErr w:type="spellEnd"/>
+      <w:r>
+        <w:rPr>
+          <w:lang w:val="uk-UA"/>
+        </w:rPr>
+        <w:t xml:space="preserve"> </w:t>
+      </w:r>
+      <w:proofErr w:type="spellStart"/>
+      <w:r>
+        <w:rPr>
+          <w:lang w:val="uk-UA"/>
+        </w:rPr>
+        <w:t>найвитратнішою</w:t>
+      </w:r>
+      <w:proofErr w:type="spellEnd"/>
+      <w:r>
+        <w:rPr>
+          <w:lang w:val="uk-UA"/>
+        </w:rPr>
+        <w:t>, базовою рекурентною архітектурою для задач Seq2seq. Завдання лабораторної роботи було виконано.</w:t>
       </w:r>
     </w:p>
     <w:sectPr>
@@ -2770,178 +3111,6 @@
     </w:lvl>
   </w:abstractNum>
   <w:abstractNum w:abstractNumId="4" w15:restartNumberingAfterBreak="0">
-    <w:nsid w:val="15324C7E"/>
-    <w:multiLevelType w:val="hybridMultilevel"/>
-    <w:tmpl w:val="543274C0"/>
-    <w:lvl w:ilvl="0" w:tplc="0419000F">
-      <w:start w:val="1"/>
-      <w:numFmt w:val="decimal"/>
-      <w:lvlText w:val="%1."/>
-      <w:lvlJc w:val="left"/>
-      <w:pPr>
-        <w:ind w:left="1440" w:hanging="360"/>
-      </w:pPr>
-    </w:lvl>
-    <w:lvl w:ilvl="1" w:tplc="08090019">
-      <w:start w:val="1"/>
-      <w:numFmt w:val="lowerLetter"/>
-      <w:lvlText w:val="%2."/>
-      <w:lvlJc w:val="left"/>
-      <w:pPr>
-        <w:ind w:left="2160" w:hanging="360"/>
-      </w:pPr>
-    </w:lvl>
-    <w:lvl w:ilvl="2" w:tplc="0809001B" w:tentative="1">
-      <w:start w:val="1"/>
-      <w:numFmt w:val="lowerRoman"/>
-      <w:lvlText w:val="%3."/>
-      <w:lvlJc w:val="right"/>
-      <w:pPr>
-        <w:ind w:left="2880" w:hanging="180"/>
-      </w:pPr>
-    </w:lvl>
-    <w:lvl w:ilvl="3" w:tplc="0809000F" w:tentative="1">
-      <w:start w:val="1"/>
-      <w:numFmt w:val="decimal"/>
-      <w:lvlText w:val="%4."/>
-      <w:lvlJc w:val="left"/>
-      <w:pPr>
-        <w:ind w:left="3600" w:hanging="360"/>
-      </w:pPr>
-    </w:lvl>
-    <w:lvl w:ilvl="4" w:tplc="08090019" w:tentative="1">
-      <w:start w:val="1"/>
-      <w:numFmt w:val="lowerLetter"/>
-      <w:lvlText w:val="%5."/>
-      <w:lvlJc w:val="left"/>
-      <w:pPr>
-        <w:ind w:left="4320" w:hanging="360"/>
-      </w:pPr>
-    </w:lvl>
-    <w:lvl w:ilvl="5" w:tplc="0809001B" w:tentative="1">
-      <w:start w:val="1"/>
-      <w:numFmt w:val="lowerRoman"/>
-      <w:lvlText w:val="%6."/>
-      <w:lvlJc w:val="right"/>
-      <w:pPr>
-        <w:ind w:left="5040" w:hanging="180"/>
-      </w:pPr>
-    </w:lvl>
-    <w:lvl w:ilvl="6" w:tplc="0809000F" w:tentative="1">
-      <w:start w:val="1"/>
-      <w:numFmt w:val="decimal"/>
-      <w:lvlText w:val="%7."/>
-      <w:lvlJc w:val="left"/>
-      <w:pPr>
-        <w:ind w:left="5760" w:hanging="360"/>
-      </w:pPr>
-    </w:lvl>
-    <w:lvl w:ilvl="7" w:tplc="08090019" w:tentative="1">
-      <w:start w:val="1"/>
-      <w:numFmt w:val="lowerLetter"/>
-      <w:lvlText w:val="%8."/>
-      <w:lvlJc w:val="left"/>
-      <w:pPr>
-        <w:ind w:left="6480" w:hanging="360"/>
-      </w:pPr>
-    </w:lvl>
-    <w:lvl w:ilvl="8" w:tplc="0809001B" w:tentative="1">
-      <w:start w:val="1"/>
-      <w:numFmt w:val="lowerRoman"/>
-      <w:lvlText w:val="%9."/>
-      <w:lvlJc w:val="right"/>
-      <w:pPr>
-        <w:ind w:left="7200" w:hanging="180"/>
-      </w:pPr>
-    </w:lvl>
-  </w:abstractNum>
-  <w:abstractNum w:abstractNumId="5" w15:restartNumberingAfterBreak="0">
-    <w:nsid w:val="180C48EB"/>
-    <w:multiLevelType w:val="hybridMultilevel"/>
-    <w:tmpl w:val="17C06C26"/>
-    <w:lvl w:ilvl="0" w:tplc="FFFFFFFF">
-      <w:start w:val="1"/>
-      <w:numFmt w:val="decimal"/>
-      <w:lvlText w:val="%1."/>
-      <w:lvlJc w:val="left"/>
-      <w:pPr>
-        <w:ind w:left="1440" w:hanging="360"/>
-      </w:pPr>
-    </w:lvl>
-    <w:lvl w:ilvl="1" w:tplc="0419000F">
-      <w:start w:val="1"/>
-      <w:numFmt w:val="decimal"/>
-      <w:lvlText w:val="%2."/>
-      <w:lvlJc w:val="left"/>
-      <w:pPr>
-        <w:ind w:left="2160" w:hanging="360"/>
-      </w:pPr>
-    </w:lvl>
-    <w:lvl w:ilvl="2" w:tplc="FFFFFFFF" w:tentative="1">
-      <w:start w:val="1"/>
-      <w:numFmt w:val="lowerRoman"/>
-      <w:lvlText w:val="%3."/>
-      <w:lvlJc w:val="right"/>
-      <w:pPr>
-        <w:ind w:left="2880" w:hanging="180"/>
-      </w:pPr>
-    </w:lvl>
-    <w:lvl w:ilvl="3" w:tplc="FFFFFFFF" w:tentative="1">
-      <w:start w:val="1"/>
-      <w:numFmt w:val="decimal"/>
-      <w:lvlText w:val="%4."/>
-      <w:lvlJc w:val="left"/>
-      <w:pPr>
-        <w:ind w:left="3600" w:hanging="360"/>
-      </w:pPr>
-    </w:lvl>
-    <w:lvl w:ilvl="4" w:tplc="FFFFFFFF" w:tentative="1">
-      <w:start w:val="1"/>
-      <w:numFmt w:val="lowerLetter"/>
-      <w:lvlText w:val="%5."/>
-      <w:lvlJc w:val="left"/>
-      <w:pPr>
-        <w:ind w:left="4320" w:hanging="360"/>
-      </w:pPr>
-    </w:lvl>
-    <w:lvl w:ilvl="5" w:tplc="FFFFFFFF" w:tentative="1">
-      <w:start w:val="1"/>
-      <w:numFmt w:val="lowerRoman"/>
-      <w:lvlText w:val="%6."/>
-      <w:lvlJc w:val="right"/>
-      <w:pPr>
-        <w:ind w:left="5040" w:hanging="180"/>
-      </w:pPr>
-    </w:lvl>
-    <w:lvl w:ilvl="6" w:tplc="FFFFFFFF" w:tentative="1">
-      <w:start w:val="1"/>
-      <w:numFmt w:val="decimal"/>
-      <w:lvlText w:val="%7."/>
-      <w:lvlJc w:val="left"/>
-      <w:pPr>
-        <w:ind w:left="5760" w:hanging="360"/>
-      </w:pPr>
-    </w:lvl>
-    <w:lvl w:ilvl="7" w:tplc="FFFFFFFF" w:tentative="1">
-      <w:start w:val="1"/>
-      <w:numFmt w:val="lowerLetter"/>
-      <w:lvlText w:val="%8."/>
-      <w:lvlJc w:val="left"/>
-      <w:pPr>
-        <w:ind w:left="6480" w:hanging="360"/>
-      </w:pPr>
-    </w:lvl>
-    <w:lvl w:ilvl="8" w:tplc="FFFFFFFF" w:tentative="1">
-      <w:start w:val="1"/>
-      <w:numFmt w:val="lowerRoman"/>
-      <w:lvlText w:val="%9."/>
-      <w:lvlJc w:val="right"/>
-      <w:pPr>
-        <w:ind w:left="7200" w:hanging="180"/>
-      </w:pPr>
-    </w:lvl>
-  </w:abstractNum>
-  <w:abstractNum w:abstractNumId="6" w15:restartNumberingAfterBreak="0">
     <w:nsid w:val="1AAF5A03"/>
     <w:multiLevelType w:val="hybridMultilevel"/>
     <w:tmpl w:val="4B80C832"/>
@@ -3027,7 +3196,7 @@
       </w:pPr>
     </w:lvl>
   </w:abstractNum>
-  <w:abstractNum w:abstractNumId="7" w15:restartNumberingAfterBreak="0">
+  <w:abstractNum w:abstractNumId="5" w15:restartNumberingAfterBreak="0">
     <w:nsid w:val="1AD1035C"/>
     <w:multiLevelType w:val="multilevel"/>
     <w:tmpl w:val="2CFE8D4C"/>
@@ -3140,7 +3309,7 @@
       </w:pPr>
     </w:lvl>
   </w:abstractNum>
-  <w:abstractNum w:abstractNumId="8" w15:restartNumberingAfterBreak="0">
+  <w:abstractNum w:abstractNumId="6" w15:restartNumberingAfterBreak="0">
     <w:nsid w:val="1D0C10CB"/>
     <w:multiLevelType w:val="hybridMultilevel"/>
     <w:tmpl w:val="56C4F18A"/>
@@ -3246,7 +3415,7 @@
       </w:pPr>
     </w:lvl>
   </w:abstractNum>
-  <w:abstractNum w:abstractNumId="9" w15:restartNumberingAfterBreak="0">
+  <w:abstractNum w:abstractNumId="7" w15:restartNumberingAfterBreak="0">
     <w:nsid w:val="284C19DB"/>
     <w:multiLevelType w:val="hybridMultilevel"/>
     <w:tmpl w:val="52CCE902"/>
@@ -3352,7 +3521,7 @@
       </w:pPr>
     </w:lvl>
   </w:abstractNum>
-  <w:abstractNum w:abstractNumId="10" w15:restartNumberingAfterBreak="0">
+  <w:abstractNum w:abstractNumId="8" w15:restartNumberingAfterBreak="0">
     <w:nsid w:val="284D3A82"/>
     <w:multiLevelType w:val="hybridMultilevel"/>
     <w:tmpl w:val="3EE690EC"/>
@@ -3458,7 +3627,7 @@
       </w:pPr>
     </w:lvl>
   </w:abstractNum>
-  <w:abstractNum w:abstractNumId="11" w15:restartNumberingAfterBreak="0">
+  <w:abstractNum w:abstractNumId="9" w15:restartNumberingAfterBreak="0">
     <w:nsid w:val="2B4F2E45"/>
     <w:multiLevelType w:val="hybridMultilevel"/>
     <w:tmpl w:val="C17A0052"/>
@@ -3544,7 +3713,7 @@
       </w:pPr>
     </w:lvl>
   </w:abstractNum>
-  <w:abstractNum w:abstractNumId="12" w15:restartNumberingAfterBreak="0">
+  <w:abstractNum w:abstractNumId="10" w15:restartNumberingAfterBreak="0">
     <w:nsid w:val="353B5C97"/>
     <w:multiLevelType w:val="hybridMultilevel"/>
     <w:tmpl w:val="6A0E36B0"/>
@@ -3633,7 +3802,7 @@
       </w:pPr>
     </w:lvl>
   </w:abstractNum>
-  <w:abstractNum w:abstractNumId="13" w15:restartNumberingAfterBreak="0">
+  <w:abstractNum w:abstractNumId="11" w15:restartNumberingAfterBreak="0">
     <w:nsid w:val="3E3125C6"/>
     <w:multiLevelType w:val="multilevel"/>
     <w:tmpl w:val="99F029A8"/>
@@ -3746,318 +3915,116 @@
       </w:pPr>
     </w:lvl>
   </w:abstractNum>
-  <w:abstractNum w:abstractNumId="14" w15:restartNumberingAfterBreak="0">
-    <w:nsid w:val="485C26CA"/>
+  <w:abstractNum w:abstractNumId="12" w15:restartNumberingAfterBreak="0">
+    <w:nsid w:val="57650F01"/>
     <w:multiLevelType w:val="hybridMultilevel"/>
-    <w:tmpl w:val="8AA8E814"/>
-    <w:lvl w:ilvl="0" w:tplc="08090001">
+    <w:tmpl w:val="5EE8466E"/>
+    <w:lvl w:ilvl="0" w:tplc="0419000F">
+      <w:start w:val="1"/>
+      <w:numFmt w:val="decimal"/>
+      <w:lvlText w:val="%1."/>
+      <w:lvlJc w:val="left"/>
+      <w:pPr>
+        <w:ind w:left="1080" w:hanging="360"/>
+      </w:pPr>
+    </w:lvl>
+    <w:lvl w:ilvl="1" w:tplc="04190019">
+      <w:start w:val="1"/>
+      <w:numFmt w:val="lowerLetter"/>
+      <w:lvlText w:val="%2."/>
+      <w:lvlJc w:val="left"/>
+      <w:pPr>
+        <w:tabs>
+          <w:tab w:val="num" w:pos="1800"/>
+        </w:tabs>
+        <w:ind w:left="1800" w:hanging="360"/>
+      </w:pPr>
+    </w:lvl>
+    <w:lvl w:ilvl="2" w:tplc="1B0AB5B4">
       <w:numFmt w:val="bullet"/>
       <w:lvlText w:val=""/>
       <w:lvlJc w:val="left"/>
       <w:pPr>
-        <w:ind w:left="720" w:hanging="360"/>
+        <w:ind w:left="2700" w:hanging="360"/>
       </w:pPr>
       <w:rPr>
         <w:rFonts w:ascii="Symbol" w:eastAsia="Times New Roman" w:hAnsi="Symbol" w:cs="Times New Roman" w:hint="default"/>
       </w:rPr>
     </w:lvl>
-    <w:lvl w:ilvl="1" w:tplc="08090003" w:tentative="1">
-      <w:start w:val="1"/>
-      <w:numFmt w:val="bullet"/>
-      <w:lvlText w:val="o"/>
-      <w:lvlJc w:val="left"/>
-      <w:pPr>
-        <w:ind w:left="1440" w:hanging="360"/>
-      </w:pPr>
-      <w:rPr>
-        <w:rFonts w:ascii="Courier New" w:hAnsi="Courier New" w:cs="Courier New" w:hint="default"/>
-      </w:rPr>
-    </w:lvl>
-    <w:lvl w:ilvl="2" w:tplc="08090005" w:tentative="1">
-      <w:start w:val="1"/>
-      <w:numFmt w:val="bullet"/>
-      <w:lvlText w:val=""/>
-      <w:lvlJc w:val="left"/>
-      <w:pPr>
-        <w:ind w:left="2160" w:hanging="360"/>
-      </w:pPr>
-      <w:rPr>
-        <w:rFonts w:ascii="Wingdings" w:hAnsi="Wingdings" w:hint="default"/>
-      </w:rPr>
-    </w:lvl>
-    <w:lvl w:ilvl="3" w:tplc="08090001" w:tentative="1">
-      <w:start w:val="1"/>
-      <w:numFmt w:val="bullet"/>
-      <w:lvlText w:val=""/>
-      <w:lvlJc w:val="left"/>
-      <w:pPr>
-        <w:ind w:left="2880" w:hanging="360"/>
-      </w:pPr>
-      <w:rPr>
-        <w:rFonts w:ascii="Symbol" w:hAnsi="Symbol" w:hint="default"/>
-      </w:rPr>
-    </w:lvl>
-    <w:lvl w:ilvl="4" w:tplc="08090003" w:tentative="1">
-      <w:start w:val="1"/>
-      <w:numFmt w:val="bullet"/>
-      <w:lvlText w:val="o"/>
-      <w:lvlJc w:val="left"/>
-      <w:pPr>
-        <w:ind w:left="3600" w:hanging="360"/>
-      </w:pPr>
-      <w:rPr>
-        <w:rFonts w:ascii="Courier New" w:hAnsi="Courier New" w:cs="Courier New" w:hint="default"/>
-      </w:rPr>
-    </w:lvl>
-    <w:lvl w:ilvl="5" w:tplc="08090005" w:tentative="1">
-      <w:start w:val="1"/>
-      <w:numFmt w:val="bullet"/>
-      <w:lvlText w:val=""/>
-      <w:lvlJc w:val="left"/>
-      <w:pPr>
-        <w:ind w:left="4320" w:hanging="360"/>
-      </w:pPr>
-      <w:rPr>
-        <w:rFonts w:ascii="Wingdings" w:hAnsi="Wingdings" w:hint="default"/>
-      </w:rPr>
-    </w:lvl>
-    <w:lvl w:ilvl="6" w:tplc="08090001" w:tentative="1">
-      <w:start w:val="1"/>
-      <w:numFmt w:val="bullet"/>
-      <w:lvlText w:val=""/>
-      <w:lvlJc w:val="left"/>
-      <w:pPr>
-        <w:ind w:left="5040" w:hanging="360"/>
-      </w:pPr>
-      <w:rPr>
-        <w:rFonts w:ascii="Symbol" w:hAnsi="Symbol" w:hint="default"/>
-      </w:rPr>
-    </w:lvl>
-    <w:lvl w:ilvl="7" w:tplc="08090003" w:tentative="1">
-      <w:start w:val="1"/>
-      <w:numFmt w:val="bullet"/>
-      <w:lvlText w:val="o"/>
-      <w:lvlJc w:val="left"/>
-      <w:pPr>
-        <w:ind w:left="5760" w:hanging="360"/>
-      </w:pPr>
-      <w:rPr>
-        <w:rFonts w:ascii="Courier New" w:hAnsi="Courier New" w:cs="Courier New" w:hint="default"/>
-      </w:rPr>
-    </w:lvl>
-    <w:lvl w:ilvl="8" w:tplc="08090005" w:tentative="1">
-      <w:start w:val="1"/>
-      <w:numFmt w:val="bullet"/>
-      <w:lvlText w:val=""/>
-      <w:lvlJc w:val="left"/>
-      <w:pPr>
-        <w:ind w:left="6480" w:hanging="360"/>
-      </w:pPr>
-      <w:rPr>
-        <w:rFonts w:ascii="Wingdings" w:hAnsi="Wingdings" w:hint="default"/>
-      </w:rPr>
-    </w:lvl>
-  </w:abstractNum>
-  <w:abstractNum w:abstractNumId="15" w15:restartNumberingAfterBreak="0">
-    <w:nsid w:val="50E36572"/>
-    <w:multiLevelType w:val="hybridMultilevel"/>
-    <w:tmpl w:val="35AA1C3E"/>
-    <w:lvl w:ilvl="0" w:tplc="0419000F">
-      <w:start w:val="1"/>
-      <w:numFmt w:val="decimal"/>
-      <w:lvlText w:val="%1."/>
-      <w:lvlJc w:val="left"/>
-      <w:pPr>
-        <w:ind w:left="1080" w:hanging="360"/>
-      </w:pPr>
-    </w:lvl>
-    <w:lvl w:ilvl="1" w:tplc="08090019" w:tentative="1">
-      <w:start w:val="1"/>
-      <w:numFmt w:val="lowerLetter"/>
-      <w:lvlText w:val="%2."/>
-      <w:lvlJc w:val="left"/>
-      <w:pPr>
-        <w:ind w:left="1800" w:hanging="360"/>
-      </w:pPr>
-    </w:lvl>
-    <w:lvl w:ilvl="2" w:tplc="0809001B" w:tentative="1">
-      <w:start w:val="1"/>
-      <w:numFmt w:val="lowerRoman"/>
-      <w:lvlText w:val="%3."/>
-      <w:lvlJc w:val="right"/>
-      <w:pPr>
-        <w:ind w:left="2520" w:hanging="180"/>
-      </w:pPr>
-    </w:lvl>
-    <w:lvl w:ilvl="3" w:tplc="0809000F" w:tentative="1">
+    <w:lvl w:ilvl="3" w:tplc="0419000F" w:tentative="1">
       <w:start w:val="1"/>
       <w:numFmt w:val="decimal"/>
       <w:lvlText w:val="%4."/>
       <w:lvlJc w:val="left"/>
       <w:pPr>
+        <w:tabs>
+          <w:tab w:val="num" w:pos="3240"/>
+        </w:tabs>
         <w:ind w:left="3240" w:hanging="360"/>
       </w:pPr>
     </w:lvl>
-    <w:lvl w:ilvl="4" w:tplc="08090019" w:tentative="1">
+    <w:lvl w:ilvl="4" w:tplc="04190019" w:tentative="1">
       <w:start w:val="1"/>
       <w:numFmt w:val="lowerLetter"/>
       <w:lvlText w:val="%5."/>
       <w:lvlJc w:val="left"/>
       <w:pPr>
+        <w:tabs>
+          <w:tab w:val="num" w:pos="3960"/>
+        </w:tabs>
         <w:ind w:left="3960" w:hanging="360"/>
       </w:pPr>
     </w:lvl>
-    <w:lvl w:ilvl="5" w:tplc="0809001B" w:tentative="1">
+    <w:lvl w:ilvl="5" w:tplc="0419001B" w:tentative="1">
       <w:start w:val="1"/>
       <w:numFmt w:val="lowerRoman"/>
       <w:lvlText w:val="%6."/>
       <w:lvlJc w:val="right"/>
       <w:pPr>
+        <w:tabs>
+          <w:tab w:val="num" w:pos="4680"/>
+        </w:tabs>
         <w:ind w:left="4680" w:hanging="180"/>
       </w:pPr>
     </w:lvl>
-    <w:lvl w:ilvl="6" w:tplc="0809000F" w:tentative="1">
+    <w:lvl w:ilvl="6" w:tplc="0419000F" w:tentative="1">
       <w:start w:val="1"/>
       <w:numFmt w:val="decimal"/>
       <w:lvlText w:val="%7."/>
       <w:lvlJc w:val="left"/>
       <w:pPr>
+        <w:tabs>
+          <w:tab w:val="num" w:pos="5400"/>
+        </w:tabs>
         <w:ind w:left="5400" w:hanging="360"/>
       </w:pPr>
     </w:lvl>
-    <w:lvl w:ilvl="7" w:tplc="08090019" w:tentative="1">
+    <w:lvl w:ilvl="7" w:tplc="04190019" w:tentative="1">
       <w:start w:val="1"/>
       <w:numFmt w:val="lowerLetter"/>
       <w:lvlText w:val="%8."/>
       <w:lvlJc w:val="left"/>
       <w:pPr>
+        <w:tabs>
+          <w:tab w:val="num" w:pos="6120"/>
+        </w:tabs>
         <w:ind w:left="6120" w:hanging="360"/>
       </w:pPr>
     </w:lvl>
-    <w:lvl w:ilvl="8" w:tplc="0809001B" w:tentative="1">
+    <w:lvl w:ilvl="8" w:tplc="0419001B" w:tentative="1">
       <w:start w:val="1"/>
       <w:numFmt w:val="lowerRoman"/>
       <w:lvlText w:val="%9."/>
       <w:lvlJc w:val="right"/>
       <w:pPr>
+        <w:tabs>
+          <w:tab w:val="num" w:pos="6840"/>
+        </w:tabs>
         <w:ind w:left="6840" w:hanging="180"/>
       </w:pPr>
     </w:lvl>
   </w:abstractNum>
-  <w:abstractNum w:abstractNumId="16" w15:restartNumberingAfterBreak="0">
-    <w:nsid w:val="57650F01"/>
-    <w:multiLevelType w:val="hybridMultilevel"/>
-    <w:tmpl w:val="3E3AB108"/>
-    <w:lvl w:ilvl="0" w:tplc="0212A50C">
-      <w:start w:val="1"/>
-      <w:numFmt w:val="decimal"/>
-      <w:lvlText w:val="%1."/>
-      <w:lvlJc w:val="left"/>
-      <w:pPr>
-        <w:ind w:left="1080" w:hanging="360"/>
-      </w:pPr>
-      <w:rPr>
-        <w:b/>
-        <w:bCs/>
-      </w:rPr>
-    </w:lvl>
-    <w:lvl w:ilvl="1" w:tplc="04190019">
-      <w:start w:val="1"/>
-      <w:numFmt w:val="lowerLetter"/>
-      <w:lvlText w:val="%2."/>
-      <w:lvlJc w:val="left"/>
-      <w:pPr>
-        <w:tabs>
-          <w:tab w:val="num" w:pos="1800"/>
-        </w:tabs>
-        <w:ind w:left="1800" w:hanging="360"/>
-      </w:pPr>
-    </w:lvl>
-    <w:lvl w:ilvl="2" w:tplc="1B0AB5B4">
-      <w:numFmt w:val="bullet"/>
-      <w:lvlText w:val=""/>
-      <w:lvlJc w:val="left"/>
-      <w:pPr>
-        <w:ind w:left="2700" w:hanging="360"/>
-      </w:pPr>
-      <w:rPr>
-        <w:rFonts w:ascii="Symbol" w:eastAsia="Times New Roman" w:hAnsi="Symbol" w:cs="Times New Roman" w:hint="default"/>
-      </w:rPr>
-    </w:lvl>
-    <w:lvl w:ilvl="3" w:tplc="0419000F" w:tentative="1">
-      <w:start w:val="1"/>
-      <w:numFmt w:val="decimal"/>
-      <w:lvlText w:val="%4."/>
-      <w:lvlJc w:val="left"/>
-      <w:pPr>
-        <w:tabs>
-          <w:tab w:val="num" w:pos="3240"/>
-        </w:tabs>
-        <w:ind w:left="3240" w:hanging="360"/>
-      </w:pPr>
-    </w:lvl>
-    <w:lvl w:ilvl="4" w:tplc="04190019" w:tentative="1">
-      <w:start w:val="1"/>
-      <w:numFmt w:val="lowerLetter"/>
-      <w:lvlText w:val="%5."/>
-      <w:lvlJc w:val="left"/>
-      <w:pPr>
-        <w:tabs>
-          <w:tab w:val="num" w:pos="3960"/>
-        </w:tabs>
-        <w:ind w:left="3960" w:hanging="360"/>
-      </w:pPr>
-    </w:lvl>
-    <w:lvl w:ilvl="5" w:tplc="0419001B" w:tentative="1">
-      <w:start w:val="1"/>
-      <w:numFmt w:val="lowerRoman"/>
-      <w:lvlText w:val="%6."/>
-      <w:lvlJc w:val="right"/>
-      <w:pPr>
-        <w:tabs>
-          <w:tab w:val="num" w:pos="4680"/>
-        </w:tabs>
-        <w:ind w:left="4680" w:hanging="180"/>
-      </w:pPr>
-    </w:lvl>
-    <w:lvl w:ilvl="6" w:tplc="0419000F" w:tentative="1">
-      <w:start w:val="1"/>
-      <w:numFmt w:val="decimal"/>
-      <w:lvlText w:val="%7."/>
-      <w:lvlJc w:val="left"/>
-      <w:pPr>
-        <w:tabs>
-          <w:tab w:val="num" w:pos="5400"/>
-        </w:tabs>
-        <w:ind w:left="5400" w:hanging="360"/>
-      </w:pPr>
-    </w:lvl>
-    <w:lvl w:ilvl="7" w:tplc="04190019" w:tentative="1">
-      <w:start w:val="1"/>
-      <w:numFmt w:val="lowerLetter"/>
-      <w:lvlText w:val="%8."/>
-      <w:lvlJc w:val="left"/>
-      <w:pPr>
-        <w:tabs>
-          <w:tab w:val="num" w:pos="6120"/>
-        </w:tabs>
-        <w:ind w:left="6120" w:hanging="360"/>
-      </w:pPr>
-    </w:lvl>
-    <w:lvl w:ilvl="8" w:tplc="0419001B" w:tentative="1">
-      <w:start w:val="1"/>
-      <w:numFmt w:val="lowerRoman"/>
-      <w:lvlText w:val="%9."/>
-      <w:lvlJc w:val="right"/>
-      <w:pPr>
-        <w:tabs>
-          <w:tab w:val="num" w:pos="6840"/>
-        </w:tabs>
-        <w:ind w:left="6840" w:hanging="180"/>
-      </w:pPr>
-    </w:lvl>
-  </w:abstractNum>
-  <w:abstractNum w:abstractNumId="17" w15:restartNumberingAfterBreak="0">
+  <w:abstractNum w:abstractNumId="13" w15:restartNumberingAfterBreak="0">
     <w:nsid w:val="63DF3DD6"/>
     <w:multiLevelType w:val="hybridMultilevel"/>
     <w:tmpl w:val="BB78944E"/>
@@ -4146,7 +4113,7 @@
       </w:pPr>
     </w:lvl>
   </w:abstractNum>
-  <w:abstractNum w:abstractNumId="18" w15:restartNumberingAfterBreak="0">
+  <w:abstractNum w:abstractNumId="14" w15:restartNumberingAfterBreak="0">
     <w:nsid w:val="6B852497"/>
     <w:multiLevelType w:val="hybridMultilevel"/>
     <w:tmpl w:val="C2D28696"/>
@@ -4232,7 +4199,7 @@
       </w:pPr>
     </w:lvl>
   </w:abstractNum>
-  <w:abstractNum w:abstractNumId="19" w15:restartNumberingAfterBreak="0">
+  <w:abstractNum w:abstractNumId="15" w15:restartNumberingAfterBreak="0">
     <w:nsid w:val="759C30C1"/>
     <w:multiLevelType w:val="hybridMultilevel"/>
     <w:tmpl w:val="B470C012"/>
@@ -4318,7 +4285,7 @@
       </w:pPr>
     </w:lvl>
   </w:abstractNum>
-  <w:abstractNum w:abstractNumId="20" w15:restartNumberingAfterBreak="0">
+  <w:abstractNum w:abstractNumId="16" w15:restartNumberingAfterBreak="0">
     <w:nsid w:val="76AF6A1D"/>
     <w:multiLevelType w:val="hybridMultilevel"/>
     <w:tmpl w:val="8230F946"/>
@@ -4429,40 +4396,40 @@
     </w:lvl>
   </w:abstractNum>
   <w:num w:numId="1" w16cid:durableId="1993362585">
+    <w:abstractNumId w:val="12"/>
+  </w:num>
+  <w:num w:numId="2" w16cid:durableId="1562406540">
+    <w:abstractNumId w:val="10"/>
+  </w:num>
+  <w:num w:numId="3" w16cid:durableId="718096523">
     <w:abstractNumId w:val="16"/>
   </w:num>
-  <w:num w:numId="2" w16cid:durableId="1562406540">
-    <w:abstractNumId w:val="12"/>
-  </w:num>
-  <w:num w:numId="3" w16cid:durableId="718096523">
-    <w:abstractNumId w:val="20"/>
-  </w:num>
   <w:num w:numId="4" w16cid:durableId="17048782">
-    <w:abstractNumId w:val="7"/>
+    <w:abstractNumId w:val="5"/>
   </w:num>
   <w:num w:numId="5" w16cid:durableId="1798141542">
     <w:abstractNumId w:val="1"/>
   </w:num>
   <w:num w:numId="6" w16cid:durableId="1150367456">
-    <w:abstractNumId w:val="18"/>
+    <w:abstractNumId w:val="14"/>
   </w:num>
   <w:num w:numId="7" w16cid:durableId="845634757">
     <w:abstractNumId w:val="2"/>
   </w:num>
   <w:num w:numId="8" w16cid:durableId="1245263617">
-    <w:abstractNumId w:val="11"/>
+    <w:abstractNumId w:val="9"/>
   </w:num>
   <w:num w:numId="9" w16cid:durableId="2023239016">
-    <w:abstractNumId w:val="6"/>
+    <w:abstractNumId w:val="4"/>
   </w:num>
   <w:num w:numId="10" w16cid:durableId="151485683">
-    <w:abstractNumId w:val="19"/>
+    <w:abstractNumId w:val="15"/>
   </w:num>
   <w:num w:numId="11" w16cid:durableId="1855027343">
-    <w:abstractNumId w:val="17"/>
+    <w:abstractNumId w:val="13"/>
   </w:num>
   <w:num w:numId="12" w16cid:durableId="775444331">
-    <w:abstractNumId w:val="13"/>
+    <w:abstractNumId w:val="11"/>
   </w:num>
   <w:num w:numId="13" w16cid:durableId="1614097860">
     <w:abstractNumId w:val="3"/>
@@ -4471,25 +4438,13 @@
     <w:abstractNumId w:val="0"/>
   </w:num>
   <w:num w:numId="15" w16cid:durableId="1547643994">
+    <w:abstractNumId w:val="6"/>
+  </w:num>
+  <w:num w:numId="16" w16cid:durableId="1287810656">
     <w:abstractNumId w:val="8"/>
   </w:num>
-  <w:num w:numId="16" w16cid:durableId="1287810656">
-    <w:abstractNumId w:val="10"/>
-  </w:num>
   <w:num w:numId="17" w16cid:durableId="499735839">
-    <w:abstractNumId w:val="9"/>
-  </w:num>
-  <w:num w:numId="18" w16cid:durableId="778911773">
-    <w:abstractNumId w:val="15"/>
-  </w:num>
-  <w:num w:numId="19" w16cid:durableId="1775203773">
-    <w:abstractNumId w:val="4"/>
-  </w:num>
-  <w:num w:numId="20" w16cid:durableId="1684161495">
-    <w:abstractNumId w:val="14"/>
-  </w:num>
-  <w:num w:numId="21" w16cid:durableId="807283791">
-    <w:abstractNumId w:val="5"/>
+    <w:abstractNumId w:val="7"/>
   </w:num>
 </w:numbering>
 </file>
@@ -5105,7 +5060,6 @@
   <w:style w:type="character" w:default="1" w:styleId="DefaultParagraphFont">
     <w:name w:val="Default Paragraph Font"/>
     <w:uiPriority w:val="1"/>
-    <w:semiHidden/>
     <w:unhideWhenUsed/>
   </w:style>
   <w:style w:type="table" w:default="1" w:styleId="TableNormal">
@@ -5562,18 +5516,6 @@
       <w:lang w:val="en-GB" w:eastAsia="en-GB"/>
     </w:rPr>
   </w:style>
-  <w:style w:type="paragraph" w:customStyle="1" w:styleId="Normal15">
-    <w:name w:val="Normal 1.5"/>
-    <w:basedOn w:val="Normal"/>
-    <w:qFormat/>
-    <w:rsid w:val="00E23D5E"/>
-    <w:pPr>
-      <w:spacing w:line="360" w:lineRule="auto"/>
-    </w:pPr>
-    <w:rPr>
-      <w:lang w:val="en-US"/>
-    </w:rPr>
-  </w:style>
 </w:styles>
 </file>
 

--- a/Year 1/Природно-надійні системи кібербезпеки/Звіт_5.docx
+++ b/Year 1/Природно-надійні системи кібербезпеки/Звіт_5.docx
@@ -2442,6 +2442,7 @@
       <w:pPr>
         <w:spacing w:line="360" w:lineRule="auto"/>
         <w:ind w:firstLine="720"/>
+        <w:jc w:val="both"/>
         <w:rPr>
           <w:lang w:val="uk-UA" w:eastAsia="en-GB"/>
         </w:rPr>
@@ -2585,6 +2586,7 @@
       <w:pPr>
         <w:spacing w:line="360" w:lineRule="auto"/>
         <w:ind w:firstLine="720"/>
+        <w:jc w:val="both"/>
         <w:rPr>
           <w:lang w:val="uk-UA"/>
         </w:rPr>
@@ -2658,6 +2660,7 @@
       <w:pPr>
         <w:spacing w:line="360" w:lineRule="auto"/>
         <w:ind w:firstLine="720"/>
+        <w:jc w:val="both"/>
         <w:rPr>
           <w:lang w:val="uk-UA"/>
         </w:rPr>
@@ -5060,6 +5063,7 @@
   <w:style w:type="character" w:default="1" w:styleId="DefaultParagraphFont">
     <w:name w:val="Default Paragraph Font"/>
     <w:uiPriority w:val="1"/>
+    <w:semiHidden/>
     <w:unhideWhenUsed/>
   </w:style>
   <w:style w:type="table" w:default="1" w:styleId="TableNormal">

--- a/Year 1/Природно-надійні системи кібербезпеки/Звіт_5.docx
+++ b/Year 1/Природно-надійні системи кібербезпеки/Звіт_5.docx
@@ -4,125 +4,78 @@
   <w:body>
     <w:p>
       <w:pPr>
-        <w:spacing w:before="120"/>
         <w:jc w:val="center"/>
         <w:rPr>
-          <w:b/>
-          <w:lang w:val="uk-UA"/>
-        </w:rPr>
-      </w:pPr>
-      <w:r>
-        <w:rPr>
-          <w:b/>
-          <w:lang w:val="uk-UA"/>
-        </w:rPr>
-        <w:t>Додаток 1.</w:t>
-      </w:r>
-    </w:p>
-    <w:p>
-      <w:pPr>
-        <w:spacing w:before="120"/>
-        <w:jc w:val="both"/>
-        <w:rPr>
-          <w:lang w:val="uk-UA"/>
-        </w:rPr>
-      </w:pPr>
+          <w:bCs/>
+          <w:sz w:val="28"/>
+          <w:szCs w:val="28"/>
+          <w:lang w:val="uk-UA"/>
+        </w:rPr>
+      </w:pPr>
+      <w:r>
+        <w:rPr>
+          <w:bCs/>
+          <w:sz w:val="28"/>
+          <w:szCs w:val="28"/>
+          <w:lang w:val="uk-UA"/>
+        </w:rPr>
+        <w:t>Міністерство освіти і науки України</w:t>
+      </w:r>
     </w:p>
     <w:p>
       <w:pPr>
         <w:jc w:val="center"/>
         <w:rPr>
-          <w:rFonts w:ascii="Times New Roman CYR" w:hAnsi="Times New Roman CYR"/>
-          <w:b/>
-          <w:sz w:val="28"/>
-          <w:szCs w:val="28"/>
-          <w:lang w:val="uk-UA"/>
-        </w:rPr>
-      </w:pPr>
-      <w:r>
-        <w:rPr>
-          <w:rFonts w:ascii="Times New Roman CYR" w:hAnsi="Times New Roman CYR"/>
-          <w:b/>
-          <w:sz w:val="28"/>
-          <w:szCs w:val="28"/>
-          <w:lang w:val="uk-UA"/>
-        </w:rPr>
-        <w:t>Міністерство освіти і науки України</w:t>
-      </w:r>
+          <w:bCs/>
+          <w:sz w:val="28"/>
+          <w:szCs w:val="28"/>
+          <w:lang w:val="uk-UA"/>
+        </w:rPr>
+      </w:pPr>
+      <w:r>
+        <w:rPr>
+          <w:bCs/>
+          <w:sz w:val="28"/>
+          <w:szCs w:val="28"/>
+          <w:lang w:val="uk-UA"/>
+        </w:rPr>
+        <w:t>Черкаський державний технологічний університет</w:t>
+      </w:r>
+    </w:p>
+    <w:p>
+      <w:pPr>
+        <w:rPr>
+          <w:bCs/>
+          <w:sz w:val="28"/>
+          <w:szCs w:val="28"/>
+          <w:lang w:val="uk-UA"/>
+        </w:rPr>
+      </w:pPr>
     </w:p>
     <w:p>
       <w:pPr>
         <w:jc w:val="center"/>
         <w:rPr>
-          <w:rFonts w:ascii="Times New Roman CYR" w:hAnsi="Times New Roman CYR"/>
-          <w:b/>
-          <w:sz w:val="28"/>
-          <w:szCs w:val="28"/>
-          <w:lang w:val="uk-UA"/>
-        </w:rPr>
-      </w:pPr>
-      <w:r>
-        <w:rPr>
-          <w:rFonts w:ascii="Times New Roman CYR" w:hAnsi="Times New Roman CYR"/>
-          <w:b/>
-          <w:sz w:val="28"/>
-          <w:szCs w:val="28"/>
-          <w:lang w:val="uk-UA"/>
-        </w:rPr>
-        <w:t>Черкаський державний технологічний університет</w:t>
-      </w:r>
+          <w:bCs/>
+          <w:sz w:val="28"/>
+          <w:szCs w:val="28"/>
+          <w:lang w:val="uk-UA"/>
+        </w:rPr>
+      </w:pPr>
     </w:p>
     <w:p>
       <w:pPr>
         <w:jc w:val="center"/>
         <w:rPr>
-          <w:rFonts w:ascii="Times New Roman CYR" w:hAnsi="Times New Roman CYR"/>
-          <w:b/>
-          <w:sz w:val="28"/>
-          <w:szCs w:val="28"/>
-          <w:lang w:val="uk-UA"/>
-        </w:rPr>
-      </w:pPr>
-    </w:p>
-    <w:p>
-      <w:pPr>
-        <w:jc w:val="center"/>
-        <w:rPr>
-          <w:rFonts w:ascii="Times New Roman CYR" w:hAnsi="Times New Roman CYR"/>
-          <w:b/>
-          <w:sz w:val="28"/>
-          <w:szCs w:val="28"/>
-          <w:lang w:val="uk-UA"/>
-        </w:rPr>
-      </w:pPr>
-    </w:p>
-    <w:p>
-      <w:pPr>
-        <w:jc w:val="center"/>
-        <w:rPr>
-          <w:rFonts w:ascii="Times New Roman CYR" w:hAnsi="Times New Roman CYR"/>
-          <w:b/>
-          <w:sz w:val="28"/>
-          <w:szCs w:val="28"/>
-          <w:lang w:val="uk-UA"/>
-        </w:rPr>
-      </w:pPr>
-    </w:p>
-    <w:p>
-      <w:pPr>
-        <w:jc w:val="center"/>
-        <w:rPr>
-          <w:rFonts w:ascii="Times New Roman CYR" w:hAnsi="Times New Roman CYR"/>
-          <w:b/>
-          <w:sz w:val="28"/>
-          <w:szCs w:val="28"/>
-          <w:lang w:val="uk-UA"/>
-        </w:rPr>
-      </w:pPr>
-      <w:r>
-        <w:rPr>
-          <w:rFonts w:ascii="Times New Roman CYR" w:hAnsi="Times New Roman CYR"/>
-          <w:b/>
+          <w:bCs/>
+          <w:sz w:val="28"/>
+          <w:szCs w:val="28"/>
+          <w:lang w:val="uk-UA"/>
+        </w:rPr>
+      </w:pPr>
+      <w:r>
+        <w:rPr>
+          <w:bCs/>
           <w:sz w:val="28"/>
           <w:szCs w:val="28"/>
           <w:lang w:val="uk-UA"/>
@@ -134,8 +87,9 @@
       <w:pPr>
         <w:ind w:left="709"/>
         <w:rPr>
-          <w:rFonts w:ascii="Times New Roman CYR" w:hAnsi="Times New Roman CYR"/>
-          <w:sz w:val="20"/>
+          <w:bCs/>
+          <w:sz w:val="28"/>
+          <w:szCs w:val="28"/>
           <w:lang w:val="uk-UA"/>
         </w:rPr>
       </w:pPr>
@@ -145,31 +99,29 @@
         <w:ind w:left="709" w:hanging="709"/>
         <w:jc w:val="center"/>
         <w:rPr>
-          <w:rFonts w:ascii="Times New Roman CYR" w:hAnsi="Times New Roman CYR"/>
-          <w:b/>
-          <w:sz w:val="28"/>
-          <w:szCs w:val="28"/>
-          <w:lang w:val="uk-UA"/>
-        </w:rPr>
-      </w:pPr>
-      <w:r>
-        <w:rPr>
-          <w:rFonts w:ascii="Times New Roman CYR" w:hAnsi="Times New Roman CYR"/>
-          <w:b/>
-          <w:sz w:val="28"/>
-          <w:szCs w:val="28"/>
-          <w:lang w:val="uk-UA"/>
-        </w:rPr>
-        <w:t>Кафедра комп’ютерних наук та системного аналізу</w:t>
+          <w:bCs/>
+          <w:sz w:val="28"/>
+          <w:szCs w:val="28"/>
+          <w:lang w:val="uk-UA"/>
+        </w:rPr>
+      </w:pPr>
+      <w:r>
+        <w:rPr>
+          <w:bCs/>
+          <w:sz w:val="28"/>
+          <w:szCs w:val="28"/>
+          <w:lang w:val="uk-UA"/>
+        </w:rPr>
+        <w:t>Кафедра інформаційної безпеки та комп'ютерної інженерії</w:t>
       </w:r>
     </w:p>
     <w:p>
       <w:pPr>
         <w:ind w:left="709"/>
         <w:rPr>
-          <w:rFonts w:ascii="Times New Roman CYR" w:hAnsi="Times New Roman CYR"/>
-          <w:sz w:val="32"/>
-          <w:szCs w:val="32"/>
+          <w:bCs/>
+          <w:sz w:val="28"/>
+          <w:szCs w:val="28"/>
           <w:lang w:val="uk-UA"/>
         </w:rPr>
       </w:pPr>
@@ -178,9 +130,9 @@
       <w:pPr>
         <w:ind w:left="709"/>
         <w:rPr>
-          <w:rFonts w:ascii="Times New Roman CYR" w:hAnsi="Times New Roman CYR"/>
-          <w:sz w:val="32"/>
-          <w:szCs w:val="32"/>
+          <w:bCs/>
+          <w:sz w:val="28"/>
+          <w:szCs w:val="28"/>
           <w:lang w:val="uk-UA"/>
         </w:rPr>
       </w:pPr>
@@ -190,49 +142,20 @@
         <w:ind w:left="709" w:hanging="709"/>
         <w:jc w:val="center"/>
         <w:rPr>
-          <w:rFonts w:ascii="Times New Roman CYR" w:hAnsi="Times New Roman CYR"/>
-          <w:sz w:val="28"/>
-          <w:szCs w:val="28"/>
-          <w:lang w:val="uk-UA"/>
-        </w:rPr>
-      </w:pPr>
-      <w:r>
-        <w:rPr>
-          <w:rFonts w:ascii="Times New Roman CYR" w:hAnsi="Times New Roman CYR"/>
-          <w:sz w:val="28"/>
-          <w:szCs w:val="28"/>
-          <w:lang w:val="uk-UA"/>
-        </w:rPr>
-        <w:t xml:space="preserve">Дисципліна: </w:t>
-      </w:r>
-      <w:r>
-        <w:rPr>
-          <w:b/>
-          <w:sz w:val="28"/>
-          <w:szCs w:val="28"/>
-          <w:lang w:val="uk-UA"/>
-        </w:rPr>
-        <w:t xml:space="preserve">Природно-надійні системи </w:t>
-      </w:r>
-      <w:proofErr w:type="spellStart"/>
-      <w:r>
-        <w:rPr>
-          <w:b/>
-          <w:sz w:val="28"/>
-          <w:szCs w:val="28"/>
-          <w:lang w:val="uk-UA"/>
-        </w:rPr>
-        <w:t>кібербезпеки</w:t>
-      </w:r>
-      <w:proofErr w:type="spellEnd"/>
+          <w:bCs/>
+          <w:sz w:val="28"/>
+          <w:szCs w:val="28"/>
+          <w:lang w:val="uk-UA"/>
+        </w:rPr>
+      </w:pPr>
     </w:p>
     <w:p>
       <w:pPr>
         <w:ind w:left="709"/>
         <w:rPr>
-          <w:rFonts w:ascii="Times New Roman CYR" w:hAnsi="Times New Roman CYR"/>
-          <w:sz w:val="32"/>
-          <w:szCs w:val="32"/>
+          <w:bCs/>
+          <w:sz w:val="28"/>
+          <w:szCs w:val="28"/>
           <w:lang w:val="uk-UA"/>
         </w:rPr>
       </w:pPr>
@@ -241,9 +164,9 @@
       <w:pPr>
         <w:ind w:left="709"/>
         <w:rPr>
-          <w:rFonts w:ascii="Times New Roman CYR" w:hAnsi="Times New Roman CYR"/>
-          <w:sz w:val="32"/>
-          <w:szCs w:val="32"/>
+          <w:bCs/>
+          <w:sz w:val="28"/>
+          <w:szCs w:val="28"/>
           <w:lang w:val="uk-UA"/>
         </w:rPr>
       </w:pPr>
@@ -252,9 +175,9 @@
       <w:pPr>
         <w:ind w:left="709"/>
         <w:rPr>
-          <w:rFonts w:ascii="Times New Roman CYR" w:hAnsi="Times New Roman CYR"/>
-          <w:sz w:val="32"/>
-          <w:szCs w:val="32"/>
+          <w:bCs/>
+          <w:sz w:val="28"/>
+          <w:szCs w:val="28"/>
           <w:lang w:val="uk-UA"/>
         </w:rPr>
       </w:pPr>
@@ -263,9 +186,9 @@
       <w:pPr>
         <w:ind w:left="709"/>
         <w:rPr>
-          <w:rFonts w:ascii="Times New Roman CYR" w:hAnsi="Times New Roman CYR"/>
-          <w:sz w:val="32"/>
-          <w:szCs w:val="32"/>
+          <w:bCs/>
+          <w:sz w:val="28"/>
+          <w:szCs w:val="28"/>
           <w:lang w:val="uk-UA"/>
         </w:rPr>
       </w:pPr>
@@ -274,9 +197,9 @@
       <w:pPr>
         <w:ind w:left="709"/>
         <w:rPr>
-          <w:rFonts w:ascii="Times New Roman CYR" w:hAnsi="Times New Roman CYR"/>
-          <w:sz w:val="32"/>
-          <w:szCs w:val="32"/>
+          <w:bCs/>
+          <w:sz w:val="28"/>
+          <w:szCs w:val="28"/>
           <w:lang w:val="uk-UA"/>
         </w:rPr>
       </w:pPr>
@@ -285,30 +208,29 @@
       <w:pPr>
         <w:ind w:left="709"/>
         <w:rPr>
-          <w:rFonts w:ascii="Times New Roman CYR" w:hAnsi="Times New Roman CYR"/>
-          <w:sz w:val="32"/>
-          <w:szCs w:val="32"/>
-          <w:lang w:val="uk-UA"/>
-        </w:rPr>
-      </w:pPr>
-    </w:p>
-    <w:p>
-      <w:pPr>
+          <w:bCs/>
+          <w:sz w:val="28"/>
+          <w:szCs w:val="28"/>
+          <w:lang w:val="uk-UA"/>
+        </w:rPr>
+      </w:pPr>
+    </w:p>
+    <w:p>
+      <w:pPr>
+        <w:spacing w:line="360" w:lineRule="auto"/>
         <w:jc w:val="center"/>
         <w:rPr>
-          <w:rFonts w:ascii="Times New Roman CYR" w:hAnsi="Times New Roman CYR"/>
-          <w:b/>
-          <w:sz w:val="32"/>
-          <w:szCs w:val="32"/>
-          <w:lang w:val="uk-UA"/>
-        </w:rPr>
-      </w:pPr>
-      <w:r>
-        <w:rPr>
-          <w:rFonts w:ascii="Times New Roman CYR" w:hAnsi="Times New Roman CYR"/>
-          <w:b/>
-          <w:sz w:val="32"/>
-          <w:szCs w:val="32"/>
+          <w:bCs/>
+          <w:sz w:val="28"/>
+          <w:szCs w:val="28"/>
+          <w:lang w:val="uk-UA"/>
+        </w:rPr>
+      </w:pPr>
+      <w:r>
+        <w:rPr>
+          <w:bCs/>
+          <w:sz w:val="28"/>
+          <w:szCs w:val="28"/>
           <w:lang w:val="uk-UA"/>
         </w:rPr>
         <w:t>З В І Т</w:t>
@@ -316,33 +238,32 @@
     </w:p>
     <w:p>
       <w:pPr>
+        <w:spacing w:line="360" w:lineRule="auto"/>
         <w:ind w:left="1560" w:hanging="1560"/>
         <w:jc w:val="center"/>
         <w:rPr>
-          <w:rFonts w:ascii="Times New Roman CYR" w:hAnsi="Times New Roman CYR"/>
-          <w:b/>
-          <w:sz w:val="32"/>
-          <w:szCs w:val="32"/>
-          <w:lang w:val="uk-UA"/>
-        </w:rPr>
-      </w:pPr>
-    </w:p>
-    <w:p>
-      <w:pPr>
+          <w:bCs/>
+          <w:sz w:val="28"/>
+          <w:szCs w:val="28"/>
+          <w:lang w:val="uk-UA"/>
+        </w:rPr>
+      </w:pPr>
+    </w:p>
+    <w:p>
+      <w:pPr>
+        <w:spacing w:line="360" w:lineRule="auto"/>
         <w:ind w:left="1560" w:hanging="1560"/>
         <w:jc w:val="center"/>
         <w:rPr>
-          <w:rFonts w:ascii="Times New Roman CYR" w:hAnsi="Times New Roman CYR"/>
-          <w:b/>
-          <w:sz w:val="28"/>
-          <w:szCs w:val="28"/>
-          <w:lang w:val="en-US"/>
-        </w:rPr>
-      </w:pPr>
-      <w:r>
-        <w:rPr>
-          <w:rFonts w:ascii="Times New Roman CYR" w:hAnsi="Times New Roman CYR"/>
-          <w:b/>
+          <w:bCs/>
+          <w:sz w:val="28"/>
+          <w:szCs w:val="28"/>
+          <w:lang w:val="uk-UA"/>
+        </w:rPr>
+      </w:pPr>
+      <w:r>
+        <w:rPr>
+          <w:bCs/>
           <w:sz w:val="28"/>
           <w:szCs w:val="28"/>
           <w:lang w:val="uk-UA"/>
@@ -351,463 +272,864 @@
       </w:r>
       <w:r>
         <w:rPr>
-          <w:rFonts w:ascii="Times New Roman CYR" w:hAnsi="Times New Roman CYR"/>
-          <w:b/>
-          <w:sz w:val="28"/>
-          <w:szCs w:val="28"/>
-          <w:lang w:val="en-US"/>
+          <w:bCs/>
+          <w:sz w:val="28"/>
+          <w:szCs w:val="28"/>
+          <w:lang w:val="uk-UA"/>
         </w:rPr>
         <w:t>5</w:t>
       </w:r>
     </w:p>
     <w:p>
       <w:pPr>
+        <w:spacing w:line="360" w:lineRule="auto"/>
         <w:jc w:val="center"/>
         <w:rPr>
-          <w:rFonts w:ascii="Times New Roman CYR" w:hAnsi="Times New Roman CYR"/>
-          <w:b/>
-          <w:sz w:val="28"/>
-          <w:szCs w:val="28"/>
-          <w:lang w:val="uk-UA"/>
-        </w:rPr>
-      </w:pPr>
-    </w:p>
-    <w:p>
-      <w:pPr>
-        <w:tabs>
-          <w:tab w:val="left" w:pos="560"/>
-          <w:tab w:val="left" w:pos="1120"/>
-          <w:tab w:val="left" w:pos="1680"/>
-          <w:tab w:val="left" w:pos="2240"/>
-          <w:tab w:val="left" w:pos="2800"/>
-          <w:tab w:val="left" w:pos="3360"/>
-          <w:tab w:val="left" w:pos="3920"/>
-          <w:tab w:val="left" w:pos="4480"/>
-          <w:tab w:val="left" w:pos="5040"/>
-          <w:tab w:val="left" w:pos="5600"/>
-          <w:tab w:val="left" w:pos="6160"/>
-          <w:tab w:val="left" w:pos="6720"/>
-        </w:tabs>
-        <w:autoSpaceDE w:val="0"/>
-        <w:autoSpaceDN w:val="0"/>
-        <w:adjustRightInd w:val="0"/>
+          <w:bCs/>
+          <w:sz w:val="28"/>
+          <w:szCs w:val="28"/>
+          <w:lang w:val="uk-UA"/>
+        </w:rPr>
+      </w:pPr>
+      <w:r>
+        <w:rPr>
+          <w:bCs/>
+          <w:sz w:val="28"/>
+          <w:szCs w:val="28"/>
+          <w:lang w:val="uk-UA"/>
+        </w:rPr>
+        <w:t>з д</w:t>
+      </w:r>
+      <w:r>
+        <w:rPr>
+          <w:bCs/>
+          <w:sz w:val="28"/>
+          <w:szCs w:val="28"/>
+          <w:lang w:val="uk-UA"/>
+        </w:rPr>
+        <w:t>исциплін</w:t>
+      </w:r>
+      <w:r>
+        <w:rPr>
+          <w:bCs/>
+          <w:sz w:val="28"/>
+          <w:szCs w:val="28"/>
+          <w:lang w:val="uk-UA"/>
+        </w:rPr>
+        <w:t>и</w:t>
+      </w:r>
+      <w:r>
+        <w:rPr>
+          <w:bCs/>
+          <w:sz w:val="28"/>
+          <w:szCs w:val="28"/>
+          <w:lang w:val="uk-UA"/>
+        </w:rPr>
+        <w:t xml:space="preserve"> </w:t>
+      </w:r>
+      <w:r>
+        <w:rPr>
+          <w:bCs/>
+          <w:sz w:val="28"/>
+          <w:szCs w:val="28"/>
+          <w:lang w:val="uk-UA"/>
+        </w:rPr>
+        <w:t>«</w:t>
+      </w:r>
+      <w:r>
+        <w:rPr>
+          <w:bCs/>
+          <w:sz w:val="28"/>
+          <w:szCs w:val="28"/>
+          <w:lang w:val="uk-UA"/>
+        </w:rPr>
+        <w:t xml:space="preserve">Природно-надійні системи </w:t>
+      </w:r>
+      <w:proofErr w:type="spellStart"/>
+      <w:r>
+        <w:rPr>
+          <w:bCs/>
+          <w:sz w:val="28"/>
+          <w:szCs w:val="28"/>
+          <w:lang w:val="uk-UA"/>
+        </w:rPr>
+        <w:t>кібербезпеки</w:t>
+      </w:r>
+      <w:proofErr w:type="spellEnd"/>
+      <w:r>
+        <w:rPr>
+          <w:bCs/>
+          <w:sz w:val="28"/>
+          <w:szCs w:val="28"/>
+          <w:lang w:val="uk-UA"/>
+        </w:rPr>
+        <w:t>»</w:t>
+      </w:r>
+    </w:p>
+    <w:p>
+      <w:pPr>
+        <w:spacing w:line="360" w:lineRule="auto"/>
         <w:jc w:val="center"/>
         <w:rPr>
-          <w:rFonts w:eastAsiaTheme="minorHAnsi"/>
-          <w:b/>
-          <w:bCs/>
-          <w:color w:val="000000"/>
-          <w:sz w:val="28"/>
-          <w:szCs w:val="28"/>
-          <w:lang w:val="uk-UA" w:eastAsia="en-US"/>
-          <w14:ligatures w14:val="standardContextual"/>
-        </w:rPr>
-      </w:pPr>
-      <w:r>
-        <w:rPr>
-          <w:rFonts w:ascii="Times New Roman CYR" w:hAnsi="Times New Roman CYR"/>
-          <w:b/>
-          <w:sz w:val="28"/>
-          <w:szCs w:val="28"/>
-          <w:lang w:val="uk-UA"/>
-        </w:rPr>
-        <w:t>Тема: „</w:t>
+          <w:bCs/>
+          <w:sz w:val="28"/>
+          <w:szCs w:val="28"/>
+          <w:lang w:val="uk-UA"/>
+        </w:rPr>
+      </w:pPr>
+      <w:r>
+        <w:rPr>
+          <w:bCs/>
+          <w:sz w:val="28"/>
+          <w:szCs w:val="28"/>
+          <w:lang w:val="uk-UA"/>
+        </w:rPr>
+        <w:t xml:space="preserve">Тема: </w:t>
+      </w:r>
+      <w:r>
+        <w:rPr>
+          <w:bCs/>
+          <w:sz w:val="28"/>
+          <w:szCs w:val="28"/>
+          <w:lang w:val="uk-UA"/>
+        </w:rPr>
+        <w:t>«</w:t>
       </w:r>
       <w:proofErr w:type="spellStart"/>
       <w:r>
         <w:rPr>
-          <w:rFonts w:eastAsiaTheme="minorHAnsi"/>
-          <w:b/>
-          <w:bCs/>
-          <w:color w:val="000000"/>
-          <w:sz w:val="28"/>
-          <w:szCs w:val="28"/>
-          <w:lang w:val="uk-UA" w:eastAsia="en-US"/>
-          <w14:ligatures w14:val="standardContextual"/>
+          <w:bCs/>
+          <w:sz w:val="28"/>
+          <w:szCs w:val="28"/>
+          <w:lang w:val="uk-UA"/>
         </w:rPr>
         <w:t>Нейромережа</w:t>
       </w:r>
       <w:proofErr w:type="spellEnd"/>
       <w:r>
         <w:rPr>
-          <w:rFonts w:eastAsiaTheme="minorHAnsi"/>
-          <w:b/>
-          <w:bCs/>
-          <w:color w:val="000000"/>
-          <w:sz w:val="28"/>
-          <w:szCs w:val="28"/>
-          <w:lang w:val="uk-UA" w:eastAsia="en-US"/>
-          <w14:ligatures w14:val="standardContextual"/>
+          <w:bCs/>
+          <w:sz w:val="28"/>
+          <w:szCs w:val="28"/>
+          <w:lang w:val="uk-UA"/>
         </w:rPr>
         <w:t xml:space="preserve"> Seq2seq на основі LSTM для шифрування інформації</w:t>
       </w:r>
       <w:r>
         <w:rPr>
-          <w:rFonts w:eastAsiaTheme="minorHAnsi"/>
-          <w:b/>
-          <w:bCs/>
-          <w:color w:val="000000"/>
-          <w:sz w:val="28"/>
-          <w:szCs w:val="28"/>
-          <w:lang w:val="uk-UA" w:eastAsia="en-US"/>
-          <w14:ligatures w14:val="standardContextual"/>
-        </w:rPr>
-        <w:t>.</w:t>
-      </w:r>
-      <w:r>
-        <w:rPr>
-          <w:rFonts w:ascii="Times New Roman CYR" w:hAnsi="Times New Roman CYR"/>
-          <w:b/>
-          <w:sz w:val="28"/>
-          <w:szCs w:val="28"/>
-          <w:lang w:val="uk-UA"/>
-        </w:rPr>
-        <w:t>”</w:t>
-      </w:r>
-    </w:p>
-    <w:p>
-      <w:pPr>
+          <w:bCs/>
+          <w:sz w:val="28"/>
+          <w:szCs w:val="28"/>
+          <w:lang w:val="uk-UA"/>
+        </w:rPr>
+        <w:t>»</w:t>
+      </w:r>
+    </w:p>
+    <w:p>
+      <w:pPr>
+        <w:spacing w:line="360" w:lineRule="auto"/>
         <w:ind w:left="1560" w:hanging="1560"/>
         <w:jc w:val="center"/>
         <w:rPr>
+          <w:bCs/>
+          <w:sz w:val="28"/>
+          <w:szCs w:val="28"/>
+          <w:lang w:val="uk-UA"/>
+        </w:rPr>
+      </w:pPr>
+    </w:p>
+    <w:p>
+      <w:pPr>
+        <w:spacing w:line="360" w:lineRule="auto"/>
+        <w:ind w:left="709"/>
+        <w:jc w:val="center"/>
+        <w:rPr>
+          <w:bCs/>
+          <w:i/>
+          <w:sz w:val="28"/>
+          <w:szCs w:val="28"/>
+          <w:lang w:val="uk-UA"/>
+        </w:rPr>
+      </w:pPr>
+    </w:p>
+    <w:p>
+      <w:pPr>
+        <w:spacing w:line="360" w:lineRule="auto"/>
+        <w:ind w:left="709"/>
+        <w:rPr>
+          <w:sz w:val="28"/>
+          <w:szCs w:val="28"/>
+          <w:lang w:val="uk-UA"/>
+        </w:rPr>
+      </w:pPr>
+    </w:p>
+    <w:p>
+      <w:pPr>
+        <w:ind w:left="709"/>
+        <w:rPr>
+          <w:sz w:val="28"/>
+          <w:szCs w:val="28"/>
+          <w:lang w:val="uk-UA"/>
+        </w:rPr>
+      </w:pPr>
+    </w:p>
+    <w:p>
+      <w:pPr>
+        <w:ind w:left="709"/>
+        <w:rPr>
+          <w:sz w:val="28"/>
+          <w:szCs w:val="28"/>
+        </w:rPr>
+      </w:pPr>
+    </w:p>
+    <w:p>
+      <w:pPr>
+        <w:ind w:left="709"/>
+        <w:rPr>
+          <w:sz w:val="28"/>
+          <w:szCs w:val="28"/>
+          <w:lang w:val="en-US"/>
+        </w:rPr>
+      </w:pPr>
+    </w:p>
+    <w:tbl>
+      <w:tblPr>
+        <w:tblW w:w="9781" w:type="dxa"/>
+        <w:tblCellMar>
+          <w:top w:w="15" w:type="dxa"/>
+          <w:left w:w="15" w:type="dxa"/>
+          <w:bottom w:w="15" w:type="dxa"/>
+          <w:right w:w="15" w:type="dxa"/>
+        </w:tblCellMar>
+        <w:tblLook w:val="04A0" w:firstRow="1" w:lastRow="0" w:firstColumn="1" w:lastColumn="0" w:noHBand="0" w:noVBand="1"/>
+      </w:tblPr>
+      <w:tblGrid>
+        <w:gridCol w:w="4111"/>
+        <w:gridCol w:w="5670"/>
+      </w:tblGrid>
+      <w:tr>
+        <w:tc>
+          <w:tcPr>
+            <w:tcW w:w="4111" w:type="dxa"/>
+            <w:tcMar>
+              <w:top w:w="0" w:type="dxa"/>
+              <w:left w:w="108" w:type="dxa"/>
+              <w:bottom w:w="0" w:type="dxa"/>
+              <w:right w:w="108" w:type="dxa"/>
+            </w:tcMar>
+            <w:hideMark/>
+          </w:tcPr>
+          <w:p>
+            <w:pPr>
+              <w:rPr>
+                <w:sz w:val="28"/>
+                <w:szCs w:val="28"/>
+                <w:lang w:eastAsia="uk-UA"/>
+              </w:rPr>
+            </w:pPr>
+            <w:proofErr w:type="spellStart"/>
+            <w:r>
+              <w:rPr>
+                <w:color w:val="000000"/>
+                <w:sz w:val="28"/>
+                <w:szCs w:val="28"/>
+                <w:lang w:eastAsia="uk-UA"/>
+              </w:rPr>
+              <w:t>Перевірила</w:t>
+            </w:r>
+            <w:proofErr w:type="spellEnd"/>
+            <w:r>
+              <w:rPr>
+                <w:color w:val="000000"/>
+                <w:sz w:val="28"/>
+                <w:szCs w:val="28"/>
+                <w:lang w:eastAsia="uk-UA"/>
+              </w:rPr>
+              <w:t>:</w:t>
+            </w:r>
+          </w:p>
+        </w:tc>
+        <w:tc>
+          <w:tcPr>
+            <w:tcW w:w="5670" w:type="dxa"/>
+            <w:tcMar>
+              <w:top w:w="0" w:type="dxa"/>
+              <w:left w:w="108" w:type="dxa"/>
+              <w:bottom w:w="0" w:type="dxa"/>
+              <w:right w:w="108" w:type="dxa"/>
+            </w:tcMar>
+            <w:hideMark/>
+          </w:tcPr>
+          <w:p>
+            <w:pPr>
+              <w:jc w:val="right"/>
+              <w:rPr>
+                <w:sz w:val="28"/>
+                <w:szCs w:val="28"/>
+                <w:lang w:eastAsia="uk-UA"/>
+              </w:rPr>
+            </w:pPr>
+            <w:r>
+              <w:rPr>
+                <w:color w:val="000000"/>
+                <w:sz w:val="28"/>
+                <w:szCs w:val="28"/>
+                <w:lang w:eastAsia="uk-UA"/>
+              </w:rPr>
+              <w:t>Викон</w:t>
+            </w:r>
+            <w:proofErr w:type="spellStart"/>
+            <w:r>
+              <w:rPr>
+                <w:color w:val="000000"/>
+                <w:sz w:val="28"/>
+                <w:szCs w:val="28"/>
+                <w:lang w:val="uk-UA" w:eastAsia="uk-UA"/>
+              </w:rPr>
+              <w:t>ав</w:t>
+            </w:r>
+            <w:proofErr w:type="spellEnd"/>
+            <w:r>
+              <w:rPr>
+                <w:color w:val="000000"/>
+                <w:sz w:val="28"/>
+                <w:szCs w:val="28"/>
+                <w:lang w:eastAsia="uk-UA"/>
+              </w:rPr>
+              <w:t>:</w:t>
+            </w:r>
+          </w:p>
+        </w:tc>
+      </w:tr>
+      <w:tr>
+        <w:tc>
+          <w:tcPr>
+            <w:tcW w:w="4111" w:type="dxa"/>
+            <w:tcMar>
+              <w:top w:w="0" w:type="dxa"/>
+              <w:left w:w="108" w:type="dxa"/>
+              <w:bottom w:w="0" w:type="dxa"/>
+              <w:right w:w="108" w:type="dxa"/>
+            </w:tcMar>
+            <w:hideMark/>
+          </w:tcPr>
+          <w:p>
+            <w:pPr>
+              <w:rPr>
+                <w:sz w:val="28"/>
+                <w:szCs w:val="28"/>
+                <w:lang w:eastAsia="uk-UA"/>
+              </w:rPr>
+            </w:pPr>
+            <w:proofErr w:type="spellStart"/>
+            <w:r>
+              <w:rPr>
+                <w:color w:val="000000"/>
+                <w:sz w:val="28"/>
+                <w:szCs w:val="28"/>
+                <w:lang w:eastAsia="uk-UA"/>
+              </w:rPr>
+              <w:t>професор</w:t>
+            </w:r>
+            <w:proofErr w:type="spellEnd"/>
+          </w:p>
+        </w:tc>
+        <w:tc>
+          <w:tcPr>
+            <w:tcW w:w="5670" w:type="dxa"/>
+            <w:tcMar>
+              <w:top w:w="0" w:type="dxa"/>
+              <w:left w:w="108" w:type="dxa"/>
+              <w:bottom w:w="0" w:type="dxa"/>
+              <w:right w:w="108" w:type="dxa"/>
+            </w:tcMar>
+            <w:hideMark/>
+          </w:tcPr>
+          <w:p>
+            <w:pPr>
+              <w:ind w:left="1560" w:hanging="1560"/>
+              <w:jc w:val="right"/>
+              <w:rPr>
+                <w:sz w:val="28"/>
+                <w:szCs w:val="28"/>
+                <w:lang w:val="uk-UA"/>
+              </w:rPr>
+            </w:pPr>
+            <w:r>
+              <w:rPr>
+                <w:sz w:val="28"/>
+                <w:szCs w:val="28"/>
+                <w:lang w:val="uk-UA"/>
+              </w:rPr>
+              <w:t>аспірант 1-го курсу</w:t>
+            </w:r>
+          </w:p>
+          <w:p>
+            <w:pPr>
+              <w:ind w:left="1560" w:hanging="1560"/>
+              <w:jc w:val="right"/>
+              <w:rPr>
+                <w:color w:val="000000" w:themeColor="text1"/>
+                <w:sz w:val="28"/>
+                <w:szCs w:val="28"/>
+                <w:lang w:val="uk-UA"/>
+              </w:rPr>
+            </w:pPr>
+            <w:r>
+              <w:rPr>
+                <w:sz w:val="28"/>
+                <w:szCs w:val="28"/>
+                <w:lang w:val="uk-UA"/>
+              </w:rPr>
+              <w:t xml:space="preserve">спеціальності </w:t>
+            </w:r>
+            <w:r>
+              <w:rPr>
+                <w:color w:val="000000" w:themeColor="text1"/>
+                <w:sz w:val="28"/>
+                <w:szCs w:val="28"/>
+                <w:lang w:val="uk-UA"/>
+              </w:rPr>
+              <w:t xml:space="preserve">F5 </w:t>
+            </w:r>
+            <w:proofErr w:type="spellStart"/>
+            <w:r>
+              <w:rPr>
+                <w:color w:val="000000" w:themeColor="text1"/>
+                <w:sz w:val="28"/>
+                <w:szCs w:val="28"/>
+                <w:lang w:val="uk-UA"/>
+              </w:rPr>
+              <w:t>Кібербезпека</w:t>
+            </w:r>
+            <w:proofErr w:type="spellEnd"/>
+          </w:p>
+          <w:p>
+            <w:pPr>
+              <w:ind w:left="1560" w:hanging="1560"/>
+              <w:jc w:val="right"/>
+              <w:rPr>
+                <w:color w:val="000000" w:themeColor="text1"/>
+                <w:sz w:val="28"/>
+                <w:szCs w:val="28"/>
+                <w:lang w:val="uk-UA"/>
+              </w:rPr>
+            </w:pPr>
+            <w:r>
+              <w:rPr>
+                <w:color w:val="000000" w:themeColor="text1"/>
+                <w:sz w:val="28"/>
+                <w:szCs w:val="28"/>
+                <w:lang w:val="uk-UA"/>
+              </w:rPr>
+              <w:t>та захист інформації</w:t>
+            </w:r>
+          </w:p>
+          <w:p>
+            <w:pPr>
+              <w:jc w:val="right"/>
+              <w:rPr>
+                <w:sz w:val="28"/>
+                <w:szCs w:val="28"/>
+                <w:lang w:val="uk-UA" w:eastAsia="uk-UA"/>
+              </w:rPr>
+            </w:pPr>
+          </w:p>
+        </w:tc>
+      </w:tr>
+      <w:tr>
+        <w:tc>
+          <w:tcPr>
+            <w:tcW w:w="4111" w:type="dxa"/>
+            <w:tcMar>
+              <w:top w:w="0" w:type="dxa"/>
+              <w:left w:w="108" w:type="dxa"/>
+              <w:bottom w:w="0" w:type="dxa"/>
+              <w:right w:w="108" w:type="dxa"/>
+            </w:tcMar>
+            <w:hideMark/>
+          </w:tcPr>
+          <w:p>
+            <w:pPr>
+              <w:rPr>
+                <w:sz w:val="28"/>
+                <w:szCs w:val="28"/>
+                <w:lang w:eastAsia="uk-UA"/>
+              </w:rPr>
+            </w:pPr>
+            <w:r>
+              <w:rPr>
+                <w:color w:val="000000"/>
+                <w:sz w:val="28"/>
+                <w:szCs w:val="28"/>
+                <w:lang w:eastAsia="uk-UA"/>
+              </w:rPr>
+              <w:t>Бабенко В. Г.</w:t>
+            </w:r>
+          </w:p>
+        </w:tc>
+        <w:tc>
+          <w:tcPr>
+            <w:tcW w:w="5670" w:type="dxa"/>
+            <w:tcMar>
+              <w:top w:w="0" w:type="dxa"/>
+              <w:left w:w="108" w:type="dxa"/>
+              <w:bottom w:w="0" w:type="dxa"/>
+              <w:right w:w="108" w:type="dxa"/>
+            </w:tcMar>
+            <w:hideMark/>
+          </w:tcPr>
+          <w:p>
+            <w:pPr>
+              <w:ind w:left="709" w:hanging="709"/>
+              <w:jc w:val="right"/>
+              <w:rPr>
+                <w:bCs/>
+                <w:iCs/>
+                <w:color w:val="000000" w:themeColor="text1"/>
+                <w:sz w:val="28"/>
+                <w:szCs w:val="28"/>
+                <w:lang w:val="uk-UA"/>
+              </w:rPr>
+            </w:pPr>
+            <w:proofErr w:type="spellStart"/>
+            <w:r>
+              <w:rPr>
+                <w:bCs/>
+                <w:iCs/>
+                <w:color w:val="000000" w:themeColor="text1"/>
+                <w:sz w:val="28"/>
+                <w:szCs w:val="28"/>
+                <w:lang w:val="uk-UA"/>
+              </w:rPr>
+              <w:t>Білозор</w:t>
+            </w:r>
+            <w:proofErr w:type="spellEnd"/>
+            <w:r>
+              <w:rPr>
+                <w:bCs/>
+                <w:iCs/>
+                <w:color w:val="000000" w:themeColor="text1"/>
+                <w:sz w:val="28"/>
+                <w:szCs w:val="28"/>
+                <w:lang w:val="uk-UA"/>
+              </w:rPr>
+              <w:t xml:space="preserve"> Дмитро Олександрович</w:t>
+            </w:r>
+          </w:p>
+          <w:p>
+            <w:pPr>
+              <w:jc w:val="right"/>
+              <w:rPr>
+                <w:bCs/>
+                <w:sz w:val="28"/>
+                <w:szCs w:val="28"/>
+                <w:lang w:eastAsia="uk-UA"/>
+              </w:rPr>
+            </w:pPr>
+          </w:p>
+        </w:tc>
+      </w:tr>
+    </w:tbl>
+    <w:p>
+      <w:pPr>
+        <w:ind w:left="709"/>
+        <w:rPr>
+          <w:sz w:val="28"/>
+          <w:szCs w:val="28"/>
+          <w:lang w:val="en-US"/>
+        </w:rPr>
+      </w:pPr>
+    </w:p>
+    <w:p>
+      <w:pPr>
+        <w:ind w:left="709"/>
+        <w:rPr>
+          <w:sz w:val="28"/>
+          <w:szCs w:val="28"/>
+          <w:lang w:val="uk-UA"/>
+        </w:rPr>
+      </w:pPr>
+    </w:p>
+    <w:p>
+      <w:pPr>
+        <w:ind w:left="709"/>
+        <w:rPr>
+          <w:sz w:val="28"/>
+          <w:szCs w:val="28"/>
+          <w:lang w:val="uk-UA"/>
+        </w:rPr>
+      </w:pPr>
+    </w:p>
+    <w:p>
+      <w:pPr>
+        <w:ind w:left="709"/>
+        <w:rPr>
+          <w:sz w:val="28"/>
+          <w:szCs w:val="28"/>
+          <w:lang w:val="uk-UA"/>
+        </w:rPr>
+      </w:pPr>
+    </w:p>
+    <w:p>
+      <w:pPr>
+        <w:ind w:left="709"/>
+        <w:rPr>
           <w:rFonts w:ascii="Times New Roman CYR" w:hAnsi="Times New Roman CYR"/>
-          <w:b/>
-          <w:sz w:val="32"/>
-          <w:szCs w:val="32"/>
-          <w:lang w:val="uk-UA"/>
-        </w:rPr>
-      </w:pPr>
-    </w:p>
-    <w:p>
-      <w:pPr>
-        <w:ind w:left="1560" w:hanging="1560"/>
+          <w:szCs w:val="28"/>
+          <w:lang w:val="uk-UA"/>
+        </w:rPr>
+      </w:pPr>
+    </w:p>
+    <w:p>
+      <w:pPr>
+        <w:ind w:left="709"/>
+        <w:rPr>
+          <w:rFonts w:ascii="Times New Roman CYR" w:hAnsi="Times New Roman CYR"/>
+          <w:szCs w:val="28"/>
+          <w:lang w:val="uk-UA"/>
+        </w:rPr>
+      </w:pPr>
+    </w:p>
+    <w:p>
+      <w:pPr>
+        <w:ind w:left="709"/>
+        <w:rPr>
+          <w:rFonts w:ascii="Times New Roman CYR" w:hAnsi="Times New Roman CYR"/>
+          <w:szCs w:val="28"/>
+          <w:lang w:val="uk-UA"/>
+        </w:rPr>
+      </w:pPr>
+    </w:p>
+    <w:p>
+      <w:pPr>
+        <w:ind w:left="709" w:hanging="709"/>
         <w:jc w:val="center"/>
         <w:rPr>
           <w:rFonts w:ascii="Times New Roman CYR" w:hAnsi="Times New Roman CYR"/>
-          <w:color w:val="000000" w:themeColor="text1"/>
-          <w:szCs w:val="28"/>
-          <w:lang w:val="uk-UA"/>
-        </w:rPr>
-      </w:pPr>
-      <w:r>
+          <w:bCs/>
+          <w:szCs w:val="28"/>
+          <w:lang w:val="uk-UA"/>
+        </w:rPr>
+      </w:pPr>
+    </w:p>
+    <w:p>
+      <w:pPr>
+        <w:ind w:left="709" w:hanging="709"/>
+        <w:jc w:val="center"/>
         <w:rPr>
           <w:rFonts w:ascii="Times New Roman CYR" w:hAnsi="Times New Roman CYR"/>
-          <w:szCs w:val="28"/>
-          <w:lang w:val="uk-UA"/>
-        </w:rPr>
-        <w:t xml:space="preserve">аспіранта 1-го курсу спеціальності </w:t>
-      </w:r>
-      <w:r>
+          <w:bCs/>
+          <w:szCs w:val="28"/>
+          <w:lang w:val="uk-UA"/>
+        </w:rPr>
+      </w:pPr>
+    </w:p>
+    <w:p>
+      <w:pPr>
+        <w:ind w:left="709" w:hanging="709"/>
+        <w:jc w:val="center"/>
         <w:rPr>
           <w:rFonts w:ascii="Times New Roman CYR" w:hAnsi="Times New Roman CYR"/>
-          <w:color w:val="000000" w:themeColor="text1"/>
-          <w:szCs w:val="28"/>
-          <w:lang w:val="uk-UA"/>
-        </w:rPr>
-        <w:t xml:space="preserve">F5 </w:t>
-      </w:r>
-      <w:proofErr w:type="spellStart"/>
+          <w:bCs/>
+          <w:szCs w:val="28"/>
+          <w:lang w:val="uk-UA"/>
+        </w:rPr>
+      </w:pPr>
       <w:r>
         <w:rPr>
           <w:rFonts w:ascii="Times New Roman CYR" w:hAnsi="Times New Roman CYR"/>
-          <w:color w:val="000000" w:themeColor="text1"/>
-          <w:szCs w:val="28"/>
-          <w:lang w:val="uk-UA"/>
-        </w:rPr>
-        <w:t>Кібербезпека</w:t>
-      </w:r>
-      <w:proofErr w:type="spellEnd"/>
-      <w:r>
-        <w:rPr>
-          <w:rFonts w:ascii="Times New Roman CYR" w:hAnsi="Times New Roman CYR"/>
-          <w:color w:val="000000" w:themeColor="text1"/>
-          <w:szCs w:val="28"/>
-          <w:lang w:val="uk-UA"/>
-        </w:rPr>
-        <w:t xml:space="preserve"> та захист інформації</w:t>
-      </w:r>
-    </w:p>
-    <w:p>
-      <w:pPr>
-        <w:ind w:left="709"/>
+          <w:bCs/>
+          <w:szCs w:val="28"/>
+          <w:lang w:val="uk-UA"/>
+        </w:rPr>
+        <w:t>Черкаси – 2025 р.</w:t>
+      </w:r>
+    </w:p>
+    <w:p>
+      <w:pPr>
+        <w:spacing w:line="360" w:lineRule="auto"/>
         <w:jc w:val="center"/>
         <w:rPr>
           <w:rFonts w:ascii="Times New Roman CYR" w:hAnsi="Times New Roman CYR"/>
           <w:b/>
           <w:i/>
-          <w:szCs w:val="28"/>
-          <w:lang w:val="uk-UA"/>
-        </w:rPr>
-      </w:pPr>
-    </w:p>
-    <w:p>
-      <w:pPr>
-        <w:ind w:left="709" w:hanging="709"/>
-        <w:jc w:val="center"/>
+          <w:sz w:val="28"/>
+          <w:szCs w:val="28"/>
+          <w:lang w:val="uk-UA"/>
+        </w:rPr>
+      </w:pPr>
+      <w:r>
+        <w:rPr>
+          <w:rFonts w:ascii="Times New Roman CYR" w:hAnsi="Times New Roman CYR"/>
+          <w:sz w:val="28"/>
+          <w:szCs w:val="28"/>
+          <w:lang w:val="uk-UA"/>
+        </w:rPr>
+        <w:lastRenderedPageBreak/>
+        <w:t>Тема:</w:t>
+      </w:r>
+      <w:r>
         <w:rPr>
           <w:rFonts w:ascii="Times New Roman CYR" w:hAnsi="Times New Roman CYR"/>
           <w:b/>
-          <w:iCs/>
-          <w:color w:val="000000" w:themeColor="text1"/>
-          <w:szCs w:val="28"/>
-          <w:lang w:val="uk-UA"/>
-        </w:rPr>
-      </w:pPr>
+          <w:sz w:val="28"/>
+          <w:szCs w:val="28"/>
+          <w:lang w:val="uk-UA"/>
+        </w:rPr>
+        <w:t xml:space="preserve"> «</w:t>
+      </w:r>
+      <w:proofErr w:type="spellStart"/>
+      <w:r>
+        <w:rPr>
+          <w:b/>
+          <w:sz w:val="28"/>
+          <w:szCs w:val="28"/>
+          <w:lang w:val="uk-UA"/>
+        </w:rPr>
+        <w:t>Нейромережа</w:t>
+      </w:r>
+      <w:proofErr w:type="spellEnd"/>
+      <w:r>
+        <w:rPr>
+          <w:b/>
+          <w:sz w:val="28"/>
+          <w:szCs w:val="28"/>
+          <w:lang w:val="uk-UA"/>
+        </w:rPr>
+        <w:t xml:space="preserve"> Seq2seq на основі LSTM для шифрування інформації</w:t>
+      </w:r>
       <w:r>
         <w:rPr>
           <w:rFonts w:ascii="Times New Roman CYR" w:hAnsi="Times New Roman CYR"/>
           <w:b/>
-          <w:iCs/>
-          <w:color w:val="000000" w:themeColor="text1"/>
-          <w:szCs w:val="28"/>
-          <w:lang w:val="uk-UA"/>
-        </w:rPr>
-        <w:t>Білозора Дмитра Олександровича</w:t>
-      </w:r>
-    </w:p>
-    <w:p>
-      <w:pPr>
-        <w:ind w:left="709" w:right="520"/>
-        <w:jc w:val="right"/>
-        <w:rPr>
-          <w:rFonts w:ascii="Times New Roman CYR" w:hAnsi="Times New Roman CYR"/>
-          <w:szCs w:val="28"/>
-          <w:lang w:val="uk-UA"/>
-        </w:rPr>
-      </w:pPr>
-      <w:r>
-        <w:rPr>
-          <w:rFonts w:ascii="Times New Roman CYR" w:hAnsi="Times New Roman CYR"/>
-          <w:szCs w:val="28"/>
-          <w:lang w:val="uk-UA"/>
-        </w:rPr>
-        <w:t>________________</w:t>
-      </w:r>
-    </w:p>
-    <w:p>
-      <w:pPr>
-        <w:ind w:left="1408" w:right="378" w:firstLine="5822"/>
-        <w:rPr>
-          <w:rFonts w:ascii="Times New Roman CYR" w:hAnsi="Times New Roman CYR"/>
-          <w:sz w:val="20"/>
-          <w:lang w:val="uk-UA"/>
-        </w:rPr>
-      </w:pPr>
-      <w:r>
-        <w:rPr>
-          <w:rFonts w:ascii="Times New Roman CYR" w:hAnsi="Times New Roman CYR"/>
-          <w:sz w:val="20"/>
-          <w:lang w:val="uk-UA"/>
-        </w:rPr>
-        <w:t>(Підпис аспіранта)</w:t>
-      </w:r>
-    </w:p>
-    <w:p>
-      <w:pPr>
-        <w:ind w:left="709"/>
-        <w:rPr>
-          <w:rFonts w:ascii="Times New Roman CYR" w:hAnsi="Times New Roman CYR"/>
-          <w:szCs w:val="28"/>
-          <w:lang w:val="uk-UA"/>
-        </w:rPr>
-      </w:pPr>
-    </w:p>
-    <w:p>
-      <w:pPr>
-        <w:ind w:left="709"/>
-        <w:rPr>
-          <w:rFonts w:ascii="Times New Roman CYR" w:hAnsi="Times New Roman CYR"/>
-          <w:szCs w:val="28"/>
-          <w:lang w:val="uk-UA"/>
-        </w:rPr>
-      </w:pPr>
-    </w:p>
-    <w:p>
-      <w:pPr>
-        <w:ind w:left="709"/>
-        <w:rPr>
-          <w:rFonts w:ascii="Times New Roman CYR" w:hAnsi="Times New Roman CYR"/>
-          <w:szCs w:val="28"/>
-          <w:lang w:val="uk-UA"/>
-        </w:rPr>
-      </w:pPr>
-    </w:p>
-    <w:p>
-      <w:pPr>
-        <w:ind w:left="709"/>
-        <w:rPr>
-          <w:rFonts w:ascii="Times New Roman CYR" w:hAnsi="Times New Roman CYR"/>
-          <w:szCs w:val="28"/>
-          <w:lang w:val="uk-UA"/>
-        </w:rPr>
-      </w:pPr>
-      <w:r>
-        <w:rPr>
-          <w:rFonts w:ascii="Times New Roman CYR" w:hAnsi="Times New Roman CYR"/>
-          <w:szCs w:val="28"/>
-          <w:lang w:val="uk-UA"/>
-        </w:rPr>
-        <w:t>Оцінка __________________</w:t>
-      </w:r>
-    </w:p>
-    <w:p>
-      <w:pPr>
-        <w:ind w:left="709"/>
-        <w:jc w:val="right"/>
-        <w:rPr>
-          <w:rFonts w:ascii="Times New Roman CYR" w:hAnsi="Times New Roman CYR"/>
-          <w:szCs w:val="28"/>
-          <w:lang w:val="uk-UA"/>
-        </w:rPr>
-      </w:pPr>
-    </w:p>
-    <w:p>
-      <w:pPr>
-        <w:ind w:left="709"/>
-        <w:rPr>
-          <w:rFonts w:ascii="Times New Roman CYR" w:hAnsi="Times New Roman CYR"/>
-          <w:szCs w:val="28"/>
-          <w:lang w:val="uk-UA"/>
-        </w:rPr>
-      </w:pPr>
-      <w:r>
-        <w:rPr>
-          <w:rFonts w:ascii="Times New Roman CYR" w:hAnsi="Times New Roman CYR"/>
-          <w:szCs w:val="28"/>
-          <w:lang w:val="uk-UA"/>
-        </w:rPr>
-        <w:t>Перевірено ______________</w:t>
-      </w:r>
-    </w:p>
-    <w:p>
-      <w:pPr>
-        <w:ind w:left="709" w:firstLine="1843"/>
-        <w:rPr>
-          <w:rFonts w:ascii="Times New Roman CYR" w:hAnsi="Times New Roman CYR"/>
-          <w:szCs w:val="28"/>
-          <w:lang w:val="uk-UA"/>
-        </w:rPr>
-      </w:pPr>
-      <w:r>
-        <w:rPr>
-          <w:rFonts w:ascii="Times New Roman CYR" w:hAnsi="Times New Roman CYR"/>
-          <w:sz w:val="20"/>
-          <w:lang w:val="uk-UA"/>
-        </w:rPr>
-        <w:t>(Дата)</w:t>
-      </w:r>
-    </w:p>
-    <w:p>
-      <w:pPr>
-        <w:ind w:left="709"/>
-        <w:rPr>
-          <w:rFonts w:ascii="Times New Roman CYR" w:hAnsi="Times New Roman CYR"/>
-          <w:szCs w:val="28"/>
-          <w:lang w:val="uk-UA"/>
-        </w:rPr>
-      </w:pPr>
-      <w:r>
-        <w:rPr>
-          <w:rFonts w:ascii="Times New Roman CYR" w:hAnsi="Times New Roman CYR"/>
-          <w:szCs w:val="28"/>
-          <w:lang w:val="uk-UA"/>
-        </w:rPr>
-        <w:t>Викладач ________________ /________________/</w:t>
-      </w:r>
-    </w:p>
-    <w:p>
-      <w:pPr>
-        <w:ind w:left="1417" w:firstLine="707"/>
-        <w:rPr>
-          <w:rFonts w:ascii="Times New Roman CYR" w:hAnsi="Times New Roman CYR"/>
-          <w:szCs w:val="28"/>
-          <w:lang w:val="uk-UA"/>
-        </w:rPr>
-      </w:pPr>
-      <w:r>
-        <w:rPr>
-          <w:rFonts w:ascii="Times New Roman CYR" w:hAnsi="Times New Roman CYR"/>
-          <w:sz w:val="20"/>
-          <w:lang w:val="uk-UA"/>
-        </w:rPr>
-        <w:t xml:space="preserve">     (Підпис)</w:t>
-      </w:r>
-      <w:r>
-        <w:rPr>
-          <w:rFonts w:ascii="Times New Roman CYR" w:hAnsi="Times New Roman CYR"/>
-          <w:sz w:val="20"/>
-          <w:lang w:val="uk-UA"/>
-        </w:rPr>
-        <w:tab/>
-        <w:t xml:space="preserve">     (Прізвище та ініціали)</w:t>
-      </w:r>
-    </w:p>
-    <w:p>
-      <w:pPr>
-        <w:ind w:left="709"/>
-        <w:rPr>
-          <w:rFonts w:ascii="Times New Roman CYR" w:hAnsi="Times New Roman CYR"/>
-          <w:szCs w:val="28"/>
-          <w:lang w:val="uk-UA"/>
-        </w:rPr>
-      </w:pPr>
-    </w:p>
-    <w:p>
-      <w:pPr>
-        <w:rPr>
-          <w:rFonts w:ascii="Times New Roman CYR" w:hAnsi="Times New Roman CYR"/>
-          <w:szCs w:val="28"/>
-          <w:lang w:val="uk-UA"/>
-        </w:rPr>
-      </w:pPr>
-    </w:p>
-    <w:p>
-      <w:pPr>
-        <w:ind w:left="709"/>
-        <w:rPr>
-          <w:rFonts w:ascii="Times New Roman CYR" w:hAnsi="Times New Roman CYR"/>
-          <w:szCs w:val="28"/>
-          <w:lang w:val="uk-UA"/>
-        </w:rPr>
-      </w:pPr>
-    </w:p>
-    <w:p>
-      <w:pPr>
-        <w:ind w:left="709"/>
-        <w:rPr>
-          <w:rFonts w:ascii="Times New Roman CYR" w:hAnsi="Times New Roman CYR"/>
-          <w:szCs w:val="28"/>
-          <w:lang w:val="uk-UA"/>
-        </w:rPr>
-      </w:pPr>
-    </w:p>
-    <w:p>
-      <w:pPr>
-        <w:ind w:left="709" w:hanging="709"/>
-        <w:jc w:val="center"/>
-        <w:rPr>
-          <w:rFonts w:ascii="Times New Roman CYR" w:hAnsi="Times New Roman CYR"/>
+          <w:sz w:val="28"/>
+          <w:szCs w:val="28"/>
+          <w:lang w:val="uk-UA"/>
+        </w:rPr>
+        <w:t>»</w:t>
+      </w:r>
+    </w:p>
+    <w:p>
+      <w:pPr>
+        <w:spacing w:line="360" w:lineRule="auto"/>
+        <w:jc w:val="both"/>
+        <w:rPr>
           <w:b/>
-          <w:szCs w:val="28"/>
-          <w:lang w:val="uk-UA"/>
-        </w:rPr>
-      </w:pPr>
-      <w:r>
-        <w:rPr>
-          <w:rFonts w:ascii="Times New Roman CYR" w:hAnsi="Times New Roman CYR"/>
+          <w:bCs/>
+          <w:i/>
+          <w:sz w:val="28"/>
+          <w:szCs w:val="28"/>
+          <w:lang w:val="uk-UA"/>
+        </w:rPr>
+      </w:pPr>
+    </w:p>
+    <w:p>
+      <w:pPr>
+        <w:spacing w:line="360" w:lineRule="auto"/>
+        <w:jc w:val="both"/>
+        <w:rPr>
+          <w:sz w:val="28"/>
+          <w:szCs w:val="28"/>
+          <w:lang w:val="uk-UA"/>
+        </w:rPr>
+      </w:pPr>
+      <w:r>
+        <w:rPr>
           <w:b/>
-          <w:szCs w:val="28"/>
-          <w:lang w:val="uk-UA"/>
-        </w:rPr>
-        <w:t>Черкаси – 2025 р.</w:t>
-      </w:r>
-    </w:p>
-    <w:p>
-      <w:pPr>
-        <w:spacing w:after="160" w:line="278" w:lineRule="auto"/>
-        <w:rPr>
-          <w:rFonts w:ascii="Times New Roman CYR" w:hAnsi="Times New Roman CYR"/>
+          <w:bCs/>
+          <w:i/>
+          <w:sz w:val="28"/>
+          <w:szCs w:val="28"/>
+          <w:lang w:val="uk-UA"/>
+        </w:rPr>
+        <w:t>Мета роботи</w:t>
+      </w:r>
+      <w:r>
+        <w:rPr>
+          <w:sz w:val="28"/>
+          <w:szCs w:val="28"/>
+          <w:lang w:val="uk-UA"/>
+        </w:rPr>
+        <w:t xml:space="preserve">: </w:t>
+      </w:r>
+      <w:r>
+        <w:rPr>
+          <w:sz w:val="28"/>
+          <w:szCs w:val="28"/>
+          <w:lang w:val="uk-UA"/>
+        </w:rPr>
+        <w:t xml:space="preserve">Реалізувати за допомогою пакета </w:t>
+      </w:r>
+      <w:proofErr w:type="spellStart"/>
+      <w:r>
+        <w:rPr>
+          <w:sz w:val="28"/>
+          <w:szCs w:val="28"/>
+          <w:lang w:val="uk-UA"/>
+        </w:rPr>
+        <w:t>tensorflow</w:t>
+      </w:r>
+      <w:proofErr w:type="spellEnd"/>
+      <w:r>
+        <w:rPr>
+          <w:sz w:val="28"/>
+          <w:szCs w:val="28"/>
+          <w:lang w:val="uk-UA"/>
+        </w:rPr>
+        <w:t xml:space="preserve"> шифрування</w:t>
+      </w:r>
+      <w:r>
+        <w:rPr>
+          <w:sz w:val="28"/>
+          <w:szCs w:val="28"/>
+          <w:lang w:val="en-US"/>
+        </w:rPr>
+        <w:t xml:space="preserve"> </w:t>
+      </w:r>
+      <w:r>
+        <w:rPr>
+          <w:sz w:val="28"/>
+          <w:szCs w:val="28"/>
+          <w:lang w:val="uk-UA"/>
+        </w:rPr>
+        <w:t xml:space="preserve">інформації на основі </w:t>
+      </w:r>
+      <w:proofErr w:type="spellStart"/>
+      <w:r>
+        <w:rPr>
+          <w:sz w:val="28"/>
+          <w:szCs w:val="28"/>
+          <w:lang w:val="uk-UA"/>
+        </w:rPr>
+        <w:t>нейромережі</w:t>
+      </w:r>
+      <w:proofErr w:type="spellEnd"/>
+      <w:r>
+        <w:rPr>
+          <w:sz w:val="28"/>
+          <w:szCs w:val="28"/>
+          <w:lang w:val="uk-UA"/>
+        </w:rPr>
+        <w:t xml:space="preserve"> Seq2seq, що базується на LSTM</w:t>
+      </w:r>
+      <w:r>
+        <w:rPr>
+          <w:sz w:val="28"/>
+          <w:szCs w:val="28"/>
+          <w:lang w:val="uk-UA"/>
+        </w:rPr>
+        <w:t>.</w:t>
+      </w:r>
+    </w:p>
+    <w:p>
+      <w:pPr>
+        <w:spacing w:line="360" w:lineRule="auto"/>
+        <w:rPr>
           <w:b/>
+          <w:bCs/>
+          <w:i/>
+          <w:sz w:val="28"/>
           <w:szCs w:val="28"/>
           <w:lang w:val="uk-UA"/>
         </w:rPr>
@@ -818,226 +1140,50 @@
         <w:spacing w:line="360" w:lineRule="auto"/>
         <w:jc w:val="center"/>
         <w:rPr>
-          <w:rFonts w:ascii="Times New Roman CYR" w:hAnsi="Times New Roman CYR"/>
+          <w:sz w:val="28"/>
+          <w:szCs w:val="28"/>
+          <w:lang w:val="uk-UA"/>
+        </w:rPr>
+      </w:pPr>
+      <w:r>
+        <w:rPr>
           <w:b/>
-          <w:lang w:val="uk-UA"/>
-        </w:rPr>
-      </w:pPr>
-      <w:r>
-        <w:rPr>
-          <w:rFonts w:ascii="Times New Roman CYR" w:hAnsi="Times New Roman CYR"/>
-          <w:b/>
-          <w:lang w:val="uk-UA"/>
-        </w:rPr>
-        <w:lastRenderedPageBreak/>
-        <w:t>З В І Т</w:t>
-      </w:r>
-    </w:p>
-    <w:p>
-      <w:pPr>
-        <w:spacing w:line="360" w:lineRule="auto"/>
-        <w:ind w:left="1560" w:hanging="1560"/>
-        <w:jc w:val="center"/>
-        <w:rPr>
-          <w:rFonts w:ascii="Times New Roman CYR" w:hAnsi="Times New Roman CYR"/>
-          <w:lang w:val="en-US"/>
-        </w:rPr>
-      </w:pPr>
-      <w:r>
-        <w:rPr>
-          <w:rFonts w:ascii="Times New Roman CYR" w:hAnsi="Times New Roman CYR"/>
-          <w:lang w:val="uk-UA"/>
-        </w:rPr>
-        <w:t xml:space="preserve">про виконання завдань до лабораторної роботи № </w:t>
-      </w:r>
-      <w:r>
-        <w:rPr>
-          <w:rFonts w:ascii="Times New Roman CYR" w:hAnsi="Times New Roman CYR"/>
-          <w:lang w:val="en-US"/>
-        </w:rPr>
-        <w:t>5</w:t>
-      </w:r>
-    </w:p>
-    <w:p>
-      <w:pPr>
-        <w:spacing w:line="360" w:lineRule="auto"/>
-        <w:jc w:val="center"/>
-        <w:rPr>
-          <w:rFonts w:ascii="Times New Roman CYR" w:hAnsi="Times New Roman CYR"/>
-          <w:b/>
+          <w:bCs/>
           <w:i/>
-          <w:lang w:val="uk-UA"/>
-        </w:rPr>
-      </w:pPr>
-      <w:r>
-        <w:rPr>
-          <w:rFonts w:ascii="Times New Roman CYR" w:hAnsi="Times New Roman CYR"/>
-          <w:lang w:val="uk-UA"/>
-        </w:rPr>
-        <w:t>Тема:</w:t>
-      </w:r>
-      <w:r>
-        <w:rPr>
-          <w:rFonts w:ascii="Times New Roman CYR" w:hAnsi="Times New Roman CYR"/>
-          <w:b/>
-          <w:lang w:val="uk-UA"/>
-        </w:rPr>
-        <w:t xml:space="preserve"> «</w:t>
-      </w:r>
-      <w:proofErr w:type="spellStart"/>
-      <w:r>
-        <w:rPr>
-          <w:b/>
-          <w:lang w:val="uk-UA"/>
-        </w:rPr>
-        <w:t>Нейромережа</w:t>
-      </w:r>
-      <w:proofErr w:type="spellEnd"/>
-      <w:r>
-        <w:rPr>
-          <w:b/>
-          <w:lang w:val="uk-UA"/>
-        </w:rPr>
-        <w:t xml:space="preserve"> Seq2seq на основі LSTM для шифрування інформації</w:t>
-      </w:r>
-      <w:r>
-        <w:rPr>
-          <w:b/>
-          <w:lang w:val="uk-UA"/>
-        </w:rPr>
-        <w:t>.</w:t>
-      </w:r>
-      <w:r>
-        <w:rPr>
-          <w:rFonts w:ascii="Times New Roman CYR" w:hAnsi="Times New Roman CYR"/>
-          <w:b/>
-          <w:lang w:val="uk-UA"/>
-        </w:rPr>
-        <w:t>»</w:t>
-      </w:r>
-    </w:p>
-    <w:p>
-      <w:pPr>
+          <w:sz w:val="28"/>
+          <w:szCs w:val="28"/>
+          <w:lang w:val="uk-UA"/>
+        </w:rPr>
+        <w:t>Завдання для виконання</w:t>
+      </w:r>
+      <w:r>
+        <w:rPr>
+          <w:sz w:val="28"/>
+          <w:szCs w:val="28"/>
+          <w:lang w:val="uk-UA"/>
+        </w:rPr>
+        <w:t>:</w:t>
+      </w:r>
+    </w:p>
+    <w:p>
+      <w:pPr>
+        <w:pStyle w:val="NormalWeb"/>
         <w:numPr>
           <w:ilvl w:val="0"/>
-          <w:numId w:val="1"/>
-        </w:numPr>
-        <w:spacing w:line="360" w:lineRule="auto"/>
-        <w:jc w:val="both"/>
-        <w:rPr>
-          <w:lang w:val="uk-UA"/>
-        </w:rPr>
-      </w:pPr>
-      <w:r>
-        <w:rPr>
-          <w:b/>
-          <w:bCs/>
-          <w:i/>
-          <w:lang w:val="uk-UA"/>
-        </w:rPr>
-        <w:t>Мета роботи</w:t>
-      </w:r>
-      <w:r>
-        <w:rPr>
-          <w:lang w:val="uk-UA"/>
-        </w:rPr>
-        <w:t xml:space="preserve">: </w:t>
-      </w:r>
-      <w:r>
-        <w:rPr>
-          <w:lang w:val="uk-UA"/>
-        </w:rPr>
-        <w:t xml:space="preserve">Реалізувати за допомогою пакета </w:t>
-      </w:r>
-      <w:proofErr w:type="spellStart"/>
-      <w:r>
-        <w:rPr>
-          <w:lang w:val="uk-UA"/>
-        </w:rPr>
-        <w:t>tensorflow</w:t>
-      </w:r>
-      <w:proofErr w:type="spellEnd"/>
-      <w:r>
-        <w:rPr>
-          <w:lang w:val="uk-UA"/>
-        </w:rPr>
-        <w:t xml:space="preserve"> шифрування</w:t>
-      </w:r>
-      <w:r>
-        <w:rPr>
-          <w:lang w:val="en-US"/>
-        </w:rPr>
-        <w:t xml:space="preserve"> </w:t>
-      </w:r>
-      <w:r>
-        <w:rPr>
-          <w:lang w:val="uk-UA"/>
-        </w:rPr>
-        <w:t xml:space="preserve">інформації на основі </w:t>
-      </w:r>
-      <w:proofErr w:type="spellStart"/>
-      <w:r>
-        <w:rPr>
-          <w:lang w:val="uk-UA"/>
-        </w:rPr>
-        <w:t>нейромережі</w:t>
-      </w:r>
-      <w:proofErr w:type="spellEnd"/>
-      <w:r>
-        <w:rPr>
-          <w:lang w:val="uk-UA"/>
-        </w:rPr>
-        <w:t xml:space="preserve"> Seq2seq, що базується на LSTM</w:t>
-      </w:r>
-      <w:r>
-        <w:rPr>
-          <w:lang w:val="uk-UA"/>
-        </w:rPr>
-        <w:t>.</w:t>
-      </w:r>
-    </w:p>
-    <w:p>
-      <w:pPr>
-        <w:numPr>
-          <w:ilvl w:val="0"/>
-          <w:numId w:val="1"/>
-        </w:numPr>
-        <w:spacing w:line="360" w:lineRule="auto"/>
-        <w:rPr>
-          <w:lang w:val="uk-UA"/>
-        </w:rPr>
-      </w:pPr>
-      <w:r>
-        <w:rPr>
-          <w:b/>
-          <w:bCs/>
-          <w:i/>
-          <w:lang w:val="uk-UA"/>
-        </w:rPr>
-        <w:t>Завдання для виконання</w:t>
-      </w:r>
-      <w:r>
-        <w:rPr>
-          <w:lang w:val="uk-UA"/>
-        </w:rPr>
-        <w:t>:</w:t>
-      </w:r>
-    </w:p>
-    <w:p>
-      <w:pPr>
-        <w:pStyle w:val="NormalWeb"/>
-        <w:numPr>
-          <w:ilvl w:val="1"/>
           <w:numId w:val="17"/>
         </w:numPr>
         <w:spacing w:before="0" w:beforeAutospacing="0" w:after="0" w:afterAutospacing="0" w:line="360" w:lineRule="auto"/>
         <w:jc w:val="both"/>
         <w:rPr>
-          <w:lang w:val="uk-UA"/>
-        </w:rPr>
-      </w:pPr>
-      <w:r>
-        <w:rPr>
+          <w:sz w:val="28"/>
+          <w:szCs w:val="28"/>
+          <w:lang w:val="uk-UA"/>
+        </w:rPr>
+      </w:pPr>
+      <w:r>
+        <w:rPr>
+          <w:sz w:val="28"/>
+          <w:szCs w:val="28"/>
           <w:lang w:val="uk-UA"/>
         </w:rPr>
         <w:t xml:space="preserve">Реалізувати модель </w:t>
@@ -1045,6 +1191,8 @@
       <w:proofErr w:type="spellStart"/>
       <w:r>
         <w:rPr>
+          <w:sz w:val="28"/>
+          <w:szCs w:val="28"/>
           <w:lang w:val="uk-UA"/>
         </w:rPr>
         <w:t>Encoder-Decoder</w:t>
@@ -1052,6 +1200,8 @@
       <w:proofErr w:type="spellEnd"/>
       <w:r>
         <w:rPr>
+          <w:sz w:val="28"/>
+          <w:szCs w:val="28"/>
           <w:lang w:val="uk-UA"/>
         </w:rPr>
         <w:t xml:space="preserve">, де </w:t>
@@ -1059,6 +1209,8 @@
       <w:proofErr w:type="spellStart"/>
       <w:r>
         <w:rPr>
+          <w:sz w:val="28"/>
+          <w:szCs w:val="28"/>
           <w:lang w:val="uk-UA"/>
         </w:rPr>
         <w:t>кодер</w:t>
@@ -1066,6 +1218,8 @@
       <w:proofErr w:type="spellEnd"/>
       <w:r>
         <w:rPr>
+          <w:sz w:val="28"/>
+          <w:szCs w:val="28"/>
           <w:lang w:val="uk-UA"/>
         </w:rPr>
         <w:t xml:space="preserve"> та декодер побудовані на шарах </w:t>
@@ -1074,12 +1228,16 @@
         <w:rPr>
           <w:rStyle w:val="HTMLCode"/>
           <w:rFonts w:eastAsiaTheme="majorEastAsia"/>
+          <w:sz w:val="28"/>
+          <w:szCs w:val="28"/>
           <w:lang w:val="uk-UA"/>
         </w:rPr>
         <w:t>LSTM</w:t>
       </w:r>
       <w:r>
         <w:rPr>
+          <w:sz w:val="28"/>
+          <w:szCs w:val="28"/>
           <w:lang w:val="uk-UA"/>
         </w:rPr>
         <w:t>.</w:t>
@@ -1089,17 +1247,21 @@
       <w:pPr>
         <w:pStyle w:val="NormalWeb"/>
         <w:numPr>
-          <w:ilvl w:val="1"/>
+          <w:ilvl w:val="0"/>
           <w:numId w:val="17"/>
         </w:numPr>
         <w:spacing w:before="0" w:beforeAutospacing="0" w:after="0" w:afterAutospacing="0" w:line="360" w:lineRule="auto"/>
         <w:jc w:val="both"/>
         <w:rPr>
-          <w:lang w:val="uk-UA"/>
-        </w:rPr>
-      </w:pPr>
-      <w:r>
-        <w:rPr>
+          <w:sz w:val="28"/>
+          <w:szCs w:val="28"/>
+          <w:lang w:val="uk-UA"/>
+        </w:rPr>
+      </w:pPr>
+      <w:r>
+        <w:rPr>
+          <w:sz w:val="28"/>
+          <w:szCs w:val="28"/>
           <w:lang w:val="uk-UA"/>
         </w:rPr>
         <w:t xml:space="preserve">Підготувати та </w:t>
@@ -1107,6 +1269,8 @@
       <w:proofErr w:type="spellStart"/>
       <w:r>
         <w:rPr>
+          <w:sz w:val="28"/>
+          <w:szCs w:val="28"/>
           <w:lang w:val="uk-UA"/>
         </w:rPr>
         <w:t>векторизувати</w:t>
@@ -1114,6 +1278,8 @@
       <w:proofErr w:type="spellEnd"/>
       <w:r>
         <w:rPr>
+          <w:sz w:val="28"/>
+          <w:szCs w:val="28"/>
           <w:lang w:val="uk-UA"/>
         </w:rPr>
         <w:t xml:space="preserve"> текстові дані (франко-англійський паралельний корпус).</w:t>
@@ -1123,17 +1289,21 @@
       <w:pPr>
         <w:pStyle w:val="NormalWeb"/>
         <w:numPr>
-          <w:ilvl w:val="1"/>
+          <w:ilvl w:val="0"/>
           <w:numId w:val="17"/>
         </w:numPr>
         <w:spacing w:before="0" w:beforeAutospacing="0" w:after="0" w:afterAutospacing="0" w:line="360" w:lineRule="auto"/>
         <w:jc w:val="both"/>
         <w:rPr>
-          <w:lang w:val="uk-UA"/>
-        </w:rPr>
-      </w:pPr>
-      <w:r>
-        <w:rPr>
+          <w:sz w:val="28"/>
+          <w:szCs w:val="28"/>
+          <w:lang w:val="uk-UA"/>
+        </w:rPr>
+      </w:pPr>
+      <w:r>
+        <w:rPr>
+          <w:sz w:val="28"/>
+          <w:szCs w:val="28"/>
           <w:lang w:val="uk-UA"/>
         </w:rPr>
         <w:t>Обрати на підставі номеру варіанту (Варіант 1) кількість ітерацій (</w:t>
@@ -1143,6 +1313,8 @@
         <w:rPr>
           <w:rStyle w:val="HTMLCode"/>
           <w:rFonts w:eastAsiaTheme="majorEastAsia"/>
+          <w:sz w:val="28"/>
+          <w:szCs w:val="28"/>
           <w:lang w:val="uk-UA"/>
         </w:rPr>
         <w:t>epochs</w:t>
@@ -1150,6 +1322,8 @@
       <w:proofErr w:type="spellEnd"/>
       <w:r>
         <w:rPr>
+          <w:sz w:val="28"/>
+          <w:szCs w:val="28"/>
           <w:lang w:val="uk-UA"/>
         </w:rPr>
         <w:t>) для навчання.</w:t>
@@ -1159,17 +1333,21 @@
       <w:pPr>
         <w:pStyle w:val="NormalWeb"/>
         <w:numPr>
-          <w:ilvl w:val="1"/>
+          <w:ilvl w:val="0"/>
           <w:numId w:val="17"/>
         </w:numPr>
         <w:spacing w:before="0" w:beforeAutospacing="0" w:after="0" w:afterAutospacing="0" w:line="360" w:lineRule="auto"/>
         <w:jc w:val="both"/>
         <w:rPr>
-          <w:lang w:val="uk-UA"/>
-        </w:rPr>
-      </w:pPr>
-      <w:r>
-        <w:rPr>
+          <w:sz w:val="28"/>
+          <w:szCs w:val="28"/>
+          <w:lang w:val="uk-UA"/>
+        </w:rPr>
+      </w:pPr>
+      <w:r>
+        <w:rPr>
+          <w:sz w:val="28"/>
+          <w:szCs w:val="28"/>
           <w:lang w:val="uk-UA"/>
         </w:rPr>
         <w:t xml:space="preserve">Навчити модель та порівняти її продуктивність з моделями на базі </w:t>
@@ -1179,6 +1357,8 @@
         <w:rPr>
           <w:rStyle w:val="HTMLCode"/>
           <w:rFonts w:eastAsiaTheme="majorEastAsia"/>
+          <w:sz w:val="28"/>
+          <w:szCs w:val="28"/>
           <w:lang w:val="uk-UA"/>
         </w:rPr>
         <w:t>SimpleRNN</w:t>
@@ -1186,6 +1366,8 @@
       <w:proofErr w:type="spellEnd"/>
       <w:r>
         <w:rPr>
+          <w:sz w:val="28"/>
+          <w:szCs w:val="28"/>
           <w:lang w:val="uk-UA"/>
         </w:rPr>
         <w:t xml:space="preserve"> та </w:t>
@@ -1194,44 +1376,1258 @@
         <w:rPr>
           <w:rStyle w:val="HTMLCode"/>
           <w:rFonts w:eastAsiaTheme="majorEastAsia"/>
+          <w:sz w:val="28"/>
+          <w:szCs w:val="28"/>
           <w:lang w:val="uk-UA"/>
         </w:rPr>
         <w:t>GRU</w:t>
       </w:r>
       <w:r>
         <w:rPr>
+          <w:sz w:val="28"/>
+          <w:szCs w:val="28"/>
           <w:lang w:val="uk-UA"/>
         </w:rPr>
         <w:t>.</w:t>
+      </w:r>
+    </w:p>
+    <w:p>
+      <w:pPr>
+        <w:spacing w:line="360" w:lineRule="auto"/>
+        <w:rPr>
+          <w:b/>
+          <w:bCs/>
+          <w:i/>
+          <w:sz w:val="28"/>
+          <w:szCs w:val="28"/>
+          <w:lang w:val="en-US"/>
+        </w:rPr>
+      </w:pPr>
+    </w:p>
+    <w:p>
+      <w:pPr>
+        <w:pStyle w:val="NormalWeb"/>
+        <w:spacing w:before="0" w:beforeAutospacing="0" w:after="0" w:afterAutospacing="0" w:line="360" w:lineRule="auto"/>
+        <w:jc w:val="center"/>
+        <w:rPr>
+          <w:i/>
+          <w:iCs/>
+          <w:sz w:val="28"/>
+          <w:szCs w:val="28"/>
+          <w:lang w:val="en-US"/>
+        </w:rPr>
+      </w:pPr>
+      <w:proofErr w:type="spellStart"/>
+      <w:r>
+        <w:rPr>
+          <w:b/>
+          <w:bCs/>
+          <w:i/>
+          <w:iCs/>
+          <w:sz w:val="28"/>
+          <w:szCs w:val="28"/>
+          <w:lang w:val="uk-UA"/>
+        </w:rPr>
+        <w:t>Теоритичні</w:t>
+      </w:r>
+      <w:proofErr w:type="spellEnd"/>
+      <w:r>
+        <w:rPr>
+          <w:b/>
+          <w:bCs/>
+          <w:i/>
+          <w:iCs/>
+          <w:sz w:val="28"/>
+          <w:szCs w:val="28"/>
+          <w:lang w:val="uk-UA"/>
+        </w:rPr>
+        <w:t xml:space="preserve"> відомості:</w:t>
+      </w:r>
+    </w:p>
+    <w:p>
+      <w:pPr>
+        <w:spacing w:line="360" w:lineRule="auto"/>
+        <w:ind w:firstLine="720"/>
+        <w:jc w:val="both"/>
+        <w:rPr>
+          <w:b/>
+          <w:bCs/>
+          <w:iCs/>
+          <w:sz w:val="28"/>
+          <w:szCs w:val="28"/>
+          <w:lang w:val="en-UA"/>
+        </w:rPr>
+      </w:pPr>
+      <w:r>
+        <w:rPr>
+          <w:b/>
+          <w:bCs/>
+          <w:iCs/>
+          <w:sz w:val="28"/>
+          <w:szCs w:val="28"/>
+          <w:lang w:val="en-UA"/>
+        </w:rPr>
+        <w:t>1. Вступ та проблематика</w:t>
+      </w:r>
+    </w:p>
+    <w:p>
+      <w:pPr>
+        <w:spacing w:line="360" w:lineRule="auto"/>
+        <w:ind w:firstLine="720"/>
+        <w:jc w:val="both"/>
+        <w:rPr>
+          <w:iCs/>
+          <w:sz w:val="28"/>
+          <w:szCs w:val="28"/>
+          <w:lang w:val="en-UA"/>
+        </w:rPr>
+      </w:pPr>
+      <w:r>
+        <w:rPr>
+          <w:iCs/>
+          <w:sz w:val="28"/>
+          <w:szCs w:val="28"/>
+          <w:lang w:val="en-UA"/>
+        </w:rPr>
+        <w:t>У попередніх роботах розглядалися архітектури SRN та GRU. Хоча GRU ефективно вирішує проблему зникаючого градієнта, найбільш потужною та універсальною рекурентною архітектурою вважається LSTM, розроблена Хохрайтером та Шмідхубером у 1997 році. LSTM була спеціально спроектована для навчання довгостроковим залежностям (long-term dependencies), які є критичними для таких задач, як машинний переклад, де кінець речення може залежати від слова, що стоїть на самому початку.</w:t>
+      </w:r>
+    </w:p>
+    <w:p>
+      <w:pPr>
+        <w:spacing w:line="360" w:lineRule="auto"/>
+        <w:ind w:firstLine="720"/>
+        <w:jc w:val="both"/>
+        <w:rPr>
+          <w:b/>
+          <w:bCs/>
+          <w:iCs/>
+          <w:sz w:val="28"/>
+          <w:szCs w:val="28"/>
+          <w:lang w:val="uk-UA"/>
+        </w:rPr>
+      </w:pPr>
+    </w:p>
+    <w:p>
+      <w:pPr>
+        <w:spacing w:line="360" w:lineRule="auto"/>
+        <w:ind w:firstLine="720"/>
+        <w:jc w:val="both"/>
+        <w:rPr>
+          <w:b/>
+          <w:bCs/>
+          <w:iCs/>
+          <w:sz w:val="28"/>
+          <w:szCs w:val="28"/>
+          <w:lang w:val="en-UA"/>
+        </w:rPr>
+      </w:pPr>
+      <w:r>
+        <w:rPr>
+          <w:b/>
+          <w:bCs/>
+          <w:iCs/>
+          <w:sz w:val="28"/>
+          <w:szCs w:val="28"/>
+          <w:lang w:val="en-UA"/>
+        </w:rPr>
+        <w:t>2. Архітектура LSTM</w:t>
+      </w:r>
+    </w:p>
+    <w:p>
+      <w:pPr>
+        <w:spacing w:line="360" w:lineRule="auto"/>
+        <w:ind w:firstLine="360"/>
+        <w:jc w:val="both"/>
+        <w:rPr>
+          <w:iCs/>
+          <w:sz w:val="28"/>
+          <w:szCs w:val="28"/>
+          <w:lang w:val="en-UA"/>
+        </w:rPr>
+      </w:pPr>
+      <w:r>
+        <w:rPr>
+          <w:iCs/>
+          <w:sz w:val="28"/>
+          <w:szCs w:val="28"/>
+          <w:lang w:val="en-UA"/>
+        </w:rPr>
+        <w:t>Ключовою відмінністю LSTM від GRU та SRN є розділення внутрішньої пам'яті на два окремі вектори:</w:t>
       </w:r>
     </w:p>
     <w:p>
       <w:pPr>
         <w:numPr>
           <w:ilvl w:val="0"/>
-          <w:numId w:val="1"/>
+          <w:numId w:val="18"/>
         </w:numPr>
         <w:spacing w:line="360" w:lineRule="auto"/>
-        <w:rPr>
-          <w:lang w:val="uk-UA"/>
+        <w:jc w:val="both"/>
+        <w:rPr>
+          <w:iCs/>
+          <w:sz w:val="28"/>
+          <w:szCs w:val="28"/>
+          <w:lang w:val="en-UA"/>
         </w:rPr>
       </w:pPr>
       <w:r>
         <w:rPr>
           <w:b/>
           <w:bCs/>
+          <w:iCs/>
+          <w:sz w:val="28"/>
+          <w:szCs w:val="28"/>
+          <w:lang w:val="en-UA"/>
+        </w:rPr>
+        <w:lastRenderedPageBreak/>
+        <w:t>Прихований стан (Hidden State, h_t):</w:t>
+      </w:r>
+      <w:r>
+        <w:rPr>
+          <w:iCs/>
+          <w:sz w:val="28"/>
+          <w:szCs w:val="28"/>
+          <w:lang w:val="en-UA"/>
+        </w:rPr>
+        <w:t xml:space="preserve"> Відповідає за короткострокову пам'ять та формування виходу на поточному кроці.</w:t>
+      </w:r>
+    </w:p>
+    <w:p>
+      <w:pPr>
+        <w:numPr>
+          <w:ilvl w:val="0"/>
+          <w:numId w:val="18"/>
+        </w:numPr>
+        <w:spacing w:line="360" w:lineRule="auto"/>
+        <w:jc w:val="both"/>
+        <w:rPr>
+          <w:iCs/>
+          <w:sz w:val="28"/>
+          <w:szCs w:val="28"/>
+          <w:lang w:val="en-UA"/>
+        </w:rPr>
+      </w:pPr>
+      <w:r>
+        <w:rPr>
+          <w:b/>
+          <w:bCs/>
+          <w:iCs/>
+          <w:sz w:val="28"/>
+          <w:szCs w:val="28"/>
+          <w:lang w:val="en-UA"/>
+        </w:rPr>
+        <w:t>Стан комірки (Cell State, C_t):</w:t>
+      </w:r>
+      <w:r>
+        <w:rPr>
+          <w:iCs/>
+          <w:sz w:val="28"/>
+          <w:szCs w:val="28"/>
+          <w:lang w:val="en-UA"/>
+        </w:rPr>
+        <w:t xml:space="preserve"> Відповідає за довгострокову пам'ять. Це "магістраль" інформації, яка проходить крізь весь ланцюжок з мінімальними лінійними перетвореннями, що дозволяє градієнтам безперешкодно протікати через багато часових кроків.</w:t>
+      </w:r>
+    </w:p>
+    <w:p>
+      <w:pPr>
+        <w:spacing w:line="360" w:lineRule="auto"/>
+        <w:jc w:val="both"/>
+        <w:rPr>
+          <w:iCs/>
+          <w:sz w:val="28"/>
+          <w:szCs w:val="28"/>
+          <w:lang w:val="en-UA"/>
+        </w:rPr>
+      </w:pPr>
+      <w:r>
+        <w:rPr>
+          <w:iCs/>
+          <w:sz w:val="28"/>
+          <w:szCs w:val="28"/>
+          <w:lang w:val="en-UA"/>
+        </w:rPr>
+        <w:t>Комірка LSTM керує потоком інформації за допомогою трьох вентилів (gates):</w:t>
+      </w:r>
+    </w:p>
+    <w:p>
+      <w:pPr>
+        <w:numPr>
+          <w:ilvl w:val="0"/>
+          <w:numId w:val="19"/>
+        </w:numPr>
+        <w:spacing w:line="360" w:lineRule="auto"/>
+        <w:jc w:val="both"/>
+        <w:rPr>
+          <w:iCs/>
+          <w:sz w:val="28"/>
+          <w:szCs w:val="28"/>
+          <w:lang w:val="en-UA"/>
+        </w:rPr>
+      </w:pPr>
+      <w:r>
+        <w:rPr>
+          <w:b/>
+          <w:bCs/>
+          <w:iCs/>
+          <w:sz w:val="28"/>
+          <w:szCs w:val="28"/>
+          <w:lang w:val="en-UA"/>
+        </w:rPr>
+        <w:t>Вентиль забування (Forget Gate):</w:t>
+      </w:r>
+      <w:r>
+        <w:rPr>
+          <w:iCs/>
+          <w:sz w:val="28"/>
+          <w:szCs w:val="28"/>
+          <w:lang w:val="en-UA"/>
+        </w:rPr>
+        <w:t xml:space="preserve"> Вирішує, яку інформацію видалити зі стану комірки.</w:t>
+      </w:r>
+    </w:p>
+    <w:p>
+      <w:pPr>
+        <w:numPr>
+          <w:ilvl w:val="0"/>
+          <w:numId w:val="19"/>
+        </w:numPr>
+        <w:spacing w:line="360" w:lineRule="auto"/>
+        <w:jc w:val="both"/>
+        <w:rPr>
+          <w:iCs/>
+          <w:sz w:val="28"/>
+          <w:szCs w:val="28"/>
+          <w:lang w:val="en-UA"/>
+        </w:rPr>
+      </w:pPr>
+      <w:r>
+        <w:rPr>
+          <w:b/>
+          <w:bCs/>
+          <w:iCs/>
+          <w:sz w:val="28"/>
+          <w:szCs w:val="28"/>
+          <w:lang w:val="en-UA"/>
+        </w:rPr>
+        <w:t>Вхідний вентиль (Input Gate):</w:t>
+      </w:r>
+      <w:r>
+        <w:rPr>
+          <w:iCs/>
+          <w:sz w:val="28"/>
+          <w:szCs w:val="28"/>
+          <w:lang w:val="en-UA"/>
+        </w:rPr>
+        <w:t xml:space="preserve"> Вирішує, яку нову інформацію записати у стан комірки.</w:t>
+      </w:r>
+    </w:p>
+    <w:p>
+      <w:pPr>
+        <w:numPr>
+          <w:ilvl w:val="0"/>
+          <w:numId w:val="19"/>
+        </w:numPr>
+        <w:spacing w:line="360" w:lineRule="auto"/>
+        <w:jc w:val="both"/>
+        <w:rPr>
+          <w:iCs/>
+          <w:sz w:val="28"/>
+          <w:szCs w:val="28"/>
+          <w:lang w:val="en-UA"/>
+        </w:rPr>
+      </w:pPr>
+      <w:r>
+        <w:rPr>
+          <w:b/>
+          <w:bCs/>
+          <w:iCs/>
+          <w:sz w:val="28"/>
+          <w:szCs w:val="28"/>
+          <w:lang w:val="en-UA"/>
+        </w:rPr>
+        <w:t>Вихідний вентиль (Output Gate):</w:t>
+      </w:r>
+      <w:r>
+        <w:rPr>
+          <w:iCs/>
+          <w:sz w:val="28"/>
+          <w:szCs w:val="28"/>
+          <w:lang w:val="en-UA"/>
+        </w:rPr>
+        <w:t xml:space="preserve"> Вирішує, яку частину стану комірки використати для формування прихованого стану та виходу.</w:t>
+      </w:r>
+    </w:p>
+    <w:p>
+      <w:pPr>
+        <w:spacing w:line="360" w:lineRule="auto"/>
+        <w:jc w:val="both"/>
+        <w:rPr>
+          <w:b/>
+          <w:bCs/>
+          <w:iCs/>
+          <w:sz w:val="28"/>
+          <w:szCs w:val="28"/>
+        </w:rPr>
+      </w:pPr>
+    </w:p>
+    <w:p>
+      <w:pPr>
+        <w:spacing w:line="360" w:lineRule="auto"/>
+        <w:ind w:firstLine="360"/>
+        <w:jc w:val="both"/>
+        <w:rPr>
+          <w:b/>
+          <w:bCs/>
+          <w:iCs/>
+          <w:sz w:val="28"/>
+          <w:szCs w:val="28"/>
+          <w:lang w:val="en-UA"/>
+        </w:rPr>
+      </w:pPr>
+      <w:r>
+        <w:rPr>
+          <w:b/>
+          <w:bCs/>
+          <w:iCs/>
+          <w:sz w:val="28"/>
+          <w:szCs w:val="28"/>
+          <w:lang w:val="en-UA"/>
+        </w:rPr>
+        <w:t>3. Математична модель LSTM</w:t>
+      </w:r>
+    </w:p>
+    <w:p>
+      <w:pPr>
+        <w:spacing w:line="360" w:lineRule="auto"/>
+        <w:ind w:firstLine="360"/>
+        <w:jc w:val="both"/>
+        <w:rPr>
+          <w:iCs/>
+          <w:sz w:val="28"/>
+          <w:szCs w:val="28"/>
+          <w:lang w:val="en-UA"/>
+        </w:rPr>
+      </w:pPr>
+      <w:r>
+        <w:rPr>
+          <w:iCs/>
+          <w:sz w:val="28"/>
+          <w:szCs w:val="28"/>
+          <w:lang w:val="en-UA"/>
+        </w:rPr>
+        <w:t xml:space="preserve">На часовому кроці </w:t>
+      </w:r>
+      <w:r>
+        <w:rPr>
+          <w:b/>
+          <w:bCs/>
+          <w:iCs/>
+          <w:sz w:val="28"/>
+          <w:szCs w:val="28"/>
+          <w:lang w:val="en-UA"/>
+        </w:rPr>
+        <w:t>t</w:t>
+      </w:r>
+      <w:r>
+        <w:rPr>
+          <w:iCs/>
+          <w:sz w:val="28"/>
+          <w:szCs w:val="28"/>
+          <w:lang w:val="en-UA"/>
+        </w:rPr>
+        <w:t xml:space="preserve"> виконуються наступні обчислення:</w:t>
+      </w:r>
+    </w:p>
+    <w:p>
+      <w:pPr>
+        <w:numPr>
+          <w:ilvl w:val="0"/>
+          <w:numId w:val="20"/>
+        </w:numPr>
+        <w:spacing w:line="360" w:lineRule="auto"/>
+        <w:jc w:val="both"/>
+        <w:rPr>
+          <w:iCs/>
+          <w:sz w:val="28"/>
+          <w:szCs w:val="28"/>
+          <w:lang w:val="en-UA"/>
+        </w:rPr>
+      </w:pPr>
+      <w:r>
+        <w:rPr>
+          <w:b/>
+          <w:bCs/>
+          <w:iCs/>
+          <w:sz w:val="28"/>
+          <w:szCs w:val="28"/>
+          <w:lang w:val="en-UA"/>
+        </w:rPr>
+        <w:t>Вентиль забування:</w:t>
+      </w:r>
+      <w:r>
+        <w:rPr>
+          <w:iCs/>
+          <w:sz w:val="28"/>
+          <w:szCs w:val="28"/>
+          <w:lang w:val="en-UA"/>
+        </w:rPr>
+        <w:t xml:space="preserve"> </w:t>
+      </w:r>
+      <w:r>
+        <w:rPr>
+          <w:b/>
+          <w:bCs/>
+          <w:iCs/>
+          <w:sz w:val="28"/>
+          <w:szCs w:val="28"/>
+          <w:lang w:val="en-UA"/>
+        </w:rPr>
+        <w:t>f_t = sigma(W_f * [h_{t-1}, x_t] + b_f)</w:t>
+      </w:r>
+      <w:r>
+        <w:rPr>
+          <w:iCs/>
+          <w:sz w:val="28"/>
+          <w:szCs w:val="28"/>
+          <w:lang w:val="en-UA"/>
+        </w:rPr>
+        <w:t xml:space="preserve"> Вектор значень від 0 до 1, де 0 означає "повністю забути", а 1 — "повністю зберегти".</w:t>
+      </w:r>
+    </w:p>
+    <w:p>
+      <w:pPr>
+        <w:numPr>
+          <w:ilvl w:val="0"/>
+          <w:numId w:val="20"/>
+        </w:numPr>
+        <w:spacing w:line="360" w:lineRule="auto"/>
+        <w:jc w:val="both"/>
+        <w:rPr>
+          <w:iCs/>
+          <w:sz w:val="28"/>
+          <w:szCs w:val="28"/>
+          <w:lang w:val="en-UA"/>
+        </w:rPr>
+      </w:pPr>
+      <w:r>
+        <w:rPr>
+          <w:b/>
+          <w:bCs/>
+          <w:iCs/>
+          <w:sz w:val="28"/>
+          <w:szCs w:val="28"/>
+          <w:lang w:val="en-UA"/>
+        </w:rPr>
+        <w:t>Вхідний вентиль та кандидат на оновлення:</w:t>
+      </w:r>
+      <w:r>
+        <w:rPr>
+          <w:iCs/>
+          <w:sz w:val="28"/>
+          <w:szCs w:val="28"/>
+          <w:lang w:val="en-UA"/>
+        </w:rPr>
+        <w:t xml:space="preserve"> </w:t>
+      </w:r>
+      <w:r>
+        <w:rPr>
+          <w:b/>
+          <w:bCs/>
+          <w:iCs/>
+          <w:sz w:val="28"/>
+          <w:szCs w:val="28"/>
+          <w:lang w:val="en-UA"/>
+        </w:rPr>
+        <w:t>i_t = sigma(W_i * [h_{t-1}, x_t] + b_i)</w:t>
+      </w:r>
+      <w:r>
+        <w:rPr>
+          <w:iCs/>
+          <w:sz w:val="28"/>
+          <w:szCs w:val="28"/>
+          <w:lang w:val="en-UA"/>
+        </w:rPr>
+        <w:t xml:space="preserve"> </w:t>
+      </w:r>
+      <w:r>
+        <w:rPr>
+          <w:b/>
+          <w:bCs/>
+          <w:iCs/>
+          <w:sz w:val="28"/>
+          <w:szCs w:val="28"/>
+          <w:lang w:val="en-UA"/>
+        </w:rPr>
+        <w:t>C_tilde_t = tanh(W_C * [h_{t-1}, x_t] + b_C)</w:t>
+      </w:r>
+      <w:r>
+        <w:rPr>
+          <w:iCs/>
+          <w:sz w:val="28"/>
+          <w:szCs w:val="28"/>
+          <w:lang w:val="en-UA"/>
+        </w:rPr>
+        <w:t xml:space="preserve"> Вентиль </w:t>
+      </w:r>
+      <w:r>
+        <w:rPr>
+          <w:b/>
+          <w:bCs/>
+          <w:iCs/>
+          <w:sz w:val="28"/>
+          <w:szCs w:val="28"/>
+          <w:lang w:val="en-UA"/>
+        </w:rPr>
+        <w:t>i_t</w:t>
+      </w:r>
+      <w:r>
+        <w:rPr>
+          <w:iCs/>
+          <w:sz w:val="28"/>
+          <w:szCs w:val="28"/>
+          <w:lang w:val="en-UA"/>
+        </w:rPr>
+        <w:t xml:space="preserve"> обирає значення, які будуть оновлені, а </w:t>
+      </w:r>
+      <w:r>
+        <w:rPr>
+          <w:b/>
+          <w:bCs/>
+          <w:iCs/>
+          <w:sz w:val="28"/>
+          <w:szCs w:val="28"/>
+          <w:lang w:val="en-UA"/>
+        </w:rPr>
+        <w:t>C_tilde_t</w:t>
+      </w:r>
+      <w:r>
+        <w:rPr>
+          <w:iCs/>
+          <w:sz w:val="28"/>
+          <w:szCs w:val="28"/>
+          <w:lang w:val="en-UA"/>
+        </w:rPr>
+        <w:t xml:space="preserve"> створює вектор нових значень-кандидатів.</w:t>
+      </w:r>
+    </w:p>
+    <w:p>
+      <w:pPr>
+        <w:numPr>
+          <w:ilvl w:val="0"/>
+          <w:numId w:val="20"/>
+        </w:numPr>
+        <w:spacing w:line="360" w:lineRule="auto"/>
+        <w:jc w:val="both"/>
+        <w:rPr>
+          <w:iCs/>
+          <w:sz w:val="28"/>
+          <w:szCs w:val="28"/>
+          <w:lang w:val="en-UA"/>
+        </w:rPr>
+      </w:pPr>
+      <w:r>
+        <w:rPr>
+          <w:b/>
+          <w:bCs/>
+          <w:iCs/>
+          <w:sz w:val="28"/>
+          <w:szCs w:val="28"/>
+          <w:lang w:val="en-UA"/>
+        </w:rPr>
+        <w:t>Оновлення стану комірки:</w:t>
+      </w:r>
+      <w:r>
+        <w:rPr>
+          <w:iCs/>
+          <w:sz w:val="28"/>
+          <w:szCs w:val="28"/>
+          <w:lang w:val="en-UA"/>
+        </w:rPr>
+        <w:t xml:space="preserve"> </w:t>
+      </w:r>
+      <w:r>
+        <w:rPr>
+          <w:b/>
+          <w:bCs/>
+          <w:iCs/>
+          <w:sz w:val="28"/>
+          <w:szCs w:val="28"/>
+          <w:lang w:val="en-UA"/>
+        </w:rPr>
+        <w:t>C_t = f_t * C_{t-1} + i_t * C_tilde_t</w:t>
+      </w:r>
+      <w:r>
+        <w:rPr>
+          <w:iCs/>
+          <w:sz w:val="28"/>
+          <w:szCs w:val="28"/>
+          <w:lang w:val="en-UA"/>
+        </w:rPr>
+        <w:t xml:space="preserve"> Старий стан множиться на вентиль забування (забуваємо непотрібне), і до нього додається нова інформація, зважена вхідним вентилем.</w:t>
+      </w:r>
+    </w:p>
+    <w:p>
+      <w:pPr>
+        <w:numPr>
+          <w:ilvl w:val="0"/>
+          <w:numId w:val="20"/>
+        </w:numPr>
+        <w:spacing w:line="360" w:lineRule="auto"/>
+        <w:jc w:val="both"/>
+        <w:rPr>
+          <w:iCs/>
+          <w:sz w:val="28"/>
+          <w:szCs w:val="28"/>
+          <w:lang w:val="en-UA"/>
+        </w:rPr>
+      </w:pPr>
+      <w:r>
+        <w:rPr>
+          <w:b/>
+          <w:bCs/>
+          <w:iCs/>
+          <w:sz w:val="28"/>
+          <w:szCs w:val="28"/>
+          <w:lang w:val="en-UA"/>
+        </w:rPr>
+        <w:t>Вихідний вентиль та прихований стан:</w:t>
+      </w:r>
+      <w:r>
+        <w:rPr>
+          <w:iCs/>
+          <w:sz w:val="28"/>
+          <w:szCs w:val="28"/>
+          <w:lang w:val="en-UA"/>
+        </w:rPr>
+        <w:t xml:space="preserve"> </w:t>
+      </w:r>
+      <w:r>
+        <w:rPr>
+          <w:b/>
+          <w:bCs/>
+          <w:iCs/>
+          <w:sz w:val="28"/>
+          <w:szCs w:val="28"/>
+          <w:lang w:val="en-UA"/>
+        </w:rPr>
+        <w:t>o_t = sigma(W_o * [h_{t-1}, x_t] + b_o)</w:t>
+      </w:r>
+      <w:r>
+        <w:rPr>
+          <w:iCs/>
+          <w:sz w:val="28"/>
+          <w:szCs w:val="28"/>
+          <w:lang w:val="en-UA"/>
+        </w:rPr>
+        <w:t xml:space="preserve"> </w:t>
+      </w:r>
+      <w:r>
+        <w:rPr>
+          <w:b/>
+          <w:bCs/>
+          <w:iCs/>
+          <w:sz w:val="28"/>
+          <w:szCs w:val="28"/>
+          <w:lang w:val="en-UA"/>
+        </w:rPr>
+        <w:t>h_t = o_t * tanh(C_t)</w:t>
+      </w:r>
+      <w:r>
+        <w:rPr>
+          <w:iCs/>
+          <w:sz w:val="28"/>
+          <w:szCs w:val="28"/>
+          <w:lang w:val="en-UA"/>
+        </w:rPr>
+        <w:t xml:space="preserve"> Прихований стан є відфільтрованою версією стану комірки. Активація </w:t>
+      </w:r>
+      <w:r>
+        <w:rPr>
+          <w:b/>
+          <w:bCs/>
+          <w:iCs/>
+          <w:sz w:val="28"/>
+          <w:szCs w:val="28"/>
+          <w:lang w:val="en-UA"/>
+        </w:rPr>
+        <w:t>tanh</w:t>
+      </w:r>
+      <w:r>
+        <w:rPr>
+          <w:iCs/>
+          <w:sz w:val="28"/>
+          <w:szCs w:val="28"/>
+          <w:lang w:val="en-UA"/>
+        </w:rPr>
+        <w:t xml:space="preserve"> нормалізує значення комірки, а </w:t>
+      </w:r>
+      <w:r>
+        <w:rPr>
+          <w:b/>
+          <w:bCs/>
+          <w:iCs/>
+          <w:sz w:val="28"/>
+          <w:szCs w:val="28"/>
+          <w:lang w:val="en-UA"/>
+        </w:rPr>
+        <w:t>o_t</w:t>
+      </w:r>
+      <w:r>
+        <w:rPr>
+          <w:iCs/>
+          <w:sz w:val="28"/>
+          <w:szCs w:val="28"/>
+          <w:lang w:val="en-UA"/>
+        </w:rPr>
+        <w:t xml:space="preserve"> обирає, що саме ми хочемо вивести назовні.</w:t>
+      </w:r>
+    </w:p>
+    <w:p>
+      <w:pPr>
+        <w:spacing w:line="360" w:lineRule="auto"/>
+        <w:jc w:val="both"/>
+        <w:rPr>
+          <w:b/>
+          <w:bCs/>
+          <w:iCs/>
+          <w:sz w:val="28"/>
+          <w:szCs w:val="28"/>
+        </w:rPr>
+      </w:pPr>
+    </w:p>
+    <w:p>
+      <w:pPr>
+        <w:spacing w:line="360" w:lineRule="auto"/>
+        <w:jc w:val="both"/>
+        <w:rPr>
+          <w:b/>
+          <w:bCs/>
+          <w:iCs/>
+          <w:sz w:val="28"/>
+          <w:szCs w:val="28"/>
+        </w:rPr>
+      </w:pPr>
+    </w:p>
+    <w:p>
+      <w:pPr>
+        <w:spacing w:line="360" w:lineRule="auto"/>
+        <w:ind w:firstLine="360"/>
+        <w:jc w:val="both"/>
+        <w:rPr>
+          <w:b/>
+          <w:bCs/>
+          <w:iCs/>
+          <w:sz w:val="28"/>
+          <w:szCs w:val="28"/>
+          <w:lang w:val="en-UA"/>
+        </w:rPr>
+      </w:pPr>
+      <w:r>
+        <w:rPr>
+          <w:b/>
+          <w:bCs/>
+          <w:iCs/>
+          <w:sz w:val="28"/>
+          <w:szCs w:val="28"/>
+          <w:lang w:val="en-UA"/>
+        </w:rPr>
+        <w:t>4. Seq2seq на основі LSTM</w:t>
+      </w:r>
+    </w:p>
+    <w:p>
+      <w:pPr>
+        <w:spacing w:line="360" w:lineRule="auto"/>
+        <w:ind w:firstLine="360"/>
+        <w:jc w:val="both"/>
+        <w:rPr>
+          <w:iCs/>
+          <w:sz w:val="28"/>
+          <w:szCs w:val="28"/>
+          <w:lang w:val="en-UA"/>
+        </w:rPr>
+      </w:pPr>
+      <w:r>
+        <w:rPr>
+          <w:iCs/>
+          <w:sz w:val="28"/>
+          <w:szCs w:val="28"/>
+          <w:lang w:val="en-UA"/>
+        </w:rPr>
+        <w:t>Архітектура Encoder-Decoder на базі LSTM є "золотим стандартом" для класичного нейромережевого перекладу (до появи Трансформерів).</w:t>
+      </w:r>
+    </w:p>
+    <w:p>
+      <w:pPr>
+        <w:numPr>
+          <w:ilvl w:val="0"/>
+          <w:numId w:val="21"/>
+        </w:numPr>
+        <w:spacing w:line="360" w:lineRule="auto"/>
+        <w:jc w:val="both"/>
+        <w:rPr>
+          <w:iCs/>
+          <w:sz w:val="28"/>
+          <w:szCs w:val="28"/>
+          <w:lang w:val="en-UA"/>
+        </w:rPr>
+      </w:pPr>
+      <w:r>
+        <w:rPr>
+          <w:b/>
+          <w:bCs/>
+          <w:iCs/>
+          <w:sz w:val="28"/>
+          <w:szCs w:val="28"/>
+          <w:lang w:val="en-UA"/>
+        </w:rPr>
+        <w:t>Кодер:</w:t>
+      </w:r>
+      <w:r>
+        <w:rPr>
+          <w:iCs/>
+          <w:sz w:val="28"/>
+          <w:szCs w:val="28"/>
+          <w:lang w:val="en-UA"/>
+        </w:rPr>
+        <w:t xml:space="preserve"> Проходить по вхідній послідовності. Важливо, що він передає декодеру не один, а </w:t>
+      </w:r>
+      <w:r>
+        <w:rPr>
+          <w:b/>
+          <w:bCs/>
+          <w:iCs/>
+          <w:sz w:val="28"/>
+          <w:szCs w:val="28"/>
+          <w:lang w:val="en-UA"/>
+        </w:rPr>
+        <w:t>два</w:t>
+      </w:r>
+      <w:r>
+        <w:rPr>
+          <w:iCs/>
+          <w:sz w:val="28"/>
+          <w:szCs w:val="28"/>
+          <w:lang w:val="en-UA"/>
+        </w:rPr>
+        <w:t xml:space="preserve"> фінальні вектори: фінальний прихований стан </w:t>
+      </w:r>
+      <w:r>
+        <w:rPr>
+          <w:b/>
+          <w:bCs/>
+          <w:iCs/>
+          <w:sz w:val="28"/>
+          <w:szCs w:val="28"/>
+          <w:lang w:val="en-UA"/>
+        </w:rPr>
+        <w:t>h_final</w:t>
+      </w:r>
+      <w:r>
+        <w:rPr>
+          <w:iCs/>
+          <w:sz w:val="28"/>
+          <w:szCs w:val="28"/>
+          <w:lang w:val="en-UA"/>
+        </w:rPr>
+        <w:t xml:space="preserve"> та фінальний стан комірки </w:t>
+      </w:r>
+      <w:r>
+        <w:rPr>
+          <w:b/>
+          <w:bCs/>
+          <w:iCs/>
+          <w:sz w:val="28"/>
+          <w:szCs w:val="28"/>
+          <w:lang w:val="en-UA"/>
+        </w:rPr>
+        <w:t>C_final</w:t>
+      </w:r>
+      <w:r>
+        <w:rPr>
+          <w:iCs/>
+          <w:sz w:val="28"/>
+          <w:szCs w:val="28"/>
+          <w:lang w:val="en-UA"/>
+        </w:rPr>
+        <w:t>. Ці два вектори разом формують повний контекст.</w:t>
+      </w:r>
+    </w:p>
+    <w:p>
+      <w:pPr>
+        <w:numPr>
+          <w:ilvl w:val="0"/>
+          <w:numId w:val="21"/>
+        </w:numPr>
+        <w:spacing w:line="360" w:lineRule="auto"/>
+        <w:jc w:val="both"/>
+        <w:rPr>
+          <w:iCs/>
+          <w:sz w:val="28"/>
+          <w:szCs w:val="28"/>
+          <w:lang w:val="en-UA"/>
+        </w:rPr>
+      </w:pPr>
+      <w:r>
+        <w:rPr>
+          <w:b/>
+          <w:bCs/>
+          <w:iCs/>
+          <w:sz w:val="28"/>
+          <w:szCs w:val="28"/>
+          <w:lang w:val="en-UA"/>
+        </w:rPr>
+        <w:t>Декодер:</w:t>
+      </w:r>
+      <w:r>
+        <w:rPr>
+          <w:iCs/>
+          <w:sz w:val="28"/>
+          <w:szCs w:val="28"/>
+          <w:lang w:val="en-UA"/>
+        </w:rPr>
+        <w:t xml:space="preserve"> Ініціалізується обома станами кодера. Це дозволяє декодеру мати повний доступ як до короткострокових (синтаксис, поточне слово), так і до довгострокових (тема речення, рід, число) контекстів вхідного повідомлення.</w:t>
+      </w:r>
+    </w:p>
+    <w:p>
+      <w:pPr>
+        <w:spacing w:line="360" w:lineRule="auto"/>
+        <w:ind w:firstLine="360"/>
+        <w:jc w:val="both"/>
+        <w:rPr>
+          <w:b/>
+          <w:bCs/>
+          <w:iCs/>
+          <w:sz w:val="28"/>
+          <w:szCs w:val="28"/>
+        </w:rPr>
+      </w:pPr>
+    </w:p>
+    <w:p>
+      <w:pPr>
+        <w:spacing w:line="360" w:lineRule="auto"/>
+        <w:ind w:firstLine="360"/>
+        <w:jc w:val="both"/>
+        <w:rPr>
+          <w:b/>
+          <w:bCs/>
+          <w:iCs/>
+          <w:sz w:val="28"/>
+          <w:szCs w:val="28"/>
+          <w:lang w:val="en-UA"/>
+        </w:rPr>
+      </w:pPr>
+      <w:r>
+        <w:rPr>
+          <w:b/>
+          <w:bCs/>
+          <w:iCs/>
+          <w:sz w:val="28"/>
+          <w:szCs w:val="28"/>
+          <w:lang w:val="en-UA"/>
+        </w:rPr>
+        <w:t>5. Порівняння з GRU</w:t>
+      </w:r>
+    </w:p>
+    <w:p>
+      <w:pPr>
+        <w:spacing w:line="360" w:lineRule="auto"/>
+        <w:ind w:firstLine="360"/>
+        <w:jc w:val="both"/>
+        <w:rPr>
+          <w:iCs/>
+          <w:sz w:val="28"/>
+          <w:szCs w:val="28"/>
+          <w:lang w:val="en-UA"/>
+        </w:rPr>
+      </w:pPr>
+      <w:r>
+        <w:rPr>
+          <w:iCs/>
+          <w:sz w:val="28"/>
+          <w:szCs w:val="28"/>
+          <w:lang w:val="en-UA"/>
+        </w:rPr>
+        <w:t>Хоча LSTM та GRU часто показують схожі результати, існують відмінності:</w:t>
+      </w:r>
+    </w:p>
+    <w:p>
+      <w:pPr>
+        <w:numPr>
+          <w:ilvl w:val="0"/>
+          <w:numId w:val="22"/>
+        </w:numPr>
+        <w:spacing w:line="360" w:lineRule="auto"/>
+        <w:jc w:val="both"/>
+        <w:rPr>
+          <w:iCs/>
+          <w:sz w:val="28"/>
+          <w:szCs w:val="28"/>
+          <w:lang w:val="en-UA"/>
+        </w:rPr>
+      </w:pPr>
+      <w:r>
+        <w:rPr>
+          <w:b/>
+          <w:bCs/>
+          <w:iCs/>
+          <w:sz w:val="28"/>
+          <w:szCs w:val="28"/>
+          <w:lang w:val="en-UA"/>
+        </w:rPr>
+        <w:t>Складність:</w:t>
+      </w:r>
+      <w:r>
+        <w:rPr>
+          <w:iCs/>
+          <w:sz w:val="28"/>
+          <w:szCs w:val="28"/>
+          <w:lang w:val="en-UA"/>
+        </w:rPr>
+        <w:t xml:space="preserve"> LSTM має 3 вентилі та 2 стани, тоді як GRU — 2 вентилі та 1 стан. Це робить LSTM більш ресурсомісткою у навчанні.</w:t>
+      </w:r>
+    </w:p>
+    <w:p>
+      <w:pPr>
+        <w:numPr>
+          <w:ilvl w:val="0"/>
+          <w:numId w:val="22"/>
+        </w:numPr>
+        <w:spacing w:line="360" w:lineRule="auto"/>
+        <w:jc w:val="both"/>
+        <w:rPr>
+          <w:iCs/>
+          <w:sz w:val="28"/>
+          <w:szCs w:val="28"/>
+          <w:lang w:val="en-UA"/>
+        </w:rPr>
+      </w:pPr>
+      <w:r>
+        <w:rPr>
+          <w:b/>
+          <w:bCs/>
+          <w:iCs/>
+          <w:sz w:val="28"/>
+          <w:szCs w:val="28"/>
+          <w:lang w:val="en-UA"/>
+        </w:rPr>
+        <w:t>Гнучкість:</w:t>
+      </w:r>
+      <w:r>
+        <w:rPr>
+          <w:iCs/>
+          <w:sz w:val="28"/>
+          <w:szCs w:val="28"/>
+          <w:lang w:val="en-UA"/>
+        </w:rPr>
+        <w:t xml:space="preserve"> Завдяки розділенню пам'яті (</w:t>
+      </w:r>
+      <w:r>
+        <w:rPr>
+          <w:b/>
+          <w:bCs/>
+          <w:iCs/>
+          <w:sz w:val="28"/>
+          <w:szCs w:val="28"/>
+          <w:lang w:val="en-UA"/>
+        </w:rPr>
+        <w:t>C_t</w:t>
+      </w:r>
+      <w:r>
+        <w:rPr>
+          <w:iCs/>
+          <w:sz w:val="28"/>
+          <w:szCs w:val="28"/>
+          <w:lang w:val="en-UA"/>
+        </w:rPr>
+        <w:t>) та виходу (</w:t>
+      </w:r>
+      <w:r>
+        <w:rPr>
+          <w:b/>
+          <w:bCs/>
+          <w:iCs/>
+          <w:sz w:val="28"/>
+          <w:szCs w:val="28"/>
+          <w:lang w:val="en-UA"/>
+        </w:rPr>
+        <w:t>h_t</w:t>
+      </w:r>
+      <w:r>
+        <w:rPr>
+          <w:iCs/>
+          <w:sz w:val="28"/>
+          <w:szCs w:val="28"/>
+          <w:lang w:val="en-UA"/>
+        </w:rPr>
+        <w:t>), LSTM теоретично краще справляється з дуже складними залежностями та довгими послідовностями, де потрібно зберігати інформацію, не використовуючи її негайно. GRU є більш ефективною на менших наборах даних.</w:t>
+      </w:r>
+    </w:p>
+    <w:p>
+      <w:pPr>
+        <w:spacing w:line="360" w:lineRule="auto"/>
+        <w:rPr>
+          <w:iCs/>
+          <w:sz w:val="28"/>
+          <w:szCs w:val="28"/>
+          <w:lang w:val="en-US"/>
+        </w:rPr>
+      </w:pPr>
+    </w:p>
+    <w:p>
+      <w:pPr>
+        <w:spacing w:after="160" w:line="278" w:lineRule="auto"/>
+        <w:rPr>
+          <w:b/>
+          <w:bCs/>
           <w:i/>
-          <w:lang w:val="uk-UA"/>
-        </w:rPr>
+          <w:sz w:val="28"/>
+          <w:szCs w:val="28"/>
+          <w:lang w:val="uk-UA"/>
+        </w:rPr>
+      </w:pPr>
+      <w:r>
+        <w:rPr>
+          <w:b/>
+          <w:bCs/>
+          <w:i/>
+          <w:sz w:val="28"/>
+          <w:szCs w:val="28"/>
+          <w:lang w:val="uk-UA"/>
+        </w:rPr>
+        <w:br w:type="page"/>
+      </w:r>
+    </w:p>
+    <w:p>
+      <w:pPr>
+        <w:spacing w:line="360" w:lineRule="auto"/>
+        <w:jc w:val="center"/>
+        <w:rPr>
+          <w:sz w:val="28"/>
+          <w:szCs w:val="28"/>
+          <w:lang w:val="en-US"/>
+        </w:rPr>
+      </w:pPr>
+      <w:r>
+        <w:rPr>
+          <w:b/>
+          <w:bCs/>
+          <w:i/>
+          <w:sz w:val="28"/>
+          <w:szCs w:val="28"/>
+          <w:lang w:val="uk-UA"/>
+        </w:rPr>
+        <w:lastRenderedPageBreak/>
         <w:t>Протокол розв’язування завдань</w:t>
       </w:r>
       <w:r>
         <w:rPr>
           <w:b/>
           <w:bCs/>
-          <w:lang w:val="uk-UA"/>
-        </w:rPr>
-        <w:t>.</w:t>
+          <w:sz w:val="28"/>
+          <w:szCs w:val="28"/>
+          <w:lang w:val="en-US"/>
+        </w:rPr>
+        <w:t>:</w:t>
       </w:r>
     </w:p>
     <w:p>
@@ -1471,53 +2867,313 @@
           <w:lang w:val="uk-UA"/>
         </w:rPr>
         <w:br/>
+        <w:t>max_decoder_seq_length = max([len(txt) for txt in target_texts])</w:t>
+      </w:r>
+      <w:r>
+        <w:rPr>
+          <w:lang w:val="uk-UA"/>
+        </w:rPr>
+        <w:br/>
+      </w:r>
+      <w:r>
+        <w:rPr>
+          <w:lang w:val="uk-UA"/>
+        </w:rPr>
+        <w:br/>
+        <w:t>input_token_index = dict([(char, i) for i, char in enumerate(input_characters)])</w:t>
+      </w:r>
+      <w:r>
+        <w:rPr>
+          <w:lang w:val="uk-UA"/>
+        </w:rPr>
+        <w:br/>
+        <w:t>target_token_index = dict([(char, i) for i, char in enumerate(target_characters)])</w:t>
+      </w:r>
+      <w:r>
+        <w:rPr>
+          <w:lang w:val="uk-UA"/>
+        </w:rPr>
+        <w:br/>
+      </w:r>
+      <w:r>
+        <w:rPr>
+          <w:lang w:val="uk-UA"/>
+        </w:rPr>
+        <w:br/>
+        <w:t>encoder_input_data = numpy.zeros(</w:t>
+      </w:r>
+      <w:r>
+        <w:rPr>
+          <w:lang w:val="uk-UA"/>
+        </w:rPr>
+        <w:br/>
+        <w:t xml:space="preserve">    (len(input_texts), max_encoder_seq_length, num_encoder_tokens), dtype="float32"</w:t>
+      </w:r>
+      <w:r>
+        <w:rPr>
+          <w:lang w:val="uk-UA"/>
+        </w:rPr>
+        <w:br/>
+        <w:t>)</w:t>
+      </w:r>
+      <w:r>
+        <w:rPr>
+          <w:lang w:val="uk-UA"/>
+        </w:rPr>
+        <w:br/>
+        <w:t>decoder_input_data = numpy.zeros(</w:t>
+      </w:r>
+      <w:r>
+        <w:rPr>
+          <w:lang w:val="uk-UA"/>
+        </w:rPr>
+        <w:br/>
+        <w:t xml:space="preserve">    (len(input_texts), max_decoder_seq_length, num_decoder_tokens), dtype="float32"</w:t>
+      </w:r>
+      <w:r>
+        <w:rPr>
+          <w:lang w:val="uk-UA"/>
+        </w:rPr>
+        <w:br/>
+        <w:t>)</w:t>
+      </w:r>
+      <w:r>
+        <w:rPr>
+          <w:lang w:val="uk-UA"/>
+        </w:rPr>
+        <w:br/>
+        <w:t>decoder_target_data = numpy.zeros(</w:t>
+      </w:r>
+      <w:r>
+        <w:rPr>
+          <w:lang w:val="uk-UA"/>
+        </w:rPr>
+        <w:br/>
+        <w:t xml:space="preserve">    (len(input_texts), max_decoder_seq_length, num_decoder_tokens), dtype="float32"</w:t>
+      </w:r>
+      <w:r>
+        <w:rPr>
+          <w:lang w:val="uk-UA"/>
+        </w:rPr>
+        <w:br/>
+        <w:t>)</w:t>
+      </w:r>
+      <w:r>
+        <w:rPr>
+          <w:lang w:val="uk-UA"/>
+        </w:rPr>
+        <w:br/>
+      </w:r>
+      <w:r>
+        <w:rPr>
+          <w:lang w:val="uk-UA"/>
+        </w:rPr>
+        <w:br/>
+        <w:t>for i, (input_text, target_text) in enumerate(zip(input_texts, target_texts)):</w:t>
+      </w:r>
+      <w:r>
+        <w:rPr>
+          <w:lang w:val="uk-UA"/>
+        </w:rPr>
+        <w:br/>
+        <w:t xml:space="preserve">    for t, char in enumerate(input_text):</w:t>
+      </w:r>
+      <w:r>
+        <w:rPr>
+          <w:lang w:val="uk-UA"/>
+        </w:rPr>
+        <w:br/>
       </w:r>
       <w:r>
         <w:rPr>
           <w:lang w:val="uk-UA"/>
         </w:rPr>
         <w:lastRenderedPageBreak/>
-        <w:t>max_decoder_seq_length = max([len(txt) for txt in target_texts])</w:t>
-      </w:r>
-      <w:r>
-        <w:rPr>
-          <w:lang w:val="uk-UA"/>
-        </w:rPr>
-        <w:br/>
-      </w:r>
-      <w:r>
-        <w:rPr>
-          <w:lang w:val="uk-UA"/>
-        </w:rPr>
-        <w:br/>
-        <w:t>input_token_index = dict([(char, i) for i, char in enumerate(input_characters)])</w:t>
-      </w:r>
-      <w:r>
-        <w:rPr>
-          <w:lang w:val="uk-UA"/>
-        </w:rPr>
-        <w:br/>
-        <w:t>target_token_index = dict([(char, i) for i, char in enumerate(target_characters)])</w:t>
-      </w:r>
-      <w:r>
-        <w:rPr>
-          <w:lang w:val="uk-UA"/>
-        </w:rPr>
-        <w:br/>
-      </w:r>
-      <w:r>
-        <w:rPr>
-          <w:lang w:val="uk-UA"/>
-        </w:rPr>
-        <w:br/>
-        <w:t>encoder_input_data = numpy.zeros(</w:t>
-      </w:r>
-      <w:r>
-        <w:rPr>
-          <w:lang w:val="uk-UA"/>
-        </w:rPr>
-        <w:br/>
-        <w:t xml:space="preserve">    (len(input_texts), max_encoder_seq_length, num_encoder_tokens), dtype="float32"</w:t>
+        <w:t xml:space="preserve">        encoder_input_data[i, t, input_token_index[char]] = 1.0</w:t>
+      </w:r>
+      <w:r>
+        <w:rPr>
+          <w:lang w:val="uk-UA"/>
+        </w:rPr>
+        <w:br/>
+        <w:t xml:space="preserve">    encoder_input_data[i, t + 1:, input_token_index[" "]] = 1.0</w:t>
+      </w:r>
+      <w:r>
+        <w:rPr>
+          <w:lang w:val="uk-UA"/>
+        </w:rPr>
+        <w:br/>
+        <w:t xml:space="preserve">    for t, char in enumerate(target_text):</w:t>
+      </w:r>
+      <w:r>
+        <w:rPr>
+          <w:lang w:val="uk-UA"/>
+        </w:rPr>
+        <w:br/>
+        <w:t xml:space="preserve">        decoder_input_data[i, t, target_token_index[char]] = 1.0</w:t>
+      </w:r>
+      <w:r>
+        <w:rPr>
+          <w:lang w:val="uk-UA"/>
+        </w:rPr>
+        <w:br/>
+        <w:t xml:space="preserve">        if t &gt; 0:</w:t>
+      </w:r>
+      <w:r>
+        <w:rPr>
+          <w:lang w:val="uk-UA"/>
+        </w:rPr>
+        <w:br/>
+        <w:t xml:space="preserve">            decoder_target_data[i, t - 1, target_token_index[char]] = 1.0</w:t>
+      </w:r>
+      <w:r>
+        <w:rPr>
+          <w:lang w:val="uk-UA"/>
+        </w:rPr>
+        <w:br/>
+        <w:t xml:space="preserve">    decoder_input_data[i, t + 1:, target_token_index[" "]] = 1.0</w:t>
+      </w:r>
+      <w:r>
+        <w:rPr>
+          <w:lang w:val="uk-UA"/>
+        </w:rPr>
+        <w:br/>
+        <w:t xml:space="preserve">    decoder_target_data[i, t:, target_token_index[" "]] = 1.0</w:t>
+      </w:r>
+      <w:r>
+        <w:rPr>
+          <w:lang w:val="uk-UA"/>
+        </w:rPr>
+        <w:br/>
+      </w:r>
+      <w:r>
+        <w:rPr>
+          <w:lang w:val="uk-UA"/>
+        </w:rPr>
+        <w:br/>
+        <w:t># --- Побудова моделі з LSTM ---</w:t>
+      </w:r>
+      <w:r>
+        <w:rPr>
+          <w:lang w:val="uk-UA"/>
+        </w:rPr>
+        <w:br/>
+        <w:t>encoder_inputs = tensorflow.keras.Input(shape=(None, num_encoder_tokens))</w:t>
+      </w:r>
+      <w:r>
+        <w:rPr>
+          <w:lang w:val="uk-UA"/>
+        </w:rPr>
+        <w:br/>
+        <w:t>encoder = tensorflow.keras.layers.LSTM(latent_dim, return_state=True)</w:t>
+      </w:r>
+      <w:r>
+        <w:rPr>
+          <w:lang w:val="uk-UA"/>
+        </w:rPr>
+        <w:br/>
+        <w:t>encoder_lstm_outputs, encoder_state_h, encoder_state_c = encoder(encoder_inputs)</w:t>
+      </w:r>
+      <w:r>
+        <w:rPr>
+          <w:lang w:val="uk-UA"/>
+        </w:rPr>
+        <w:br/>
+        <w:t># Ми зберігаємо обидва стани: h (прихований стан) та c (стан комірки)</w:t>
+      </w:r>
+      <w:r>
+        <w:rPr>
+          <w:lang w:val="uk-UA"/>
+        </w:rPr>
+        <w:br/>
+        <w:t>encoder_states = [encoder_state_h, encoder_state_c]</w:t>
+      </w:r>
+      <w:r>
+        <w:rPr>
+          <w:lang w:val="uk-UA"/>
+        </w:rPr>
+        <w:br/>
+      </w:r>
+      <w:r>
+        <w:rPr>
+          <w:lang w:val="uk-UA"/>
+        </w:rPr>
+        <w:br/>
+        <w:t>decoder_inputs = tensorflow.keras.Input(shape=(None, num_decoder_tokens))</w:t>
+      </w:r>
+      <w:r>
+        <w:rPr>
+          <w:lang w:val="uk-UA"/>
+        </w:rPr>
+        <w:br/>
+        <w:t>decoder_lstm = tensorflow.keras.layers.LSTM(latent_dim, return_sequences=True, return_state=True)</w:t>
+      </w:r>
+      <w:r>
+        <w:rPr>
+          <w:lang w:val="uk-UA"/>
+        </w:rPr>
+        <w:br/>
+        <w:t># Подаємо стани кодера як початкові стани декодера</w:t>
+      </w:r>
+      <w:r>
+        <w:rPr>
+          <w:lang w:val="uk-UA"/>
+        </w:rPr>
+        <w:br/>
+        <w:t>decoder_lstm_outputs, _, _ = decoder_lstm(decoder_inputs, initial_state=encoder_states)</w:t>
+      </w:r>
+      <w:r>
+        <w:rPr>
+          <w:lang w:val="uk-UA"/>
+        </w:rPr>
+        <w:br/>
+      </w:r>
+      <w:r>
+        <w:rPr>
+          <w:lang w:val="uk-UA"/>
+        </w:rPr>
+        <w:br/>
+        <w:t>decoder_dense = tensorflow.keras.layers.Dense(num_decoder_tokens, activation="softmax")</w:t>
+      </w:r>
+      <w:r>
+        <w:rPr>
+          <w:lang w:val="uk-UA"/>
+        </w:rPr>
+        <w:br/>
+        <w:t>decoder_outputs = decoder_dense(decoder_lstm_outputs)</w:t>
+      </w:r>
+      <w:r>
+        <w:rPr>
+          <w:lang w:val="uk-UA"/>
+        </w:rPr>
+        <w:br/>
+      </w:r>
+      <w:r>
+        <w:rPr>
+          <w:lang w:val="uk-UA"/>
+        </w:rPr>
+        <w:br/>
+        <w:t>model = tensorflow.keras.Model([encoder_inputs, decoder_inputs], decoder_outputs)</w:t>
+      </w:r>
+      <w:r>
+        <w:rPr>
+          <w:lang w:val="uk-UA"/>
+        </w:rPr>
+        <w:br/>
+      </w:r>
+      <w:r>
+        <w:rPr>
+          <w:lang w:val="uk-UA"/>
+        </w:rPr>
+        <w:br/>
+        <w:t>model.compile(</w:t>
+      </w:r>
+      <w:r>
+        <w:rPr>
+          <w:lang w:val="uk-UA"/>
+        </w:rPr>
+        <w:br/>
+        <w:t xml:space="preserve">    optimizer="rmsprop", loss="categorical_crossentropy", metrics=["accuracy"]</w:t>
       </w:r>
       <w:r>
         <w:rPr>
@@ -1531,14 +3187,48 @@
           <w:lang w:val="uk-UA"/>
         </w:rPr>
         <w:br/>
-        <w:t>decoder_input_data = numpy.zeros(</w:t>
-      </w:r>
-      <w:r>
-        <w:rPr>
-          <w:lang w:val="uk-UA"/>
-        </w:rPr>
-        <w:br/>
-        <w:t xml:space="preserve">    (len(input_texts), max_decoder_seq_length, num_decoder_tokens), dtype="float32"</w:t>
+      </w:r>
+      <w:r>
+        <w:rPr>
+          <w:lang w:val="uk-UA"/>
+        </w:rPr>
+        <w:br/>
+        <w:t>model.fit(</w:t>
+      </w:r>
+      <w:r>
+        <w:rPr>
+          <w:lang w:val="uk-UA"/>
+        </w:rPr>
+        <w:br/>
+        <w:t xml:space="preserve">    [encoder_input_data, decoder_input_data],</w:t>
+      </w:r>
+      <w:r>
+        <w:rPr>
+          <w:lang w:val="uk-UA"/>
+        </w:rPr>
+        <w:br/>
+        <w:t xml:space="preserve">    decoder_target_data,</w:t>
+      </w:r>
+      <w:r>
+        <w:rPr>
+          <w:lang w:val="uk-UA"/>
+        </w:rPr>
+        <w:br/>
+        <w:t xml:space="preserve">    batch_size=batch_size,</w:t>
+      </w:r>
+      <w:r>
+        <w:rPr>
+          <w:lang w:val="uk-UA"/>
+        </w:rPr>
+        <w:br/>
+        <w:t xml:space="preserve">    epochs=n,</w:t>
+      </w:r>
+      <w:r>
+        <w:rPr>
+          <w:lang w:val="uk-UA"/>
+        </w:rPr>
+        <w:br/>
+        <w:t xml:space="preserve">    validation_split=0.2,</w:t>
       </w:r>
       <w:r>
         <w:rPr>
@@ -1552,14 +3242,87 @@
           <w:lang w:val="uk-UA"/>
         </w:rPr>
         <w:br/>
-        <w:t>decoder_target_data = numpy.zeros(</w:t>
-      </w:r>
-      <w:r>
-        <w:rPr>
-          <w:lang w:val="uk-UA"/>
-        </w:rPr>
-        <w:br/>
-        <w:t xml:space="preserve">    (len(input_texts), max_decoder_seq_length, num_decoder_tokens), dtype="float32"</w:t>
+      </w:r>
+      <w:r>
+        <w:rPr>
+          <w:lang w:val="uk-UA"/>
+        </w:rPr>
+        <w:br/>
+        <w:t># --- Побудова моделей для дешифрування ---</w:t>
+      </w:r>
+      <w:r>
+        <w:rPr>
+          <w:lang w:val="uk-UA"/>
+        </w:rPr>
+        <w:br/>
+        <w:t>encoder_model = tensorflow.keras.Model(encoder_inputs, encoder_states)</w:t>
+      </w:r>
+      <w:r>
+        <w:rPr>
+          <w:lang w:val="uk-UA"/>
+        </w:rPr>
+        <w:br/>
+      </w:r>
+      <w:r>
+        <w:rPr>
+          <w:lang w:val="uk-UA"/>
+        </w:rPr>
+        <w:br/>
+        <w:t>decoder_inputs = model.input[1]</w:t>
+      </w:r>
+      <w:r>
+        <w:rPr>
+          <w:lang w:val="uk-UA"/>
+        </w:rPr>
+        <w:br/>
+        <w:t>decoder_input_state_h = tensorflow.keras.Input(shape=(latent_dim,))</w:t>
+      </w:r>
+      <w:r>
+        <w:rPr>
+          <w:lang w:val="uk-UA"/>
+        </w:rPr>
+        <w:br/>
+        <w:t>decoder_input_state_c = tensorflow.keras.Input(shape=(latent_dim,))</w:t>
+      </w:r>
+      <w:r>
+        <w:rPr>
+          <w:lang w:val="uk-UA"/>
+        </w:rPr>
+        <w:br/>
+      </w:r>
+      <w:r>
+        <w:rPr>
+          <w:lang w:val="uk-UA"/>
+        </w:rPr>
+        <w:lastRenderedPageBreak/>
+        <w:t>decoder_inputs_states = [decoder_input_state_h, decoder_input_state_c]</w:t>
+      </w:r>
+      <w:r>
+        <w:rPr>
+          <w:lang w:val="uk-UA"/>
+        </w:rPr>
+        <w:br/>
+      </w:r>
+      <w:r>
+        <w:rPr>
+          <w:lang w:val="uk-UA"/>
+        </w:rPr>
+        <w:br/>
+        <w:t>decoder_lstm = model.layers[3]</w:t>
+      </w:r>
+      <w:r>
+        <w:rPr>
+          <w:lang w:val="uk-UA"/>
+        </w:rPr>
+        <w:br/>
+        <w:t>decoder_lstm_outputs, decoder_state_h, decoder_state_c = decoder_lstm(</w:t>
+      </w:r>
+      <w:r>
+        <w:rPr>
+          <w:lang w:val="uk-UA"/>
+        </w:rPr>
+        <w:br/>
+        <w:t xml:space="preserve">    decoder_inputs, initial_state=decoder_inputs_states</w:t>
       </w:r>
       <w:r>
         <w:rPr>
@@ -1573,171 +3336,20 @@
           <w:lang w:val="uk-UA"/>
         </w:rPr>
         <w:br/>
-      </w:r>
-      <w:r>
-        <w:rPr>
-          <w:lang w:val="uk-UA"/>
-        </w:rPr>
-        <w:br/>
-        <w:t>for i, (input_text, target_text) in enumerate(zip(input_texts, target_texts)):</w:t>
-      </w:r>
-      <w:r>
-        <w:rPr>
-          <w:lang w:val="uk-UA"/>
-        </w:rPr>
-        <w:br/>
-        <w:t xml:space="preserve">    for t, char in enumerate(input_text):</w:t>
-      </w:r>
-      <w:r>
-        <w:rPr>
-          <w:lang w:val="uk-UA"/>
-        </w:rPr>
-        <w:br/>
-        <w:t xml:space="preserve">        encoder_input_data[i, t, input_token_index[char]] = 1.0</w:t>
-      </w:r>
-      <w:r>
-        <w:rPr>
-          <w:lang w:val="uk-UA"/>
-        </w:rPr>
-        <w:br/>
-        <w:t xml:space="preserve">    encoder_input_data[i, t + 1:, input_token_index[" "]] = 1.0</w:t>
-      </w:r>
-      <w:r>
-        <w:rPr>
-          <w:lang w:val="uk-UA"/>
-        </w:rPr>
-        <w:br/>
-        <w:t xml:space="preserve">    for t, char in enumerate(target_text):</w:t>
-      </w:r>
-      <w:r>
-        <w:rPr>
-          <w:lang w:val="uk-UA"/>
-        </w:rPr>
-        <w:br/>
-        <w:t xml:space="preserve">        decoder_input_data[i, t, target_token_index[char]] = 1.0</w:t>
-      </w:r>
-      <w:r>
-        <w:rPr>
-          <w:lang w:val="uk-UA"/>
-        </w:rPr>
-        <w:br/>
-        <w:t xml:space="preserve">        if t &gt; 0:</w:t>
-      </w:r>
-      <w:r>
-        <w:rPr>
-          <w:lang w:val="uk-UA"/>
-        </w:rPr>
-        <w:br/>
-        <w:t xml:space="preserve">            decoder_target_data[i, t - 1, target_token_index[char]] = 1.0</w:t>
-      </w:r>
-      <w:r>
-        <w:rPr>
-          <w:lang w:val="uk-UA"/>
-        </w:rPr>
-        <w:br/>
-        <w:t xml:space="preserve">    decoder_input_data[i, t + 1:, target_token_index[" "]] = 1.0</w:t>
-      </w:r>
-      <w:r>
-        <w:rPr>
-          <w:lang w:val="uk-UA"/>
-        </w:rPr>
-        <w:br/>
-        <w:t xml:space="preserve">    decoder_target_data[i, t:, target_token_index[" "]] = 1.0</w:t>
-      </w:r>
-      <w:r>
-        <w:rPr>
-          <w:lang w:val="uk-UA"/>
-        </w:rPr>
-        <w:br/>
-      </w:r>
-      <w:r>
-        <w:rPr>
-          <w:lang w:val="uk-UA"/>
-        </w:rPr>
-        <w:br/>
-        <w:t># --- Побудова моделі з LSTM ---</w:t>
-      </w:r>
-      <w:r>
-        <w:rPr>
-          <w:lang w:val="uk-UA"/>
-        </w:rPr>
-        <w:br/>
-        <w:t>encoder_inputs = tensorflow.keras.Input(shape=(None, num_encoder_tokens))</w:t>
-      </w:r>
-      <w:r>
-        <w:rPr>
-          <w:lang w:val="uk-UA"/>
-        </w:rPr>
-        <w:br/>
-        <w:t>encoder = tensorflow.keras.layers.LSTM(latent_dim, return_state=True)</w:t>
-      </w:r>
-      <w:r>
-        <w:rPr>
-          <w:lang w:val="uk-UA"/>
-        </w:rPr>
-        <w:br/>
-        <w:t>encoder_lstm_outputs, encoder_state_h, encoder_state_c = encoder(encoder_inputs)</w:t>
-      </w:r>
-      <w:r>
-        <w:rPr>
-          <w:lang w:val="uk-UA"/>
-        </w:rPr>
-        <w:br/>
-        <w:t># Ми зберігаємо обидва стани: h (прихований стан) та c (стан комірки)</w:t>
-      </w:r>
-      <w:r>
-        <w:rPr>
-          <w:lang w:val="uk-UA"/>
-        </w:rPr>
-        <w:br/>
-        <w:t>encoder_states = [encoder_state_h, encoder_state_c]</w:t>
-      </w:r>
-      <w:r>
-        <w:rPr>
-          <w:lang w:val="uk-UA"/>
-        </w:rPr>
-        <w:br/>
-      </w:r>
-      <w:r>
-        <w:rPr>
-          <w:lang w:val="uk-UA"/>
-        </w:rPr>
-        <w:br/>
-        <w:t>decoder_inputs = tensorflow.keras.Input(shape=(None, num_decoder_tokens))</w:t>
-      </w:r>
-      <w:r>
-        <w:rPr>
-          <w:lang w:val="uk-UA"/>
-        </w:rPr>
-        <w:br/>
-        <w:t>decoder_lstm = tensorflow.keras.layers.LSTM(latent_dim, return_sequences=True, return_state=True)</w:t>
-      </w:r>
-      <w:r>
-        <w:rPr>
-          <w:lang w:val="uk-UA"/>
-        </w:rPr>
-        <w:br/>
-        <w:t># Подаємо стани кодера як початкові стани декодера</w:t>
-      </w:r>
-      <w:r>
-        <w:rPr>
-          <w:lang w:val="uk-UA"/>
-        </w:rPr>
-        <w:br/>
-        <w:t>decoder_lstm_outputs, _, _ = decoder_lstm(decoder_inputs, initial_state=encoder_states)</w:t>
-      </w:r>
-      <w:r>
-        <w:rPr>
-          <w:lang w:val="uk-UA"/>
-        </w:rPr>
-        <w:br/>
-      </w:r>
-      <w:r>
-        <w:rPr>
-          <w:lang w:val="uk-UA"/>
-        </w:rPr>
-        <w:br/>
-        <w:t>decoder_dense = tensorflow.keras.layers.Dense(num_decoder_tokens, activation="softmax")</w:t>
+        <w:t>decoder_states = [decoder_state_h, decoder_state_c]</w:t>
+      </w:r>
+      <w:r>
+        <w:rPr>
+          <w:lang w:val="uk-UA"/>
+        </w:rPr>
+        <w:br/>
+      </w:r>
+      <w:r>
+        <w:rPr>
+          <w:lang w:val="uk-UA"/>
+        </w:rPr>
+        <w:br/>
+        <w:t>decoder_dense = model.layers[4]</w:t>
       </w:r>
       <w:r>
         <w:rPr>
@@ -1757,7 +3369,256 @@
           <w:lang w:val="uk-UA"/>
         </w:rPr>
         <w:br/>
-        <w:t>model = tensorflow.keras.Model([encoder_inputs, decoder_inputs], decoder_outputs)</w:t>
+        <w:t>decoder_model = tensorflow.keras.Model(</w:t>
+      </w:r>
+      <w:r>
+        <w:rPr>
+          <w:lang w:val="uk-UA"/>
+        </w:rPr>
+        <w:br/>
+        <w:t xml:space="preserve">    [decoder_inputs] + decoder_inputs_states, [decoder_outputs] + decoder_states</w:t>
+      </w:r>
+      <w:r>
+        <w:rPr>
+          <w:lang w:val="uk-UA"/>
+        </w:rPr>
+        <w:br/>
+        <w:t>)</w:t>
+      </w:r>
+      <w:r>
+        <w:rPr>
+          <w:lang w:val="uk-UA"/>
+        </w:rPr>
+        <w:br/>
+      </w:r>
+      <w:r>
+        <w:rPr>
+          <w:lang w:val="uk-UA"/>
+        </w:rPr>
+        <w:br/>
+        <w:t>reverse_input_char_index = dict((i, char) for char, i in input_token_index.items())</w:t>
+      </w:r>
+      <w:r>
+        <w:rPr>
+          <w:lang w:val="uk-UA"/>
+        </w:rPr>
+        <w:br/>
+        <w:t>reverse_target_char_index = dict((i, char) for char, i in target_token_index.items())</w:t>
+      </w:r>
+      <w:r>
+        <w:rPr>
+          <w:lang w:val="uk-UA"/>
+        </w:rPr>
+        <w:br/>
+      </w:r>
+      <w:r>
+        <w:rPr>
+          <w:lang w:val="uk-UA"/>
+        </w:rPr>
+        <w:br/>
+        <w:t>for seq_index in range(20):</w:t>
+      </w:r>
+      <w:r>
+        <w:rPr>
+          <w:lang w:val="uk-UA"/>
+        </w:rPr>
+        <w:br/>
+        <w:t xml:space="preserve">    input_seq = encoder_input_data[seq_index: seq_index + 1]</w:t>
+      </w:r>
+      <w:r>
+        <w:rPr>
+          <w:lang w:val="uk-UA"/>
+        </w:rPr>
+        <w:br/>
+      </w:r>
+      <w:r>
+        <w:rPr>
+          <w:lang w:val="uk-UA"/>
+        </w:rPr>
+        <w:br/>
+        <w:t xml:space="preserve">    # Кодер LSTM повертає два стани (h і c)</w:t>
+      </w:r>
+      <w:r>
+        <w:rPr>
+          <w:lang w:val="uk-UA"/>
+        </w:rPr>
+        <w:br/>
+        <w:t xml:space="preserve">    states_value = encoder_model.predict(input_seq, verbose=0)</w:t>
+      </w:r>
+      <w:r>
+        <w:rPr>
+          <w:lang w:val="uk-UA"/>
+        </w:rPr>
+        <w:br/>
+      </w:r>
+      <w:r>
+        <w:rPr>
+          <w:lang w:val="uk-UA"/>
+        </w:rPr>
+        <w:br/>
+        <w:t xml:space="preserve">    target_seq = numpy.zeros((1, 1, num_decoder_tokens))</w:t>
+      </w:r>
+      <w:r>
+        <w:rPr>
+          <w:lang w:val="uk-UA"/>
+        </w:rPr>
+        <w:br/>
+        <w:t xml:space="preserve">    target_seq[0, 0, target_token_index["\t"]] = 1.0</w:t>
+      </w:r>
+      <w:r>
+        <w:rPr>
+          <w:lang w:val="uk-UA"/>
+        </w:rPr>
+        <w:br/>
+        <w:t xml:space="preserve">    stop_condition = False</w:t>
+      </w:r>
+      <w:r>
+        <w:rPr>
+          <w:lang w:val="uk-UA"/>
+        </w:rPr>
+        <w:br/>
+        <w:t xml:space="preserve">    decoded_sentence = ""</w:t>
+      </w:r>
+      <w:r>
+        <w:rPr>
+          <w:lang w:val="uk-UA"/>
+        </w:rPr>
+        <w:br/>
+      </w:r>
+      <w:r>
+        <w:rPr>
+          <w:lang w:val="uk-UA"/>
+        </w:rPr>
+        <w:br/>
+        <w:t xml:space="preserve">    while not stop_condition:</w:t>
+      </w:r>
+      <w:r>
+        <w:rPr>
+          <w:lang w:val="uk-UA"/>
+        </w:rPr>
+        <w:br/>
+        <w:t xml:space="preserve">        # Декодер LSTM вимагає обидва стани (h і c)</w:t>
+      </w:r>
+      <w:r>
+        <w:rPr>
+          <w:lang w:val="uk-UA"/>
+        </w:rPr>
+        <w:br/>
+        <w:t xml:space="preserve">        output_tokens, h, c = decoder_model.predict(</w:t>
+      </w:r>
+      <w:r>
+        <w:rPr>
+          <w:lang w:val="uk-UA"/>
+        </w:rPr>
+        <w:br/>
+        <w:t xml:space="preserve">            [target_seq] + states_value, verbose=0</w:t>
+      </w:r>
+      <w:r>
+        <w:rPr>
+          <w:lang w:val="uk-UA"/>
+        </w:rPr>
+        <w:br/>
+        <w:t xml:space="preserve">        )</w:t>
+      </w:r>
+      <w:r>
+        <w:rPr>
+          <w:lang w:val="uk-UA"/>
+        </w:rPr>
+        <w:br/>
+      </w:r>
+      <w:r>
+        <w:rPr>
+          <w:lang w:val="uk-UA"/>
+        </w:rPr>
+        <w:br/>
+        <w:t xml:space="preserve">        sampled_token_index = numpy.argmax(output_tokens[0, -1, :])</w:t>
+      </w:r>
+      <w:r>
+        <w:rPr>
+          <w:lang w:val="uk-UA"/>
+        </w:rPr>
+        <w:br/>
+        <w:t xml:space="preserve">        sampled_char = reverse_target_char_index[sampled_token_index]</w:t>
+      </w:r>
+      <w:r>
+        <w:rPr>
+          <w:lang w:val="uk-UA"/>
+        </w:rPr>
+        <w:br/>
+        <w:t xml:space="preserve">        decoded_sentence += sampled_char</w:t>
+      </w:r>
+      <w:r>
+        <w:rPr>
+          <w:lang w:val="uk-UA"/>
+        </w:rPr>
+        <w:br/>
+      </w:r>
+      <w:r>
+        <w:rPr>
+          <w:lang w:val="uk-UA"/>
+        </w:rPr>
+        <w:br/>
+        <w:t xml:space="preserve">        if sampled_char == "\n" or len(decoded_sentence) &gt; max_decoder_seq_length:</w:t>
+      </w:r>
+      <w:r>
+        <w:rPr>
+          <w:lang w:val="uk-UA"/>
+        </w:rPr>
+        <w:br/>
+        <w:t xml:space="preserve">            stop_condition = True</w:t>
+      </w:r>
+      <w:r>
+        <w:rPr>
+          <w:lang w:val="uk-UA"/>
+        </w:rPr>
+        <w:br/>
+      </w:r>
+      <w:r>
+        <w:rPr>
+          <w:lang w:val="uk-UA"/>
+        </w:rPr>
+        <w:br/>
+        <w:t xml:space="preserve">        target_seq = numpy.zeros((1, 1, num_decoder_tokens))</w:t>
+      </w:r>
+      <w:r>
+        <w:rPr>
+          <w:lang w:val="uk-UA"/>
+        </w:rPr>
+        <w:br/>
+        <w:t xml:space="preserve">        target_seq[0, 0, sampled_token_index] = 1.0</w:t>
+      </w:r>
+      <w:r>
+        <w:rPr>
+          <w:lang w:val="uk-UA"/>
+        </w:rPr>
+        <w:br/>
+      </w:r>
+      <w:r>
+        <w:rPr>
+          <w:lang w:val="uk-UA"/>
+        </w:rPr>
+        <w:br/>
+        <w:t xml:space="preserve">        # Оновлюємо обидва стани для наступної ітерації</w:t>
+      </w:r>
+      <w:r>
+        <w:rPr>
+          <w:lang w:val="uk-UA"/>
+        </w:rPr>
+        <w:br/>
+        <w:t xml:space="preserve">        states_value = [h, c]</w:t>
+      </w:r>
+      <w:r>
+        <w:rPr>
+          <w:lang w:val="uk-UA"/>
+        </w:rPr>
+        <w:br/>
+      </w:r>
+      <w:r>
+        <w:rPr>
+          <w:lang w:val="uk-UA"/>
+        </w:rPr>
+        <w:br/>
+        <w:t xml:space="preserve">    print("-")</w:t>
       </w:r>
       <w:r>
         <w:rPr>
@@ -1770,466 +3631,6 @@
           <w:lang w:val="uk-UA"/>
         </w:rPr>
         <w:lastRenderedPageBreak/>
-        <w:br/>
-        <w:t>model.compile(</w:t>
-      </w:r>
-      <w:r>
-        <w:rPr>
-          <w:lang w:val="uk-UA"/>
-        </w:rPr>
-        <w:br/>
-        <w:t xml:space="preserve">    optimizer="rmsprop", loss="categorical_crossentropy", metrics=["accuracy"]</w:t>
-      </w:r>
-      <w:r>
-        <w:rPr>
-          <w:lang w:val="uk-UA"/>
-        </w:rPr>
-        <w:br/>
-        <w:t>)</w:t>
-      </w:r>
-      <w:r>
-        <w:rPr>
-          <w:lang w:val="uk-UA"/>
-        </w:rPr>
-        <w:br/>
-      </w:r>
-      <w:r>
-        <w:rPr>
-          <w:lang w:val="uk-UA"/>
-        </w:rPr>
-        <w:br/>
-        <w:t>model.fit(</w:t>
-      </w:r>
-      <w:r>
-        <w:rPr>
-          <w:lang w:val="uk-UA"/>
-        </w:rPr>
-        <w:br/>
-        <w:t xml:space="preserve">    [encoder_input_data, decoder_input_data],</w:t>
-      </w:r>
-      <w:r>
-        <w:rPr>
-          <w:lang w:val="uk-UA"/>
-        </w:rPr>
-        <w:br/>
-        <w:t xml:space="preserve">    decoder_target_data,</w:t>
-      </w:r>
-      <w:r>
-        <w:rPr>
-          <w:lang w:val="uk-UA"/>
-        </w:rPr>
-        <w:br/>
-        <w:t xml:space="preserve">    batch_size=batch_size,</w:t>
-      </w:r>
-      <w:r>
-        <w:rPr>
-          <w:lang w:val="uk-UA"/>
-        </w:rPr>
-        <w:br/>
-        <w:t xml:space="preserve">    epochs=n,</w:t>
-      </w:r>
-      <w:r>
-        <w:rPr>
-          <w:lang w:val="uk-UA"/>
-        </w:rPr>
-        <w:br/>
-        <w:t xml:space="preserve">    validation_split=0.2,</w:t>
-      </w:r>
-      <w:r>
-        <w:rPr>
-          <w:lang w:val="uk-UA"/>
-        </w:rPr>
-        <w:br/>
-        <w:t>)</w:t>
-      </w:r>
-      <w:r>
-        <w:rPr>
-          <w:lang w:val="uk-UA"/>
-        </w:rPr>
-        <w:br/>
-      </w:r>
-      <w:r>
-        <w:rPr>
-          <w:lang w:val="uk-UA"/>
-        </w:rPr>
-        <w:br/>
-        <w:t># --- Побудова моделей для дешифрування ---</w:t>
-      </w:r>
-      <w:r>
-        <w:rPr>
-          <w:lang w:val="uk-UA"/>
-        </w:rPr>
-        <w:br/>
-        <w:t>encoder_model = tensorflow.keras.Model(encoder_inputs, encoder_states)</w:t>
-      </w:r>
-      <w:r>
-        <w:rPr>
-          <w:lang w:val="uk-UA"/>
-        </w:rPr>
-        <w:br/>
-      </w:r>
-      <w:r>
-        <w:rPr>
-          <w:lang w:val="uk-UA"/>
-        </w:rPr>
-        <w:br/>
-        <w:t>decoder_inputs = model.input[1]</w:t>
-      </w:r>
-      <w:r>
-        <w:rPr>
-          <w:lang w:val="uk-UA"/>
-        </w:rPr>
-        <w:br/>
-        <w:t>decoder_input_state_h = tensorflow.keras.Input(shape=(latent_dim,))</w:t>
-      </w:r>
-      <w:r>
-        <w:rPr>
-          <w:lang w:val="uk-UA"/>
-        </w:rPr>
-        <w:br/>
-        <w:t>decoder_input_state_c = tensorflow.keras.Input(shape=(latent_dim,))</w:t>
-      </w:r>
-      <w:r>
-        <w:rPr>
-          <w:lang w:val="uk-UA"/>
-        </w:rPr>
-        <w:br/>
-        <w:t>decoder_inputs_states = [decoder_input_state_h, decoder_input_state_c]</w:t>
-      </w:r>
-      <w:r>
-        <w:rPr>
-          <w:lang w:val="uk-UA"/>
-        </w:rPr>
-        <w:br/>
-      </w:r>
-      <w:r>
-        <w:rPr>
-          <w:lang w:val="uk-UA"/>
-        </w:rPr>
-        <w:br/>
-        <w:t>decoder_lstm = model.layers[3]</w:t>
-      </w:r>
-      <w:r>
-        <w:rPr>
-          <w:lang w:val="uk-UA"/>
-        </w:rPr>
-        <w:br/>
-        <w:t>decoder_lstm_outputs, decoder_state_h, decoder_state_c = decoder_lstm(</w:t>
-      </w:r>
-      <w:r>
-        <w:rPr>
-          <w:lang w:val="uk-UA"/>
-        </w:rPr>
-        <w:br/>
-        <w:t xml:space="preserve">    decoder_inputs, initial_state=decoder_inputs_states</w:t>
-      </w:r>
-      <w:r>
-        <w:rPr>
-          <w:lang w:val="uk-UA"/>
-        </w:rPr>
-        <w:br/>
-        <w:t>)</w:t>
-      </w:r>
-      <w:r>
-        <w:rPr>
-          <w:lang w:val="uk-UA"/>
-        </w:rPr>
-        <w:br/>
-        <w:t>decoder_states = [decoder_state_h, decoder_state_c]</w:t>
-      </w:r>
-      <w:r>
-        <w:rPr>
-          <w:lang w:val="uk-UA"/>
-        </w:rPr>
-        <w:br/>
-      </w:r>
-      <w:r>
-        <w:rPr>
-          <w:lang w:val="uk-UA"/>
-        </w:rPr>
-        <w:br/>
-        <w:t>decoder_dense = model.layers[4]</w:t>
-      </w:r>
-      <w:r>
-        <w:rPr>
-          <w:lang w:val="uk-UA"/>
-        </w:rPr>
-        <w:br/>
-        <w:t>decoder_outputs = decoder_dense(decoder_lstm_outputs)</w:t>
-      </w:r>
-      <w:r>
-        <w:rPr>
-          <w:lang w:val="uk-UA"/>
-        </w:rPr>
-        <w:br/>
-      </w:r>
-      <w:r>
-        <w:rPr>
-          <w:lang w:val="uk-UA"/>
-        </w:rPr>
-        <w:br/>
-        <w:t>decoder_model = tensorflow.keras.Model(</w:t>
-      </w:r>
-      <w:r>
-        <w:rPr>
-          <w:lang w:val="uk-UA"/>
-        </w:rPr>
-        <w:br/>
-        <w:t xml:space="preserve">    [decoder_inputs] + decoder_inputs_states, [decoder_outputs] + decoder_states</w:t>
-      </w:r>
-      <w:r>
-        <w:rPr>
-          <w:lang w:val="uk-UA"/>
-        </w:rPr>
-        <w:br/>
-        <w:t>)</w:t>
-      </w:r>
-      <w:r>
-        <w:rPr>
-          <w:lang w:val="uk-UA"/>
-        </w:rPr>
-        <w:br/>
-      </w:r>
-      <w:r>
-        <w:rPr>
-          <w:lang w:val="uk-UA"/>
-        </w:rPr>
-        <w:br/>
-        <w:t>reverse_input_char_index = dict((i, char) for char, i in input_token_index.items())</w:t>
-      </w:r>
-      <w:r>
-        <w:rPr>
-          <w:lang w:val="uk-UA"/>
-        </w:rPr>
-        <w:br/>
-        <w:t>reverse_target_char_index = dict((i, char) for char, i in target_token_index.items())</w:t>
-      </w:r>
-      <w:r>
-        <w:rPr>
-          <w:lang w:val="uk-UA"/>
-        </w:rPr>
-        <w:br/>
-      </w:r>
-      <w:r>
-        <w:rPr>
-          <w:lang w:val="uk-UA"/>
-        </w:rPr>
-        <w:br/>
-        <w:t>for seq_index in range(20):</w:t>
-      </w:r>
-      <w:r>
-        <w:rPr>
-          <w:lang w:val="uk-UA"/>
-        </w:rPr>
-        <w:br/>
-        <w:t xml:space="preserve">    input_seq = encoder_input_data[seq_index: seq_index + 1]</w:t>
-      </w:r>
-      <w:r>
-        <w:rPr>
-          <w:lang w:val="uk-UA"/>
-        </w:rPr>
-        <w:br/>
-      </w:r>
-      <w:r>
-        <w:rPr>
-          <w:lang w:val="uk-UA"/>
-        </w:rPr>
-        <w:br/>
-        <w:t xml:space="preserve">    # Кодер LSTM повертає два стани (h і c)</w:t>
-      </w:r>
-      <w:r>
-        <w:rPr>
-          <w:lang w:val="uk-UA"/>
-        </w:rPr>
-        <w:br/>
-        <w:t xml:space="preserve">    states_value = encoder_model.predict(input_seq, verbose=0)</w:t>
-      </w:r>
-      <w:r>
-        <w:rPr>
-          <w:lang w:val="uk-UA"/>
-        </w:rPr>
-        <w:br/>
-      </w:r>
-      <w:r>
-        <w:rPr>
-          <w:lang w:val="uk-UA"/>
-        </w:rPr>
-        <w:br/>
-        <w:t xml:space="preserve">    target_seq = numpy.zeros((1, 1, num_decoder_tokens))</w:t>
-      </w:r>
-      <w:r>
-        <w:rPr>
-          <w:lang w:val="uk-UA"/>
-        </w:rPr>
-        <w:br/>
-        <w:t xml:space="preserve">    target_seq[0, 0, target_token_index["\t"]] = 1.0</w:t>
-      </w:r>
-      <w:r>
-        <w:rPr>
-          <w:lang w:val="uk-UA"/>
-        </w:rPr>
-        <w:br/>
-        <w:t xml:space="preserve">    stop_condition = False</w:t>
-      </w:r>
-      <w:r>
-        <w:rPr>
-          <w:lang w:val="uk-UA"/>
-        </w:rPr>
-        <w:br/>
-        <w:t xml:space="preserve">    decoded_sentence = ""</w:t>
-      </w:r>
-      <w:r>
-        <w:rPr>
-          <w:lang w:val="uk-UA"/>
-        </w:rPr>
-        <w:br/>
-      </w:r>
-      <w:r>
-        <w:rPr>
-          <w:lang w:val="uk-UA"/>
-        </w:rPr>
-        <w:br/>
-        <w:t xml:space="preserve">    while not stop_condition:</w:t>
-      </w:r>
-      <w:r>
-        <w:rPr>
-          <w:lang w:val="uk-UA"/>
-        </w:rPr>
-        <w:br/>
-      </w:r>
-      <w:r>
-        <w:rPr>
-          <w:lang w:val="uk-UA"/>
-        </w:rPr>
-        <w:lastRenderedPageBreak/>
-        <w:t xml:space="preserve">        # Декодер LSTM вимагає обидва стани (h і c)</w:t>
-      </w:r>
-      <w:r>
-        <w:rPr>
-          <w:lang w:val="uk-UA"/>
-        </w:rPr>
-        <w:br/>
-        <w:t xml:space="preserve">        output_tokens, h, c = decoder_model.predict(</w:t>
-      </w:r>
-      <w:r>
-        <w:rPr>
-          <w:lang w:val="uk-UA"/>
-        </w:rPr>
-        <w:br/>
-        <w:t xml:space="preserve">            [target_seq] + states_value, verbose=0</w:t>
-      </w:r>
-      <w:r>
-        <w:rPr>
-          <w:lang w:val="uk-UA"/>
-        </w:rPr>
-        <w:br/>
-        <w:t xml:space="preserve">        )</w:t>
-      </w:r>
-      <w:r>
-        <w:rPr>
-          <w:lang w:val="uk-UA"/>
-        </w:rPr>
-        <w:br/>
-      </w:r>
-      <w:r>
-        <w:rPr>
-          <w:lang w:val="uk-UA"/>
-        </w:rPr>
-        <w:br/>
-        <w:t xml:space="preserve">        sampled_token_index = numpy.argmax(output_tokens[0, -1, :])</w:t>
-      </w:r>
-      <w:r>
-        <w:rPr>
-          <w:lang w:val="uk-UA"/>
-        </w:rPr>
-        <w:br/>
-        <w:t xml:space="preserve">        sampled_char = reverse_target_char_index[sampled_token_index]</w:t>
-      </w:r>
-      <w:r>
-        <w:rPr>
-          <w:lang w:val="uk-UA"/>
-        </w:rPr>
-        <w:br/>
-        <w:t xml:space="preserve">        decoded_sentence += sampled_char</w:t>
-      </w:r>
-      <w:r>
-        <w:rPr>
-          <w:lang w:val="uk-UA"/>
-        </w:rPr>
-        <w:br/>
-      </w:r>
-      <w:r>
-        <w:rPr>
-          <w:lang w:val="uk-UA"/>
-        </w:rPr>
-        <w:br/>
-        <w:t xml:space="preserve">        if sampled_char == "\n" or len(decoded_sentence) &gt; max_decoder_seq_length:</w:t>
-      </w:r>
-      <w:r>
-        <w:rPr>
-          <w:lang w:val="uk-UA"/>
-        </w:rPr>
-        <w:br/>
-        <w:t xml:space="preserve">            stop_condition = True</w:t>
-      </w:r>
-      <w:r>
-        <w:rPr>
-          <w:lang w:val="uk-UA"/>
-        </w:rPr>
-        <w:br/>
-      </w:r>
-      <w:r>
-        <w:rPr>
-          <w:lang w:val="uk-UA"/>
-        </w:rPr>
-        <w:br/>
-        <w:t xml:space="preserve">        target_seq = numpy.zeros((1, 1, num_decoder_tokens))</w:t>
-      </w:r>
-      <w:r>
-        <w:rPr>
-          <w:lang w:val="uk-UA"/>
-        </w:rPr>
-        <w:br/>
-        <w:t xml:space="preserve">        target_seq[0, 0, sampled_token_index] = 1.0</w:t>
-      </w:r>
-      <w:r>
-        <w:rPr>
-          <w:lang w:val="uk-UA"/>
-        </w:rPr>
-        <w:br/>
-      </w:r>
-      <w:r>
-        <w:rPr>
-          <w:lang w:val="uk-UA"/>
-        </w:rPr>
-        <w:br/>
-        <w:t xml:space="preserve">        # Оновлюємо обидва стани для наступної ітерації</w:t>
-      </w:r>
-      <w:r>
-        <w:rPr>
-          <w:lang w:val="uk-UA"/>
-        </w:rPr>
-        <w:br/>
-        <w:t xml:space="preserve">        states_value = [h, c]</w:t>
-      </w:r>
-      <w:r>
-        <w:rPr>
-          <w:lang w:val="uk-UA"/>
-        </w:rPr>
-        <w:br/>
-      </w:r>
-      <w:r>
-        <w:rPr>
-          <w:lang w:val="uk-UA"/>
-        </w:rPr>
-        <w:br/>
-        <w:t xml:space="preserve">    print("-")</w:t>
-      </w:r>
-      <w:r>
-        <w:rPr>
-          <w:lang w:val="uk-UA"/>
-        </w:rPr>
-        <w:br/>
         <w:t xml:space="preserve">    print("Input sentence:", input_texts[seq_index])</w:t>
       </w:r>
       <w:r>
@@ -2340,7 +3741,6 @@
           <w:lang w:val="uk-UA" w:eastAsia="en-GB"/>
           <w14:ligatures w14:val="standardContextual"/>
         </w:rPr>
-        <w:lastRenderedPageBreak/>
         <w:drawing>
           <wp:inline distT="0" distB="0" distL="0" distR="0">
             <wp:extent cx="5911215" cy="5789930"/>
@@ -2407,35 +3807,30 @@
           <w:szCs w:val="22"/>
           <w:lang w:val="uk-UA" w:eastAsia="en-GB"/>
         </w:rPr>
+        <w:lastRenderedPageBreak/>
         <w:br w:type="page"/>
       </w:r>
     </w:p>
     <w:p>
       <w:pPr>
-        <w:pStyle w:val="ListParagraph"/>
-        <w:numPr>
-          <w:ilvl w:val="0"/>
-          <w:numId w:val="1"/>
-        </w:numPr>
         <w:spacing w:line="360" w:lineRule="auto"/>
+        <w:jc w:val="center"/>
         <w:rPr>
           <w:b/>
           <w:bCs/>
-          <w:i/>
-          <w:iCs/>
-          <w:lang w:val="uk-UA"/>
+          <w:sz w:val="28"/>
+          <w:szCs w:val="28"/>
         </w:rPr>
       </w:pPr>
       <w:r>
         <w:rPr>
           <w:b/>
           <w:bCs/>
-          <w:i/>
-          <w:iCs/>
-          <w:lang w:val="uk-UA"/>
+          <w:sz w:val="28"/>
+          <w:szCs w:val="28"/>
         </w:rPr>
         <w:lastRenderedPageBreak/>
-        <w:t>Висновки.</w:t>
+        <w:t>ВИСНОВКИ</w:t>
       </w:r>
     </w:p>
     <w:p>
@@ -2444,143 +3839,11 @@
         <w:ind w:firstLine="720"/>
         <w:jc w:val="both"/>
         <w:rPr>
-          <w:lang w:val="uk-UA" w:eastAsia="en-GB"/>
-        </w:rPr>
-      </w:pPr>
-      <w:r>
-        <w:rPr>
-          <w:lang w:val="uk-UA"/>
-        </w:rPr>
-        <w:t xml:space="preserve">Під час виконання лабораторної роботи я реалізував </w:t>
-      </w:r>
-      <w:proofErr w:type="spellStart"/>
-      <w:r>
-        <w:rPr>
-          <w:lang w:val="uk-UA"/>
-        </w:rPr>
-        <w:t>нейромережу</w:t>
-      </w:r>
-      <w:proofErr w:type="spellEnd"/>
-      <w:r>
-        <w:rPr>
-          <w:lang w:val="uk-UA"/>
-        </w:rPr>
-        <w:t xml:space="preserve"> Seq2seq на базі </w:t>
-      </w:r>
-      <w:r>
-        <w:rPr>
-          <w:rStyle w:val="HTMLCode"/>
-          <w:rFonts w:eastAsiaTheme="majorEastAsia"/>
-          <w:lang w:val="uk-UA"/>
-        </w:rPr>
-        <w:t>LSTM</w:t>
-      </w:r>
-      <w:r>
-        <w:rPr>
-          <w:lang w:val="uk-UA"/>
-        </w:rPr>
-        <w:t xml:space="preserve">. </w:t>
-      </w:r>
-      <w:r>
-        <w:rPr>
-          <w:rFonts w:eastAsiaTheme="majorEastAsia"/>
-        </w:rPr>
-        <w:t>LSTM</w:t>
-      </w:r>
-      <w:r>
-        <w:rPr>
-          <w:lang w:val="uk-UA"/>
-        </w:rPr>
-        <w:t xml:space="preserve"> є ще більш складною архітектурою, ніж </w:t>
-      </w:r>
-      <w:r>
-        <w:rPr>
-          <w:rStyle w:val="HTMLCode"/>
-          <w:rFonts w:eastAsiaTheme="majorEastAsia"/>
-          <w:lang w:val="uk-UA"/>
-        </w:rPr>
-        <w:t>GRU</w:t>
-      </w:r>
-      <w:r>
-        <w:rPr>
-          <w:lang w:val="uk-UA"/>
-        </w:rPr>
-        <w:t>, оскільки використовує три "вентилі" (</w:t>
-      </w:r>
-      <w:proofErr w:type="spellStart"/>
-      <w:r>
-        <w:rPr>
-          <w:lang w:val="uk-UA"/>
-        </w:rPr>
-        <w:t>forget</w:t>
-      </w:r>
-      <w:proofErr w:type="spellEnd"/>
-      <w:r>
-        <w:rPr>
-          <w:lang w:val="uk-UA"/>
-        </w:rPr>
-        <w:t xml:space="preserve">, </w:t>
-      </w:r>
-      <w:proofErr w:type="spellStart"/>
-      <w:r>
-        <w:rPr>
-          <w:lang w:val="uk-UA"/>
-        </w:rPr>
-        <w:t>input</w:t>
-      </w:r>
-      <w:proofErr w:type="spellEnd"/>
-      <w:r>
-        <w:rPr>
-          <w:lang w:val="uk-UA"/>
-        </w:rPr>
-        <w:t xml:space="preserve">, </w:t>
-      </w:r>
-      <w:proofErr w:type="spellStart"/>
-      <w:r>
-        <w:rPr>
-          <w:lang w:val="uk-UA"/>
-        </w:rPr>
-        <w:t>output</w:t>
-      </w:r>
-      <w:proofErr w:type="spellEnd"/>
-      <w:r>
-        <w:rPr>
-          <w:lang w:val="uk-UA"/>
-        </w:rPr>
-        <w:t>) та окремий "стан комірки" (</w:t>
-      </w:r>
-      <w:proofErr w:type="spellStart"/>
-      <w:r>
-        <w:rPr>
-          <w:rStyle w:val="HTMLCode"/>
-          <w:rFonts w:eastAsiaTheme="majorEastAsia"/>
-          <w:lang w:val="uk-UA"/>
-        </w:rPr>
-        <w:t>c_state</w:t>
-      </w:r>
-      <w:proofErr w:type="spellEnd"/>
-      <w:r>
-        <w:rPr>
-          <w:lang w:val="uk-UA"/>
-        </w:rPr>
-        <w:t>) на додачу до прихованого стану (</w:t>
-      </w:r>
-      <w:proofErr w:type="spellStart"/>
-      <w:r>
-        <w:rPr>
-          <w:rStyle w:val="HTMLCode"/>
-          <w:rFonts w:eastAsiaTheme="majorEastAsia"/>
-          <w:lang w:val="uk-UA"/>
-        </w:rPr>
-        <w:t>h_state</w:t>
-      </w:r>
-      <w:proofErr w:type="spellEnd"/>
-      <w:r>
-        <w:rPr>
-          <w:lang w:val="uk-UA"/>
-        </w:rPr>
-        <w:t>).</w:t>
-      </w:r>
+          <w:sz w:val="28"/>
+          <w:szCs w:val="28"/>
+          <w:lang w:val="uk-UA"/>
+        </w:rPr>
+      </w:pPr>
     </w:p>
     <w:p>
       <w:pPr>
@@ -2588,72 +3851,182 @@
         <w:ind w:firstLine="720"/>
         <w:jc w:val="both"/>
         <w:rPr>
-          <w:lang w:val="uk-UA"/>
-        </w:rPr>
-      </w:pPr>
-      <w:r>
-        <w:rPr>
-          <w:lang w:val="uk-UA"/>
-        </w:rPr>
-        <w:t>Ця розділена пам'ять (</w:t>
+          <w:sz w:val="28"/>
+          <w:szCs w:val="28"/>
+          <w:lang w:val="uk-UA" w:eastAsia="en-GB"/>
+        </w:rPr>
+      </w:pPr>
+      <w:r>
+        <w:rPr>
+          <w:sz w:val="28"/>
+          <w:szCs w:val="28"/>
+          <w:lang w:val="uk-UA"/>
+        </w:rPr>
+        <w:t xml:space="preserve">Під час виконання лабораторної роботи я реалізував </w:t>
       </w:r>
       <w:proofErr w:type="spellStart"/>
+      <w:r>
+        <w:rPr>
+          <w:sz w:val="28"/>
+          <w:szCs w:val="28"/>
+          <w:lang w:val="uk-UA"/>
+        </w:rPr>
+        <w:t>нейромережу</w:t>
+      </w:r>
+      <w:proofErr w:type="spellEnd"/>
+      <w:r>
+        <w:rPr>
+          <w:sz w:val="28"/>
+          <w:szCs w:val="28"/>
+          <w:lang w:val="uk-UA"/>
+        </w:rPr>
+        <w:t xml:space="preserve"> Seq2seq на базі </w:t>
+      </w:r>
       <w:r>
         <w:rPr>
           <w:rStyle w:val="HTMLCode"/>
           <w:rFonts w:eastAsiaTheme="majorEastAsia"/>
-          <w:lang w:val="uk-UA"/>
-        </w:rPr>
-        <w:t>c_state</w:t>
-      </w:r>
-      <w:proofErr w:type="spellEnd"/>
-      <w:r>
-        <w:rPr>
-          <w:lang w:val="uk-UA"/>
-        </w:rPr>
-        <w:t xml:space="preserve">) дозволяє </w:t>
+          <w:sz w:val="28"/>
+          <w:szCs w:val="28"/>
+          <w:lang w:val="uk-UA"/>
+        </w:rPr>
+        <w:t>LSTM</w:t>
+      </w:r>
+      <w:r>
+        <w:rPr>
+          <w:sz w:val="28"/>
+          <w:szCs w:val="28"/>
+          <w:lang w:val="uk-UA"/>
+        </w:rPr>
+        <w:t xml:space="preserve">. </w:t>
+      </w:r>
+      <w:r>
+        <w:rPr>
+          <w:rFonts w:eastAsiaTheme="majorEastAsia"/>
+          <w:sz w:val="28"/>
+          <w:szCs w:val="28"/>
+        </w:rPr>
+        <w:t>LSTM</w:t>
+      </w:r>
+      <w:r>
+        <w:rPr>
+          <w:sz w:val="28"/>
+          <w:szCs w:val="28"/>
+          <w:lang w:val="uk-UA"/>
+        </w:rPr>
+        <w:t xml:space="preserve"> є ще більш складною архітектурою, ніж </w:t>
       </w:r>
       <w:r>
         <w:rPr>
           <w:rStyle w:val="HTMLCode"/>
           <w:rFonts w:eastAsiaTheme="majorEastAsia"/>
-          <w:lang w:val="uk-UA"/>
-        </w:rPr>
-        <w:t>LSTM</w:t>
-      </w:r>
-      <w:r>
-        <w:rPr>
-          <w:lang w:val="uk-UA"/>
-        </w:rPr>
-        <w:t xml:space="preserve"> ще ефективніше, ніж </w:t>
-      </w:r>
+          <w:sz w:val="28"/>
+          <w:szCs w:val="28"/>
+          <w:lang w:val="uk-UA"/>
+        </w:rPr>
+        <w:t>GRU</w:t>
+      </w:r>
+      <w:r>
+        <w:rPr>
+          <w:sz w:val="28"/>
+          <w:szCs w:val="28"/>
+          <w:lang w:val="uk-UA"/>
+        </w:rPr>
+        <w:t>, оскільки використовує три "вентилі" (</w:t>
+      </w:r>
+      <w:proofErr w:type="spellStart"/>
+      <w:r>
+        <w:rPr>
+          <w:sz w:val="28"/>
+          <w:szCs w:val="28"/>
+          <w:lang w:val="uk-UA"/>
+        </w:rPr>
+        <w:t>forget</w:t>
+      </w:r>
+      <w:proofErr w:type="spellEnd"/>
+      <w:r>
+        <w:rPr>
+          <w:sz w:val="28"/>
+          <w:szCs w:val="28"/>
+          <w:lang w:val="uk-UA"/>
+        </w:rPr>
+        <w:t xml:space="preserve">, </w:t>
+      </w:r>
+      <w:proofErr w:type="spellStart"/>
+      <w:r>
+        <w:rPr>
+          <w:sz w:val="28"/>
+          <w:szCs w:val="28"/>
+          <w:lang w:val="uk-UA"/>
+        </w:rPr>
+        <w:t>input</w:t>
+      </w:r>
+      <w:proofErr w:type="spellEnd"/>
+      <w:r>
+        <w:rPr>
+          <w:sz w:val="28"/>
+          <w:szCs w:val="28"/>
+          <w:lang w:val="uk-UA"/>
+        </w:rPr>
+        <w:t xml:space="preserve">, </w:t>
+      </w:r>
+      <w:proofErr w:type="spellStart"/>
+      <w:r>
+        <w:rPr>
+          <w:sz w:val="28"/>
+          <w:szCs w:val="28"/>
+          <w:lang w:val="uk-UA"/>
+        </w:rPr>
+        <w:t>output</w:t>
+      </w:r>
+      <w:proofErr w:type="spellEnd"/>
+      <w:r>
+        <w:rPr>
+          <w:sz w:val="28"/>
+          <w:szCs w:val="28"/>
+          <w:lang w:val="uk-UA"/>
+        </w:rPr>
+        <w:t>) та окремий "стан комірки" (</w:t>
+      </w:r>
+      <w:proofErr w:type="spellStart"/>
       <w:r>
         <w:rPr>
           <w:rStyle w:val="HTMLCode"/>
           <w:rFonts w:eastAsiaTheme="majorEastAsia"/>
-          <w:lang w:val="uk-UA"/>
-        </w:rPr>
-        <w:t>GRU</w:t>
-      </w:r>
-      <w:r>
-        <w:rPr>
-          <w:lang w:val="uk-UA"/>
-        </w:rPr>
-        <w:t xml:space="preserve">, керувати довгостроковими </w:t>
+          <w:sz w:val="28"/>
+          <w:szCs w:val="28"/>
+          <w:lang w:val="uk-UA"/>
+        </w:rPr>
+        <w:t>c_state</w:t>
+      </w:r>
+      <w:proofErr w:type="spellEnd"/>
+      <w:r>
+        <w:rPr>
+          <w:sz w:val="28"/>
+          <w:szCs w:val="28"/>
+          <w:lang w:val="uk-UA"/>
+        </w:rPr>
+        <w:t>) на додачу до прихованого стану (</w:t>
       </w:r>
       <w:proofErr w:type="spellStart"/>
       <w:r>
         <w:rPr>
-          <w:lang w:val="uk-UA"/>
-        </w:rPr>
-        <w:t>залежностями</w:t>
+          <w:rStyle w:val="HTMLCode"/>
+          <w:rFonts w:eastAsiaTheme="majorEastAsia"/>
+          <w:sz w:val="28"/>
+          <w:szCs w:val="28"/>
+          <w:lang w:val="uk-UA"/>
+        </w:rPr>
+        <w:t>h_state</w:t>
       </w:r>
       <w:proofErr w:type="spellEnd"/>
       <w:r>
         <w:rPr>
-          <w:lang w:val="uk-UA"/>
-        </w:rPr>
-        <w:t xml:space="preserve"> та "пам'ятати" або "забувати" інформацію протягом довгих послідовностей.</w:t>
+          <w:sz w:val="28"/>
+          <w:szCs w:val="28"/>
+          <w:lang w:val="uk-UA"/>
+        </w:rPr>
+        <w:t>).</w:t>
       </w:r>
     </w:p>
     <w:p>
@@ -2662,39 +4035,145 @@
         <w:ind w:firstLine="720"/>
         <w:jc w:val="both"/>
         <w:rPr>
-          <w:lang w:val="uk-UA"/>
-        </w:rPr>
-      </w:pPr>
-      <w:r>
-        <w:rPr>
-          <w:lang w:val="uk-UA"/>
-        </w:rPr>
-        <w:t xml:space="preserve">При навчанні протягом 50 епох модель </w:t>
-      </w:r>
+          <w:sz w:val="28"/>
+          <w:szCs w:val="28"/>
+          <w:lang w:val="uk-UA"/>
+        </w:rPr>
+      </w:pPr>
+      <w:r>
+        <w:rPr>
+          <w:sz w:val="28"/>
+          <w:szCs w:val="28"/>
+          <w:lang w:val="uk-UA"/>
+        </w:rPr>
+        <w:t>Ця розділена пам'ять (</w:t>
+      </w:r>
+      <w:proofErr w:type="spellStart"/>
       <w:r>
         <w:rPr>
           <w:rStyle w:val="HTMLCode"/>
           <w:rFonts w:eastAsiaTheme="majorEastAsia"/>
-          <w:lang w:val="uk-UA"/>
-        </w:rPr>
-        <w:t>LSTM</w:t>
-      </w:r>
-      <w:r>
-        <w:rPr>
-          <w:lang w:val="uk-UA"/>
-        </w:rPr>
-        <w:t xml:space="preserve"> показала результати, порівнянні або дещо кращі за </w:t>
+          <w:sz w:val="28"/>
+          <w:szCs w:val="28"/>
+          <w:lang w:val="uk-UA"/>
+        </w:rPr>
+        <w:t>c_state</w:t>
+      </w:r>
+      <w:proofErr w:type="spellEnd"/>
+      <w:r>
+        <w:rPr>
+          <w:sz w:val="28"/>
+          <w:szCs w:val="28"/>
+          <w:lang w:val="uk-UA"/>
+        </w:rPr>
+        <w:t xml:space="preserve">) дозволяє </w:t>
       </w:r>
       <w:r>
         <w:rPr>
           <w:rStyle w:val="HTMLCode"/>
           <w:rFonts w:eastAsiaTheme="majorEastAsia"/>
+          <w:sz w:val="28"/>
+          <w:szCs w:val="28"/>
+          <w:lang w:val="uk-UA"/>
+        </w:rPr>
+        <w:t>LSTM</w:t>
+      </w:r>
+      <w:r>
+        <w:rPr>
+          <w:sz w:val="28"/>
+          <w:szCs w:val="28"/>
+          <w:lang w:val="uk-UA"/>
+        </w:rPr>
+        <w:t xml:space="preserve"> ще ефективніше, ніж </w:t>
+      </w:r>
+      <w:r>
+        <w:rPr>
+          <w:rStyle w:val="HTMLCode"/>
+          <w:rFonts w:eastAsiaTheme="majorEastAsia"/>
+          <w:sz w:val="28"/>
+          <w:szCs w:val="28"/>
           <w:lang w:val="uk-UA"/>
         </w:rPr>
         <w:t>GRU</w:t>
       </w:r>
       <w:r>
         <w:rPr>
+          <w:sz w:val="28"/>
+          <w:szCs w:val="28"/>
+          <w:lang w:val="uk-UA"/>
+        </w:rPr>
+        <w:t xml:space="preserve">, керувати довгостроковими </w:t>
+      </w:r>
+      <w:proofErr w:type="spellStart"/>
+      <w:r>
+        <w:rPr>
+          <w:sz w:val="28"/>
+          <w:szCs w:val="28"/>
+          <w:lang w:val="uk-UA"/>
+        </w:rPr>
+        <w:t>залежностями</w:t>
+      </w:r>
+      <w:proofErr w:type="spellEnd"/>
+      <w:r>
+        <w:rPr>
+          <w:sz w:val="28"/>
+          <w:szCs w:val="28"/>
+          <w:lang w:val="uk-UA"/>
+        </w:rPr>
+        <w:t xml:space="preserve"> та "пам'ятати" або "забувати" інформацію протягом довгих послідовностей.</w:t>
+      </w:r>
+    </w:p>
+    <w:p>
+      <w:pPr>
+        <w:spacing w:line="360" w:lineRule="auto"/>
+        <w:ind w:firstLine="720"/>
+        <w:jc w:val="both"/>
+        <w:rPr>
+          <w:sz w:val="28"/>
+          <w:szCs w:val="28"/>
+          <w:lang w:val="uk-UA"/>
+        </w:rPr>
+      </w:pPr>
+      <w:r>
+        <w:rPr>
+          <w:sz w:val="28"/>
+          <w:szCs w:val="28"/>
+          <w:lang w:val="uk-UA"/>
+        </w:rPr>
+        <w:t xml:space="preserve">При навчанні протягом 50 епох модель </w:t>
+      </w:r>
+      <w:r>
+        <w:rPr>
+          <w:rStyle w:val="HTMLCode"/>
+          <w:rFonts w:eastAsiaTheme="majorEastAsia"/>
+          <w:sz w:val="28"/>
+          <w:szCs w:val="28"/>
+          <w:lang w:val="uk-UA"/>
+        </w:rPr>
+        <w:t>LSTM</w:t>
+      </w:r>
+      <w:r>
+        <w:rPr>
+          <w:sz w:val="28"/>
+          <w:szCs w:val="28"/>
+          <w:lang w:val="uk-UA"/>
+        </w:rPr>
+        <w:t xml:space="preserve"> показала результати, порівнянні або дещо кращі за </w:t>
+      </w:r>
+      <w:r>
+        <w:rPr>
+          <w:rStyle w:val="HTMLCode"/>
+          <w:rFonts w:eastAsiaTheme="majorEastAsia"/>
+          <w:sz w:val="28"/>
+          <w:szCs w:val="28"/>
+          <w:lang w:val="uk-UA"/>
+        </w:rPr>
+        <w:t>GRU</w:t>
+      </w:r>
+      <w:r>
+        <w:rPr>
+          <w:sz w:val="28"/>
+          <w:szCs w:val="28"/>
           <w:lang w:val="uk-UA"/>
         </w:rPr>
         <w:t xml:space="preserve">. Вона вважається найнадійнішою, хоч і </w:t>
@@ -2702,6 +4181,8 @@
       <w:proofErr w:type="spellStart"/>
       <w:r>
         <w:rPr>
+          <w:sz w:val="28"/>
+          <w:szCs w:val="28"/>
           <w:lang w:val="uk-UA"/>
         </w:rPr>
         <w:t>обчислювально</w:t>
@@ -2709,6 +4190,8 @@
       <w:proofErr w:type="spellEnd"/>
       <w:r>
         <w:rPr>
+          <w:sz w:val="28"/>
+          <w:szCs w:val="28"/>
           <w:lang w:val="uk-UA"/>
         </w:rPr>
         <w:t xml:space="preserve"> </w:t>
@@ -2716,6 +4199,8 @@
       <w:proofErr w:type="spellStart"/>
       <w:r>
         <w:rPr>
+          <w:sz w:val="28"/>
+          <w:szCs w:val="28"/>
           <w:lang w:val="uk-UA"/>
         </w:rPr>
         <w:t>найвитратнішою</w:t>
@@ -2723,6 +4208,8 @@
       <w:proofErr w:type="spellEnd"/>
       <w:r>
         <w:rPr>
+          <w:sz w:val="28"/>
+          <w:szCs w:val="28"/>
           <w:lang w:val="uk-UA"/>
         </w:rPr>
         <w:t>, базовою рекурентною архітектурою для задач Seq2seq. Завдання лабораторної роботи було виконано.</w:t>
@@ -3114,6 +4601,268 @@
     </w:lvl>
   </w:abstractNum>
   <w:abstractNum w:abstractNumId="4" w15:restartNumberingAfterBreak="0">
+    <w:nsid w:val="123230F6"/>
+    <w:multiLevelType w:val="multilevel"/>
+    <w:tmpl w:val="3AC889CA"/>
+    <w:lvl w:ilvl="0">
+      <w:start w:val="1"/>
+      <w:numFmt w:val="bullet"/>
+      <w:lvlText w:val=""/>
+      <w:lvlJc w:val="left"/>
+      <w:pPr>
+        <w:tabs>
+          <w:tab w:val="num" w:pos="720"/>
+        </w:tabs>
+        <w:ind w:left="720" w:hanging="360"/>
+      </w:pPr>
+      <w:rPr>
+        <w:rFonts w:ascii="Symbol" w:hAnsi="Symbol" w:hint="default"/>
+        <w:sz w:val="20"/>
+      </w:rPr>
+    </w:lvl>
+    <w:lvl w:ilvl="1" w:tentative="1">
+      <w:start w:val="1"/>
+      <w:numFmt w:val="bullet"/>
+      <w:lvlText w:val="o"/>
+      <w:lvlJc w:val="left"/>
+      <w:pPr>
+        <w:tabs>
+          <w:tab w:val="num" w:pos="1440"/>
+        </w:tabs>
+        <w:ind w:left="1440" w:hanging="360"/>
+      </w:pPr>
+      <w:rPr>
+        <w:rFonts w:ascii="Courier New" w:hAnsi="Courier New" w:hint="default"/>
+        <w:sz w:val="20"/>
+      </w:rPr>
+    </w:lvl>
+    <w:lvl w:ilvl="2" w:tentative="1">
+      <w:start w:val="1"/>
+      <w:numFmt w:val="bullet"/>
+      <w:lvlText w:val=""/>
+      <w:lvlJc w:val="left"/>
+      <w:pPr>
+        <w:tabs>
+          <w:tab w:val="num" w:pos="2160"/>
+        </w:tabs>
+        <w:ind w:left="2160" w:hanging="360"/>
+      </w:pPr>
+      <w:rPr>
+        <w:rFonts w:ascii="Wingdings" w:hAnsi="Wingdings" w:hint="default"/>
+        <w:sz w:val="20"/>
+      </w:rPr>
+    </w:lvl>
+    <w:lvl w:ilvl="3" w:tentative="1">
+      <w:start w:val="1"/>
+      <w:numFmt w:val="bullet"/>
+      <w:lvlText w:val=""/>
+      <w:lvlJc w:val="left"/>
+      <w:pPr>
+        <w:tabs>
+          <w:tab w:val="num" w:pos="2880"/>
+        </w:tabs>
+        <w:ind w:left="2880" w:hanging="360"/>
+      </w:pPr>
+      <w:rPr>
+        <w:rFonts w:ascii="Wingdings" w:hAnsi="Wingdings" w:hint="default"/>
+        <w:sz w:val="20"/>
+      </w:rPr>
+    </w:lvl>
+    <w:lvl w:ilvl="4" w:tentative="1">
+      <w:start w:val="1"/>
+      <w:numFmt w:val="bullet"/>
+      <w:lvlText w:val=""/>
+      <w:lvlJc w:val="left"/>
+      <w:pPr>
+        <w:tabs>
+          <w:tab w:val="num" w:pos="3600"/>
+        </w:tabs>
+        <w:ind w:left="3600" w:hanging="360"/>
+      </w:pPr>
+      <w:rPr>
+        <w:rFonts w:ascii="Wingdings" w:hAnsi="Wingdings" w:hint="default"/>
+        <w:sz w:val="20"/>
+      </w:rPr>
+    </w:lvl>
+    <w:lvl w:ilvl="5" w:tentative="1">
+      <w:start w:val="1"/>
+      <w:numFmt w:val="bullet"/>
+      <w:lvlText w:val=""/>
+      <w:lvlJc w:val="left"/>
+      <w:pPr>
+        <w:tabs>
+          <w:tab w:val="num" w:pos="4320"/>
+        </w:tabs>
+        <w:ind w:left="4320" w:hanging="360"/>
+      </w:pPr>
+      <w:rPr>
+        <w:rFonts w:ascii="Wingdings" w:hAnsi="Wingdings" w:hint="default"/>
+        <w:sz w:val="20"/>
+      </w:rPr>
+    </w:lvl>
+    <w:lvl w:ilvl="6" w:tentative="1">
+      <w:start w:val="1"/>
+      <w:numFmt w:val="bullet"/>
+      <w:lvlText w:val=""/>
+      <w:lvlJc w:val="left"/>
+      <w:pPr>
+        <w:tabs>
+          <w:tab w:val="num" w:pos="5040"/>
+        </w:tabs>
+        <w:ind w:left="5040" w:hanging="360"/>
+      </w:pPr>
+      <w:rPr>
+        <w:rFonts w:ascii="Wingdings" w:hAnsi="Wingdings" w:hint="default"/>
+        <w:sz w:val="20"/>
+      </w:rPr>
+    </w:lvl>
+    <w:lvl w:ilvl="7" w:tentative="1">
+      <w:start w:val="1"/>
+      <w:numFmt w:val="bullet"/>
+      <w:lvlText w:val=""/>
+      <w:lvlJc w:val="left"/>
+      <w:pPr>
+        <w:tabs>
+          <w:tab w:val="num" w:pos="5760"/>
+        </w:tabs>
+        <w:ind w:left="5760" w:hanging="360"/>
+      </w:pPr>
+      <w:rPr>
+        <w:rFonts w:ascii="Wingdings" w:hAnsi="Wingdings" w:hint="default"/>
+        <w:sz w:val="20"/>
+      </w:rPr>
+    </w:lvl>
+    <w:lvl w:ilvl="8" w:tentative="1">
+      <w:start w:val="1"/>
+      <w:numFmt w:val="bullet"/>
+      <w:lvlText w:val=""/>
+      <w:lvlJc w:val="left"/>
+      <w:pPr>
+        <w:tabs>
+          <w:tab w:val="num" w:pos="6480"/>
+        </w:tabs>
+        <w:ind w:left="6480" w:hanging="360"/>
+      </w:pPr>
+      <w:rPr>
+        <w:rFonts w:ascii="Wingdings" w:hAnsi="Wingdings" w:hint="default"/>
+        <w:sz w:val="20"/>
+      </w:rPr>
+    </w:lvl>
+  </w:abstractNum>
+  <w:abstractNum w:abstractNumId="5" w15:restartNumberingAfterBreak="0">
+    <w:nsid w:val="14552A64"/>
+    <w:multiLevelType w:val="multilevel"/>
+    <w:tmpl w:val="0DF4BD3C"/>
+    <w:lvl w:ilvl="0">
+      <w:start w:val="1"/>
+      <w:numFmt w:val="decimal"/>
+      <w:lvlText w:val="%1."/>
+      <w:lvlJc w:val="left"/>
+      <w:pPr>
+        <w:tabs>
+          <w:tab w:val="num" w:pos="720"/>
+        </w:tabs>
+        <w:ind w:left="720" w:hanging="360"/>
+      </w:pPr>
+    </w:lvl>
+    <w:lvl w:ilvl="1" w:tentative="1">
+      <w:start w:val="1"/>
+      <w:numFmt w:val="decimal"/>
+      <w:lvlText w:val="%2."/>
+      <w:lvlJc w:val="left"/>
+      <w:pPr>
+        <w:tabs>
+          <w:tab w:val="num" w:pos="1440"/>
+        </w:tabs>
+        <w:ind w:left="1440" w:hanging="360"/>
+      </w:pPr>
+    </w:lvl>
+    <w:lvl w:ilvl="2" w:tentative="1">
+      <w:start w:val="1"/>
+      <w:numFmt w:val="decimal"/>
+      <w:lvlText w:val="%3."/>
+      <w:lvlJc w:val="left"/>
+      <w:pPr>
+        <w:tabs>
+          <w:tab w:val="num" w:pos="2160"/>
+        </w:tabs>
+        <w:ind w:left="2160" w:hanging="360"/>
+      </w:pPr>
+    </w:lvl>
+    <w:lvl w:ilvl="3" w:tentative="1">
+      <w:start w:val="1"/>
+      <w:numFmt w:val="decimal"/>
+      <w:lvlText w:val="%4."/>
+      <w:lvlJc w:val="left"/>
+      <w:pPr>
+        <w:tabs>
+          <w:tab w:val="num" w:pos="2880"/>
+        </w:tabs>
+        <w:ind w:left="2880" w:hanging="360"/>
+      </w:pPr>
+    </w:lvl>
+    <w:lvl w:ilvl="4" w:tentative="1">
+      <w:start w:val="1"/>
+      <w:numFmt w:val="decimal"/>
+      <w:lvlText w:val="%5."/>
+      <w:lvlJc w:val="left"/>
+      <w:pPr>
+        <w:tabs>
+          <w:tab w:val="num" w:pos="3600"/>
+        </w:tabs>
+        <w:ind w:left="3600" w:hanging="360"/>
+      </w:pPr>
+    </w:lvl>
+    <w:lvl w:ilvl="5" w:tentative="1">
+      <w:start w:val="1"/>
+      <w:numFmt w:val="decimal"/>
+      <w:lvlText w:val="%6."/>
+      <w:lvlJc w:val="left"/>
+      <w:pPr>
+        <w:tabs>
+          <w:tab w:val="num" w:pos="4320"/>
+        </w:tabs>
+        <w:ind w:left="4320" w:hanging="360"/>
+      </w:pPr>
+    </w:lvl>
+    <w:lvl w:ilvl="6" w:tentative="1">
+      <w:start w:val="1"/>
+      <w:numFmt w:val="decimal"/>
+      <w:lvlText w:val="%7."/>
+      <w:lvlJc w:val="left"/>
+      <w:pPr>
+        <w:tabs>
+          <w:tab w:val="num" w:pos="5040"/>
+        </w:tabs>
+        <w:ind w:left="5040" w:hanging="360"/>
+      </w:pPr>
+    </w:lvl>
+    <w:lvl w:ilvl="7" w:tentative="1">
+      <w:start w:val="1"/>
+      <w:numFmt w:val="decimal"/>
+      <w:lvlText w:val="%8."/>
+      <w:lvlJc w:val="left"/>
+      <w:pPr>
+        <w:tabs>
+          <w:tab w:val="num" w:pos="5760"/>
+        </w:tabs>
+        <w:ind w:left="5760" w:hanging="360"/>
+      </w:pPr>
+    </w:lvl>
+    <w:lvl w:ilvl="8" w:tentative="1">
+      <w:start w:val="1"/>
+      <w:numFmt w:val="decimal"/>
+      <w:lvlText w:val="%9."/>
+      <w:lvlJc w:val="left"/>
+      <w:pPr>
+        <w:tabs>
+          <w:tab w:val="num" w:pos="6480"/>
+        </w:tabs>
+        <w:ind w:left="6480" w:hanging="360"/>
+      </w:pPr>
+    </w:lvl>
+  </w:abstractNum>
+  <w:abstractNum w:abstractNumId="6" w15:restartNumberingAfterBreak="0">
     <w:nsid w:val="1AAF5A03"/>
     <w:multiLevelType w:val="hybridMultilevel"/>
     <w:tmpl w:val="4B80C832"/>
@@ -3199,7 +4948,7 @@
       </w:pPr>
     </w:lvl>
   </w:abstractNum>
-  <w:abstractNum w:abstractNumId="5" w15:restartNumberingAfterBreak="0">
+  <w:abstractNum w:abstractNumId="7" w15:restartNumberingAfterBreak="0">
     <w:nsid w:val="1AD1035C"/>
     <w:multiLevelType w:val="multilevel"/>
     <w:tmpl w:val="2CFE8D4C"/>
@@ -3312,7 +5061,7 @@
       </w:pPr>
     </w:lvl>
   </w:abstractNum>
-  <w:abstractNum w:abstractNumId="6" w15:restartNumberingAfterBreak="0">
+  <w:abstractNum w:abstractNumId="8" w15:restartNumberingAfterBreak="0">
     <w:nsid w:val="1D0C10CB"/>
     <w:multiLevelType w:val="hybridMultilevel"/>
     <w:tmpl w:val="56C4F18A"/>
@@ -3418,7 +5167,7 @@
       </w:pPr>
     </w:lvl>
   </w:abstractNum>
-  <w:abstractNum w:abstractNumId="7" w15:restartNumberingAfterBreak="0">
+  <w:abstractNum w:abstractNumId="9" w15:restartNumberingAfterBreak="0">
     <w:nsid w:val="284C19DB"/>
     <w:multiLevelType w:val="hybridMultilevel"/>
     <w:tmpl w:val="52CCE902"/>
@@ -3428,7 +5177,7 @@
       <w:lvlText w:val="%1."/>
       <w:lvlJc w:val="left"/>
       <w:pPr>
-        <w:ind w:left="1080" w:hanging="360"/>
+        <w:ind w:left="720" w:hanging="360"/>
       </w:pPr>
     </w:lvl>
     <w:lvl w:ilvl="1" w:tplc="0419000F">
@@ -3437,7 +5186,7 @@
       <w:lvlText w:val="%2."/>
       <w:lvlJc w:val="left"/>
       <w:pPr>
-        <w:ind w:left="1800" w:hanging="360"/>
+        <w:ind w:left="1440" w:hanging="360"/>
       </w:pPr>
     </w:lvl>
     <w:lvl w:ilvl="2" w:tplc="FFFFFFFF">
@@ -3445,7 +5194,7 @@
       <w:lvlText w:val=""/>
       <w:lvlJc w:val="left"/>
       <w:pPr>
-        <w:ind w:left="2700" w:hanging="360"/>
+        <w:ind w:left="2340" w:hanging="360"/>
       </w:pPr>
       <w:rPr>
         <w:rFonts w:ascii="Symbol" w:eastAsia="Times New Roman" w:hAnsi="Symbol" w:cs="Times New Roman" w:hint="default"/>
@@ -3458,9 +5207,9 @@
       <w:lvlJc w:val="left"/>
       <w:pPr>
         <w:tabs>
-          <w:tab w:val="num" w:pos="3240"/>
-        </w:tabs>
-        <w:ind w:left="3240" w:hanging="360"/>
+          <w:tab w:val="num" w:pos="2880"/>
+        </w:tabs>
+        <w:ind w:left="2880" w:hanging="360"/>
       </w:pPr>
     </w:lvl>
     <w:lvl w:ilvl="4" w:tplc="FFFFFFFF" w:tentative="1">
@@ -3470,9 +5219,9 @@
       <w:lvlJc w:val="left"/>
       <w:pPr>
         <w:tabs>
-          <w:tab w:val="num" w:pos="3960"/>
-        </w:tabs>
-        <w:ind w:left="3960" w:hanging="360"/>
+          <w:tab w:val="num" w:pos="3600"/>
+        </w:tabs>
+        <w:ind w:left="3600" w:hanging="360"/>
       </w:pPr>
     </w:lvl>
     <w:lvl w:ilvl="5" w:tplc="FFFFFFFF" w:tentative="1">
@@ -3482,9 +5231,9 @@
       <w:lvlJc w:val="right"/>
       <w:pPr>
         <w:tabs>
-          <w:tab w:val="num" w:pos="4680"/>
-        </w:tabs>
-        <w:ind w:left="4680" w:hanging="180"/>
+          <w:tab w:val="num" w:pos="4320"/>
+        </w:tabs>
+        <w:ind w:left="4320" w:hanging="180"/>
       </w:pPr>
     </w:lvl>
     <w:lvl w:ilvl="6" w:tplc="FFFFFFFF" w:tentative="1">
@@ -3494,9 +5243,9 @@
       <w:lvlJc w:val="left"/>
       <w:pPr>
         <w:tabs>
-          <w:tab w:val="num" w:pos="5400"/>
-        </w:tabs>
-        <w:ind w:left="5400" w:hanging="360"/>
+          <w:tab w:val="num" w:pos="5040"/>
+        </w:tabs>
+        <w:ind w:left="5040" w:hanging="360"/>
       </w:pPr>
     </w:lvl>
     <w:lvl w:ilvl="7" w:tplc="FFFFFFFF" w:tentative="1">
@@ -3506,9 +5255,9 @@
       <w:lvlJc w:val="left"/>
       <w:pPr>
         <w:tabs>
-          <w:tab w:val="num" w:pos="6120"/>
-        </w:tabs>
-        <w:ind w:left="6120" w:hanging="360"/>
+          <w:tab w:val="num" w:pos="5760"/>
+        </w:tabs>
+        <w:ind w:left="5760" w:hanging="360"/>
       </w:pPr>
     </w:lvl>
     <w:lvl w:ilvl="8" w:tplc="FFFFFFFF" w:tentative="1">
@@ -3518,13 +5267,13 @@
       <w:lvlJc w:val="right"/>
       <w:pPr>
         <w:tabs>
-          <w:tab w:val="num" w:pos="6840"/>
-        </w:tabs>
-        <w:ind w:left="6840" w:hanging="180"/>
+          <w:tab w:val="num" w:pos="6480"/>
+        </w:tabs>
+        <w:ind w:left="6480" w:hanging="180"/>
       </w:pPr>
     </w:lvl>
   </w:abstractNum>
-  <w:abstractNum w:abstractNumId="8" w15:restartNumberingAfterBreak="0">
+  <w:abstractNum w:abstractNumId="10" w15:restartNumberingAfterBreak="0">
     <w:nsid w:val="284D3A82"/>
     <w:multiLevelType w:val="hybridMultilevel"/>
     <w:tmpl w:val="3EE690EC"/>
@@ -3630,7 +5379,7 @@
       </w:pPr>
     </w:lvl>
   </w:abstractNum>
-  <w:abstractNum w:abstractNumId="9" w15:restartNumberingAfterBreak="0">
+  <w:abstractNum w:abstractNumId="11" w15:restartNumberingAfterBreak="0">
     <w:nsid w:val="2B4F2E45"/>
     <w:multiLevelType w:val="hybridMultilevel"/>
     <w:tmpl w:val="C17A0052"/>
@@ -3716,7 +5465,7 @@
       </w:pPr>
     </w:lvl>
   </w:abstractNum>
-  <w:abstractNum w:abstractNumId="10" w15:restartNumberingAfterBreak="0">
+  <w:abstractNum w:abstractNumId="12" w15:restartNumberingAfterBreak="0">
     <w:nsid w:val="353B5C97"/>
     <w:multiLevelType w:val="hybridMultilevel"/>
     <w:tmpl w:val="6A0E36B0"/>
@@ -3805,7 +5554,156 @@
       </w:pPr>
     </w:lvl>
   </w:abstractNum>
-  <w:abstractNum w:abstractNumId="11" w15:restartNumberingAfterBreak="0">
+  <w:abstractNum w:abstractNumId="13" w15:restartNumberingAfterBreak="0">
+    <w:nsid w:val="357C07C8"/>
+    <w:multiLevelType w:val="multilevel"/>
+    <w:tmpl w:val="4D8A3518"/>
+    <w:lvl w:ilvl="0">
+      <w:start w:val="1"/>
+      <w:numFmt w:val="bullet"/>
+      <w:lvlText w:val=""/>
+      <w:lvlJc w:val="left"/>
+      <w:pPr>
+        <w:tabs>
+          <w:tab w:val="num" w:pos="720"/>
+        </w:tabs>
+        <w:ind w:left="720" w:hanging="360"/>
+      </w:pPr>
+      <w:rPr>
+        <w:rFonts w:ascii="Symbol" w:hAnsi="Symbol" w:hint="default"/>
+        <w:sz w:val="20"/>
+      </w:rPr>
+    </w:lvl>
+    <w:lvl w:ilvl="1" w:tentative="1">
+      <w:start w:val="1"/>
+      <w:numFmt w:val="bullet"/>
+      <w:lvlText w:val="o"/>
+      <w:lvlJc w:val="left"/>
+      <w:pPr>
+        <w:tabs>
+          <w:tab w:val="num" w:pos="1440"/>
+        </w:tabs>
+        <w:ind w:left="1440" w:hanging="360"/>
+      </w:pPr>
+      <w:rPr>
+        <w:rFonts w:ascii="Courier New" w:hAnsi="Courier New" w:hint="default"/>
+        <w:sz w:val="20"/>
+      </w:rPr>
+    </w:lvl>
+    <w:lvl w:ilvl="2" w:tentative="1">
+      <w:start w:val="1"/>
+      <w:numFmt w:val="bullet"/>
+      <w:lvlText w:val=""/>
+      <w:lvlJc w:val="left"/>
+      <w:pPr>
+        <w:tabs>
+          <w:tab w:val="num" w:pos="2160"/>
+        </w:tabs>
+        <w:ind w:left="2160" w:hanging="360"/>
+      </w:pPr>
+      <w:rPr>
+        <w:rFonts w:ascii="Wingdings" w:hAnsi="Wingdings" w:hint="default"/>
+        <w:sz w:val="20"/>
+      </w:rPr>
+    </w:lvl>
+    <w:lvl w:ilvl="3" w:tentative="1">
+      <w:start w:val="1"/>
+      <w:numFmt w:val="bullet"/>
+      <w:lvlText w:val=""/>
+      <w:lvlJc w:val="left"/>
+      <w:pPr>
+        <w:tabs>
+          <w:tab w:val="num" w:pos="2880"/>
+        </w:tabs>
+        <w:ind w:left="2880" w:hanging="360"/>
+      </w:pPr>
+      <w:rPr>
+        <w:rFonts w:ascii="Wingdings" w:hAnsi="Wingdings" w:hint="default"/>
+        <w:sz w:val="20"/>
+      </w:rPr>
+    </w:lvl>
+    <w:lvl w:ilvl="4" w:tentative="1">
+      <w:start w:val="1"/>
+      <w:numFmt w:val="bullet"/>
+      <w:lvlText w:val=""/>
+      <w:lvlJc w:val="left"/>
+      <w:pPr>
+        <w:tabs>
+          <w:tab w:val="num" w:pos="3600"/>
+        </w:tabs>
+        <w:ind w:left="3600" w:hanging="360"/>
+      </w:pPr>
+      <w:rPr>
+        <w:rFonts w:ascii="Wingdings" w:hAnsi="Wingdings" w:hint="default"/>
+        <w:sz w:val="20"/>
+      </w:rPr>
+    </w:lvl>
+    <w:lvl w:ilvl="5" w:tentative="1">
+      <w:start w:val="1"/>
+      <w:numFmt w:val="bullet"/>
+      <w:lvlText w:val=""/>
+      <w:lvlJc w:val="left"/>
+      <w:pPr>
+        <w:tabs>
+          <w:tab w:val="num" w:pos="4320"/>
+        </w:tabs>
+        <w:ind w:left="4320" w:hanging="360"/>
+      </w:pPr>
+      <w:rPr>
+        <w:rFonts w:ascii="Wingdings" w:hAnsi="Wingdings" w:hint="default"/>
+        <w:sz w:val="20"/>
+      </w:rPr>
+    </w:lvl>
+    <w:lvl w:ilvl="6" w:tentative="1">
+      <w:start w:val="1"/>
+      <w:numFmt w:val="bullet"/>
+      <w:lvlText w:val=""/>
+      <w:lvlJc w:val="left"/>
+      <w:pPr>
+        <w:tabs>
+          <w:tab w:val="num" w:pos="5040"/>
+        </w:tabs>
+        <w:ind w:left="5040" w:hanging="360"/>
+      </w:pPr>
+      <w:rPr>
+        <w:rFonts w:ascii="Wingdings" w:hAnsi="Wingdings" w:hint="default"/>
+        <w:sz w:val="20"/>
+      </w:rPr>
+    </w:lvl>
+    <w:lvl w:ilvl="7" w:tentative="1">
+      <w:start w:val="1"/>
+      <w:numFmt w:val="bullet"/>
+      <w:lvlText w:val=""/>
+      <w:lvlJc w:val="left"/>
+      <w:pPr>
+        <w:tabs>
+          <w:tab w:val="num" w:pos="5760"/>
+        </w:tabs>
+        <w:ind w:left="5760" w:hanging="360"/>
+      </w:pPr>
+      <w:rPr>
+        <w:rFonts w:ascii="Wingdings" w:hAnsi="Wingdings" w:hint="default"/>
+        <w:sz w:val="20"/>
+      </w:rPr>
+    </w:lvl>
+    <w:lvl w:ilvl="8" w:tentative="1">
+      <w:start w:val="1"/>
+      <w:numFmt w:val="bullet"/>
+      <w:lvlText w:val=""/>
+      <w:lvlJc w:val="left"/>
+      <w:pPr>
+        <w:tabs>
+          <w:tab w:val="num" w:pos="6480"/>
+        </w:tabs>
+        <w:ind w:left="6480" w:hanging="360"/>
+      </w:pPr>
+      <w:rPr>
+        <w:rFonts w:ascii="Wingdings" w:hAnsi="Wingdings" w:hint="default"/>
+        <w:sz w:val="20"/>
+      </w:rPr>
+    </w:lvl>
+  </w:abstractNum>
+  <w:abstractNum w:abstractNumId="14" w15:restartNumberingAfterBreak="0">
     <w:nsid w:val="3E3125C6"/>
     <w:multiLevelType w:val="multilevel"/>
     <w:tmpl w:val="99F029A8"/>
@@ -3918,7 +5816,120 @@
       </w:pPr>
     </w:lvl>
   </w:abstractNum>
-  <w:abstractNum w:abstractNumId="12" w15:restartNumberingAfterBreak="0">
+  <w:abstractNum w:abstractNumId="15" w15:restartNumberingAfterBreak="0">
+    <w:nsid w:val="4DB7334D"/>
+    <w:multiLevelType w:val="multilevel"/>
+    <w:tmpl w:val="92BEF50E"/>
+    <w:lvl w:ilvl="0">
+      <w:start w:val="1"/>
+      <w:numFmt w:val="decimal"/>
+      <w:lvlText w:val="%1."/>
+      <w:lvlJc w:val="left"/>
+      <w:pPr>
+        <w:tabs>
+          <w:tab w:val="num" w:pos="720"/>
+        </w:tabs>
+        <w:ind w:left="720" w:hanging="360"/>
+      </w:pPr>
+    </w:lvl>
+    <w:lvl w:ilvl="1" w:tentative="1">
+      <w:start w:val="1"/>
+      <w:numFmt w:val="decimal"/>
+      <w:lvlText w:val="%2."/>
+      <w:lvlJc w:val="left"/>
+      <w:pPr>
+        <w:tabs>
+          <w:tab w:val="num" w:pos="1440"/>
+        </w:tabs>
+        <w:ind w:left="1440" w:hanging="360"/>
+      </w:pPr>
+    </w:lvl>
+    <w:lvl w:ilvl="2" w:tentative="1">
+      <w:start w:val="1"/>
+      <w:numFmt w:val="decimal"/>
+      <w:lvlText w:val="%3."/>
+      <w:lvlJc w:val="left"/>
+      <w:pPr>
+        <w:tabs>
+          <w:tab w:val="num" w:pos="2160"/>
+        </w:tabs>
+        <w:ind w:left="2160" w:hanging="360"/>
+      </w:pPr>
+    </w:lvl>
+    <w:lvl w:ilvl="3" w:tentative="1">
+      <w:start w:val="1"/>
+      <w:numFmt w:val="decimal"/>
+      <w:lvlText w:val="%4."/>
+      <w:lvlJc w:val="left"/>
+      <w:pPr>
+        <w:tabs>
+          <w:tab w:val="num" w:pos="2880"/>
+        </w:tabs>
+        <w:ind w:left="2880" w:hanging="360"/>
+      </w:pPr>
+    </w:lvl>
+    <w:lvl w:ilvl="4" w:tentative="1">
+      <w:start w:val="1"/>
+      <w:numFmt w:val="decimal"/>
+      <w:lvlText w:val="%5."/>
+      <w:lvlJc w:val="left"/>
+      <w:pPr>
+        <w:tabs>
+          <w:tab w:val="num" w:pos="3600"/>
+        </w:tabs>
+        <w:ind w:left="3600" w:hanging="360"/>
+      </w:pPr>
+    </w:lvl>
+    <w:lvl w:ilvl="5" w:tentative="1">
+      <w:start w:val="1"/>
+      <w:numFmt w:val="decimal"/>
+      <w:lvlText w:val="%6."/>
+      <w:lvlJc w:val="left"/>
+      <w:pPr>
+        <w:tabs>
+          <w:tab w:val="num" w:pos="4320"/>
+        </w:tabs>
+        <w:ind w:left="4320" w:hanging="360"/>
+      </w:pPr>
+    </w:lvl>
+    <w:lvl w:ilvl="6" w:tentative="1">
+      <w:start w:val="1"/>
+      <w:numFmt w:val="decimal"/>
+      <w:lvlText w:val="%7."/>
+      <w:lvlJc w:val="left"/>
+      <w:pPr>
+        <w:tabs>
+          <w:tab w:val="num" w:pos="5040"/>
+        </w:tabs>
+        <w:ind w:left="5040" w:hanging="360"/>
+      </w:pPr>
+    </w:lvl>
+    <w:lvl w:ilvl="7" w:tentative="1">
+      <w:start w:val="1"/>
+      <w:numFmt w:val="decimal"/>
+      <w:lvlText w:val="%8."/>
+      <w:lvlJc w:val="left"/>
+      <w:pPr>
+        <w:tabs>
+          <w:tab w:val="num" w:pos="5760"/>
+        </w:tabs>
+        <w:ind w:left="5760" w:hanging="360"/>
+      </w:pPr>
+    </w:lvl>
+    <w:lvl w:ilvl="8" w:tentative="1">
+      <w:start w:val="1"/>
+      <w:numFmt w:val="decimal"/>
+      <w:lvlText w:val="%9."/>
+      <w:lvlJc w:val="left"/>
+      <w:pPr>
+        <w:tabs>
+          <w:tab w:val="num" w:pos="6480"/>
+        </w:tabs>
+        <w:ind w:left="6480" w:hanging="360"/>
+      </w:pPr>
+    </w:lvl>
+  </w:abstractNum>
+  <w:abstractNum w:abstractNumId="16" w15:restartNumberingAfterBreak="0">
     <w:nsid w:val="57650F01"/>
     <w:multiLevelType w:val="hybridMultilevel"/>
     <w:tmpl w:val="5EE8466E"/>
@@ -4027,7 +6038,156 @@
       </w:pPr>
     </w:lvl>
   </w:abstractNum>
-  <w:abstractNum w:abstractNumId="13" w15:restartNumberingAfterBreak="0">
+  <w:abstractNum w:abstractNumId="17" w15:restartNumberingAfterBreak="0">
+    <w:nsid w:val="59096B56"/>
+    <w:multiLevelType w:val="multilevel"/>
+    <w:tmpl w:val="44B07CF8"/>
+    <w:lvl w:ilvl="0">
+      <w:start w:val="1"/>
+      <w:numFmt w:val="bullet"/>
+      <w:lvlText w:val=""/>
+      <w:lvlJc w:val="left"/>
+      <w:pPr>
+        <w:tabs>
+          <w:tab w:val="num" w:pos="720"/>
+        </w:tabs>
+        <w:ind w:left="720" w:hanging="360"/>
+      </w:pPr>
+      <w:rPr>
+        <w:rFonts w:ascii="Symbol" w:hAnsi="Symbol" w:hint="default"/>
+        <w:sz w:val="20"/>
+      </w:rPr>
+    </w:lvl>
+    <w:lvl w:ilvl="1" w:tentative="1">
+      <w:start w:val="1"/>
+      <w:numFmt w:val="bullet"/>
+      <w:lvlText w:val="o"/>
+      <w:lvlJc w:val="left"/>
+      <w:pPr>
+        <w:tabs>
+          <w:tab w:val="num" w:pos="1440"/>
+        </w:tabs>
+        <w:ind w:left="1440" w:hanging="360"/>
+      </w:pPr>
+      <w:rPr>
+        <w:rFonts w:ascii="Courier New" w:hAnsi="Courier New" w:hint="default"/>
+        <w:sz w:val="20"/>
+      </w:rPr>
+    </w:lvl>
+    <w:lvl w:ilvl="2" w:tentative="1">
+      <w:start w:val="1"/>
+      <w:numFmt w:val="bullet"/>
+      <w:lvlText w:val=""/>
+      <w:lvlJc w:val="left"/>
+      <w:pPr>
+        <w:tabs>
+          <w:tab w:val="num" w:pos="2160"/>
+        </w:tabs>
+        <w:ind w:left="2160" w:hanging="360"/>
+      </w:pPr>
+      <w:rPr>
+        <w:rFonts w:ascii="Wingdings" w:hAnsi="Wingdings" w:hint="default"/>
+        <w:sz w:val="20"/>
+      </w:rPr>
+    </w:lvl>
+    <w:lvl w:ilvl="3" w:tentative="1">
+      <w:start w:val="1"/>
+      <w:numFmt w:val="bullet"/>
+      <w:lvlText w:val=""/>
+      <w:lvlJc w:val="left"/>
+      <w:pPr>
+        <w:tabs>
+          <w:tab w:val="num" w:pos="2880"/>
+        </w:tabs>
+        <w:ind w:left="2880" w:hanging="360"/>
+      </w:pPr>
+      <w:rPr>
+        <w:rFonts w:ascii="Wingdings" w:hAnsi="Wingdings" w:hint="default"/>
+        <w:sz w:val="20"/>
+      </w:rPr>
+    </w:lvl>
+    <w:lvl w:ilvl="4" w:tentative="1">
+      <w:start w:val="1"/>
+      <w:numFmt w:val="bullet"/>
+      <w:lvlText w:val=""/>
+      <w:lvlJc w:val="left"/>
+      <w:pPr>
+        <w:tabs>
+          <w:tab w:val="num" w:pos="3600"/>
+        </w:tabs>
+        <w:ind w:left="3600" w:hanging="360"/>
+      </w:pPr>
+      <w:rPr>
+        <w:rFonts w:ascii="Wingdings" w:hAnsi="Wingdings" w:hint="default"/>
+        <w:sz w:val="20"/>
+      </w:rPr>
+    </w:lvl>
+    <w:lvl w:ilvl="5" w:tentative="1">
+      <w:start w:val="1"/>
+      <w:numFmt w:val="bullet"/>
+      <w:lvlText w:val=""/>
+      <w:lvlJc w:val="left"/>
+      <w:pPr>
+        <w:tabs>
+          <w:tab w:val="num" w:pos="4320"/>
+        </w:tabs>
+        <w:ind w:left="4320" w:hanging="360"/>
+      </w:pPr>
+      <w:rPr>
+        <w:rFonts w:ascii="Wingdings" w:hAnsi="Wingdings" w:hint="default"/>
+        <w:sz w:val="20"/>
+      </w:rPr>
+    </w:lvl>
+    <w:lvl w:ilvl="6" w:tentative="1">
+      <w:start w:val="1"/>
+      <w:numFmt w:val="bullet"/>
+      <w:lvlText w:val=""/>
+      <w:lvlJc w:val="left"/>
+      <w:pPr>
+        <w:tabs>
+          <w:tab w:val="num" w:pos="5040"/>
+        </w:tabs>
+        <w:ind w:left="5040" w:hanging="360"/>
+      </w:pPr>
+      <w:rPr>
+        <w:rFonts w:ascii="Wingdings" w:hAnsi="Wingdings" w:hint="default"/>
+        <w:sz w:val="20"/>
+      </w:rPr>
+    </w:lvl>
+    <w:lvl w:ilvl="7" w:tentative="1">
+      <w:start w:val="1"/>
+      <w:numFmt w:val="bullet"/>
+      <w:lvlText w:val=""/>
+      <w:lvlJc w:val="left"/>
+      <w:pPr>
+        <w:tabs>
+          <w:tab w:val="num" w:pos="5760"/>
+        </w:tabs>
+        <w:ind w:left="5760" w:hanging="360"/>
+      </w:pPr>
+      <w:rPr>
+        <w:rFonts w:ascii="Wingdings" w:hAnsi="Wingdings" w:hint="default"/>
+        <w:sz w:val="20"/>
+      </w:rPr>
+    </w:lvl>
+    <w:lvl w:ilvl="8" w:tentative="1">
+      <w:start w:val="1"/>
+      <w:numFmt w:val="bullet"/>
+      <w:lvlText w:val=""/>
+      <w:lvlJc w:val="left"/>
+      <w:pPr>
+        <w:tabs>
+          <w:tab w:val="num" w:pos="6480"/>
+        </w:tabs>
+        <w:ind w:left="6480" w:hanging="360"/>
+      </w:pPr>
+      <w:rPr>
+        <w:rFonts w:ascii="Wingdings" w:hAnsi="Wingdings" w:hint="default"/>
+        <w:sz w:val="20"/>
+      </w:rPr>
+    </w:lvl>
+  </w:abstractNum>
+  <w:abstractNum w:abstractNumId="18" w15:restartNumberingAfterBreak="0">
     <w:nsid w:val="63DF3DD6"/>
     <w:multiLevelType w:val="hybridMultilevel"/>
     <w:tmpl w:val="BB78944E"/>
@@ -4116,7 +6276,7 @@
       </w:pPr>
     </w:lvl>
   </w:abstractNum>
-  <w:abstractNum w:abstractNumId="14" w15:restartNumberingAfterBreak="0">
+  <w:abstractNum w:abstractNumId="19" w15:restartNumberingAfterBreak="0">
     <w:nsid w:val="6B852497"/>
     <w:multiLevelType w:val="hybridMultilevel"/>
     <w:tmpl w:val="C2D28696"/>
@@ -4202,7 +6362,7 @@
       </w:pPr>
     </w:lvl>
   </w:abstractNum>
-  <w:abstractNum w:abstractNumId="15" w15:restartNumberingAfterBreak="0">
+  <w:abstractNum w:abstractNumId="20" w15:restartNumberingAfterBreak="0">
     <w:nsid w:val="759C30C1"/>
     <w:multiLevelType w:val="hybridMultilevel"/>
     <w:tmpl w:val="B470C012"/>
@@ -4288,7 +6448,7 @@
       </w:pPr>
     </w:lvl>
   </w:abstractNum>
-  <w:abstractNum w:abstractNumId="16" w15:restartNumberingAfterBreak="0">
+  <w:abstractNum w:abstractNumId="21" w15:restartNumberingAfterBreak="0">
     <w:nsid w:val="76AF6A1D"/>
     <w:multiLevelType w:val="hybridMultilevel"/>
     <w:tmpl w:val="8230F946"/>
@@ -4399,40 +6559,40 @@
     </w:lvl>
   </w:abstractNum>
   <w:num w:numId="1" w16cid:durableId="1993362585">
+    <w:abstractNumId w:val="16"/>
+  </w:num>
+  <w:num w:numId="2" w16cid:durableId="1562406540">
     <w:abstractNumId w:val="12"/>
   </w:num>
-  <w:num w:numId="2" w16cid:durableId="1562406540">
-    <w:abstractNumId w:val="10"/>
-  </w:num>
   <w:num w:numId="3" w16cid:durableId="718096523">
-    <w:abstractNumId w:val="16"/>
+    <w:abstractNumId w:val="21"/>
   </w:num>
   <w:num w:numId="4" w16cid:durableId="17048782">
-    <w:abstractNumId w:val="5"/>
+    <w:abstractNumId w:val="7"/>
   </w:num>
   <w:num w:numId="5" w16cid:durableId="1798141542">
     <w:abstractNumId w:val="1"/>
   </w:num>
   <w:num w:numId="6" w16cid:durableId="1150367456">
-    <w:abstractNumId w:val="14"/>
+    <w:abstractNumId w:val="19"/>
   </w:num>
   <w:num w:numId="7" w16cid:durableId="845634757">
     <w:abstractNumId w:val="2"/>
   </w:num>
   <w:num w:numId="8" w16cid:durableId="1245263617">
-    <w:abstractNumId w:val="9"/>
+    <w:abstractNumId w:val="11"/>
   </w:num>
   <w:num w:numId="9" w16cid:durableId="2023239016">
-    <w:abstractNumId w:val="4"/>
+    <w:abstractNumId w:val="6"/>
   </w:num>
   <w:num w:numId="10" w16cid:durableId="151485683">
-    <w:abstractNumId w:val="15"/>
+    <w:abstractNumId w:val="20"/>
   </w:num>
   <w:num w:numId="11" w16cid:durableId="1855027343">
-    <w:abstractNumId w:val="13"/>
+    <w:abstractNumId w:val="18"/>
   </w:num>
   <w:num w:numId="12" w16cid:durableId="775444331">
-    <w:abstractNumId w:val="11"/>
+    <w:abstractNumId w:val="14"/>
   </w:num>
   <w:num w:numId="13" w16cid:durableId="1614097860">
     <w:abstractNumId w:val="3"/>
@@ -4441,13 +6601,28 @@
     <w:abstractNumId w:val="0"/>
   </w:num>
   <w:num w:numId="15" w16cid:durableId="1547643994">
-    <w:abstractNumId w:val="6"/>
+    <w:abstractNumId w:val="8"/>
   </w:num>
   <w:num w:numId="16" w16cid:durableId="1287810656">
-    <w:abstractNumId w:val="8"/>
+    <w:abstractNumId w:val="10"/>
   </w:num>
   <w:num w:numId="17" w16cid:durableId="499735839">
-    <w:abstractNumId w:val="7"/>
+    <w:abstractNumId w:val="9"/>
+  </w:num>
+  <w:num w:numId="18" w16cid:durableId="790634690">
+    <w:abstractNumId w:val="5"/>
+  </w:num>
+  <w:num w:numId="19" w16cid:durableId="1743021314">
+    <w:abstractNumId w:val="17"/>
+  </w:num>
+  <w:num w:numId="20" w16cid:durableId="1790319851">
+    <w:abstractNumId w:val="15"/>
+  </w:num>
+  <w:num w:numId="21" w16cid:durableId="1102410927">
+    <w:abstractNumId w:val="4"/>
+  </w:num>
+  <w:num w:numId="22" w16cid:durableId="491216683">
+    <w:abstractNumId w:val="13"/>
   </w:num>
 </w:numbering>
 </file>
